--- a/docs/Informe_Tesis_v14.docx
+++ b/docs/Informe_Tesis_v14.docx
@@ -10114,11 +10114,7 @@
         <w:ind w:left="-5" w:right="841"/>
       </w:pPr>
       <w:r>
-        <w:t xml:space="preserve">Se realizó, no obstante, un análisis exploratorio parcial para acotar la magnitud de un eventual efecto de práctica residual dentro de la propia corrida cronometrada </w:t>
-      </w:r>
-      <w:r>
-        <w:lastRenderedPageBreak/>
-        <w:t xml:space="preserve">(docs/analisis/compute_practica_residual.py, Anexo B). Dado que los 5 escenarios de calentamiento no se cronometraron (sección 3.4), no es posible compararlos directamente contra los escenarios medidos. En su lugar, se comparó la primera mitad (escenarios 1 a 6) contra la segunda mitad (escenarios 8 a 13) del subconjunto más homogéneo de escenarios medidos —los trece de tipo “Simple 1 producto” (Tabla 3.1)—, donde la complejidad de la tarea se mantiene aproximadamente constante y una tendencia decreciente resultaría atribuible principalmente a la práctica y no a diferencias de dificultad entre escenarios. La diferencia observada fue pequeña en ambas condiciones: 1,50 s en el pretest (32,33 s vs. 30,83 s) y 0,50 s en el postest (22,17 s vs. 21,67 s), frente a una reducción global de 13,70 s entre pretest y postest. La correlación entre la posición del escenario y su TPP no fue significativa en el pretest (Spearman ρ = −0,22; p = 0,47) y alcanzó significación solo con el estadístico no paramétrico en el postest (Spearman ρ = −0,64; p = 0,02; Pearson r = −0,41; p = 0,16), resultado impulsado en buena medida por el escenario 8, ya identificado en la sección 5.2 como el único caso que favoreció al pretest por un contratiempo operativo puntual —un reintento de selección de categoría— y no por dificultad inherente. Este análisis no reemplaza a una comparación directa contra los escenarios de calentamiento, que hubiera requerido cronometrarlos, algo que este trabajo no hizo; pero sí acota la magnitud plausible del efecto de práctica residual dentro de la corrida medida: de existir, es pequeño en comparación con la reducción global observada, y no parece explicar por sí solo la magnitud del efecto atribuido al artefacto. La estimación completa —comparando escenarios de calentamiento cronometrados contra los primeros escenarios medidos— queda como tarea pendiente para una réplica futura del experimento (sección 7.2). </w:t>
+        <w:t xml:space="preserve">Se realizó, no obstante, un análisis exploratorio parcial para acotar el aprendizaje dentro de cada corrida cronometrada (docs/analisis/compute_practica_residual.py, Anexo B). Dado que los 5 escenarios de calentamiento no se cronometraron (sección 3.4), no es posible compararlos directamente contra los escenarios medidos. En su lugar, se comparó la primera mitad (escenarios 1 a 6) contra la segunda (escenarios 8 a 13) del subconjunto más homogéneo de escenarios medidos: los trece de tipo “Simple 1 producto” (Tabla 3.1). En ellos la complejidad de la tarea se mantiene aproximadamente constante, de modo que una tendencia decreciente resultaría atribuible principalmente a la práctica y no a diferencias de dificultad. En la corrida manual no se observó tendencia. La diferencia entre mitades fue de 1,50 s (32,33 s vs. 30,83 s) y la correlación entre la posición del escenario y su TPP no fue significativa (Spearman ρ = −0,22; p = 0,47; Pearson r = −0,14; p = 0,64). En la corrida automatizada, en cambio, sí se observó una tendencia decreciente: la correlación fue significativa con el estadístico no paramétrico (ρ = −0,64; p = 0,02) y no con el paramétrico (r = −0,41; p = 0,16). La diferencia entre mitades fue de 0,50 s (22,17 s vs. 21,67 s). Esa diferencia está atenuada por el escenario 8, el único que favoreció al pretest por un reintento de selección de categoría (sección 5.2). Es un valor alto (32 s), situado en la octava posición y por lo tanto en la segunda mitad: debilita la tendencia en lugar de producirla. Se lo excluyó entonces como variante de sensibilidad, definida a posteriori y aplicada a ambas condiciones. Sin ese escenario, la asociación se refuerza y es significativa con los dos estadísticos (ρ = −0,78; p = 0,003; r = −0,77; p = 0,003). La diferencia entre mitades asciende a 2,57 s (22,17 s vs. 19,60 s), frente a 0,53 s en la corrida manual. En síntesis, dentro de la corrida automatizada se observa una tendencia decreciente compatible con un efecto de práctica intra-corrida. Su magnitud es pequeña frente a la reducción global de 13,70 s (menos de una quinta parte de ella). Dentro de la corrida manual no se observa. Este hallazgo debe distinguirse de la amenaza identificada en la sección 3.9, que es el arrastre entre condiciones: que el postest se beneficie de haber resuelto los mismos veinte escenarios dos días antes. Una tendencia intra-corrida, plana o marcada, no mide ese arrastre. Estimarlo exigiría una comparación directa contra los escenarios de calentamiento, que habría requerido cronometrarlos, algo que este trabajo no hizo. Por eso el arrastre entre condiciones se mantiene como limitación no acotada, y su estimación queda como tarea pendiente para una réplica futura del experimento (sección 7.2). </w:t>
       </w:r>
     </w:p>
     <w:p>
@@ -10332,7 +10328,7 @@
         <w:ind w:left="-5" w:right="841"/>
       </w:pPr>
       <w:r>
-        <w:t xml:space="preserve">Adicionalmente, se identifican como posibles extensiones: la integración con sistemas contables externos; la gestión de múltiples sucursales; la incorporación de módulos de facturación electrónica y de gestión de proveedores (conforme a lo señalado en la sección 1.6); y la evaluación de la escalabilidad del sistema ante un mayor volumen concurrente de pedidos. </w:t>
+        <w:t xml:space="preserve">Adicionalmente, se identifican como posibles extensiones: la integración con sistemas contables externos; la gestión de múltiples sucursales; la incorporación de módulos de facturación electrónica y de gestión de proveedores (conforme a lo señalado en la sección 1.6); y la evaluación de la escalabilidad del sistema ante un mayor volumen concurrente de pedidos. También queda pendiente una réplica del experimento que estime el arrastre entre condiciones (sección 6.2), con escenarios de calentamiento cronometrados y, de ser posible, con contrabalanceo del orden de las condiciones. </w:t>
       </w:r>
     </w:p>
     <w:p>
@@ -11607,7 +11603,7 @@
         <w:ind w:left="-5" w:right="841"/>
       </w:pPr>
       <w:r>
-        <w:t xml:space="preserve">Los estadísticos reportados en la sección 5.1 —medias, desvíos estándar, prueba de Shapiro-Wilk, prueba de Wilcoxon, tamaño del efecto r y el intervalo de confianza bootstrap para la diferencia de medianas de TPP— se calcularon a partir de los datos crudos del Anexo A. Para ello se utilizó la biblioteca SciPy de Python. El script reproducible (docs/analisis/compute_stats.py) y la salida real de su ejecución (docs/analisis/salida_compute_stats.txt) se incluyen en el repositorio de código (Anexo F), de modo que los valores informados pueden recalcularse directamente sobre el Anexo A sin depender de una reconstrucción manual. El esquema de la base de datos (DDL), generado a partir de las seis entidades JPA descriptas en la sección 4.3, se documenta en docs/analisis/schema.sql dentro del mismo repositorio. El análisis exploratorio del efecto de práctica residual discutido en la sección 6.2 se calculó de la misma manera, a partir de los horarios crudos de las hojas Pretest y Postest del Anexo A, con el script docs/analisis/compute_practica_residual.py y su salida real docs/analisis/salida_compute_practica_residual.txt, incluidos también en el repositorio de código (Anexo F). </w:t>
+        <w:t xml:space="preserve">Los estadísticos reportados en la sección 5.1 —medias, desvíos estándar, prueba de Shapiro-Wilk, prueba de Wilcoxon, tamaño del efecto r y el intervalo de confianza bootstrap para la diferencia de medianas de TPP— se calcularon a partir de los datos crudos del Anexo A. Para ello se utilizó la biblioteca SciPy de Python. El script reproducible (docs/analisis/compute_stats.py) y la salida real de su ejecución (docs/analisis/salida_compute_stats.txt) se incluyen en el repositorio de código (Anexo F), de modo que los valores informados pueden recalcularse directamente sobre el Anexo A sin depender de una reconstrucción manual. El esquema de la base de datos (DDL), generado a partir de las seis entidades JPA descriptas en la sección 4.3, se documenta en docs/analisis/schema.sql dentro del mismo repositorio. El análisis exploratorio del efecto de práctica residual discutido en la sección 6.2 se calculó de la misma manera, a partir de los horarios crudos de las hojas Pretest y Postest del Anexo A, con el script docs/analisis/compute_practica_residual.py —que incluye una variante de sensibilidad sin el escenario 8— y su salida real docs/analisis/salida_compute_practica_residual.txt, incluidos también en el repositorio de código (Anexo F). </w:t>
       </w:r>
     </w:p>
     <w:p>

--- a/docs/Informe_Tesis_v14.docx
+++ b/docs/Informe_Tesis_v14.docx
@@ -7167,7 +7167,7 @@
         <w:jc w:val="left"/>
       </w:pPr>
       <w:r>
-        <w:t xml:space="preserve">Nivel de actualización del stock (NAS): proporción de productos auditados cuyo stock físico disponible coincide con el stock registrado en el sistema al cierre de la corrida experimental (pretest o postest). Se obtuvo mediante auditorías de inventario puntuales sobre la totalidad de los 17 productos del catálogo por condición (no una muestra, ver sección 3.9). </w:t>
+        <w:t xml:space="preserve">Nivel de actualización del stock (NAS): proporción de productos auditados cuyo stock registrado —en el sistema, en el postest, o en la planilla del operador, en el pretest— coincide con el stock esperado según el diseño de escenarios al cierre de la corrida experimental (pretest o postest). El stock esperado se calculó como el stock inicial menos el consumo previsto por los escenarios confirmados (Anexo A, hoja Auditoria_Stock). Como el experimento es una simulación, sin mercadería ni un inventario físico independiente del registro, NAS verifica la consistencia interna del registro de stock y no su correspondencia con un inventario físico; esa limitación se discute en la sección 6.1. La auditoría abarcó la totalidad de los 17 productos del catálogo por condición (no una muestra, ver sección 3.9). </w:t>
       </w:r>
     </w:p>
     <w:p>
@@ -7184,7 +7184,7 @@
         <w:ind w:left="-5" w:right="841"/>
       </w:pPr>
       <w:r>
-        <w:t xml:space="preserve">La operacionalización de estas variables se realizó mediante métricas cuantificables obtenidas a partir de registros del sistema, logs de transacciones y auditorías de inventario controladas, documentadas en el Anexo A. </w:t>
+        <w:t xml:space="preserve">La operacionalización de estas variables se realizó mediante métricas cuantificables obtenidas a partir de registros del sistema, logs de transacciones y auditorías de cierre de stock, documentadas en el Anexo A. </w:t>
       </w:r>
     </w:p>
     <w:p>
@@ -7277,7 +7277,7 @@
         <w:ind w:left="676" w:right="841" w:hanging="338"/>
       </w:pPr>
       <w:r>
-        <w:t xml:space="preserve">Auditorías de inventario puntuales para la medición del nivel de actualización del stock. </w:t>
+        <w:t xml:space="preserve">Auditorías de cierre de stock, que comparan el stock registrado con el esperado según el diseño de escenarios, para la medición del nivel de actualización del stock. </w:t>
       </w:r>
     </w:p>
     <w:p>
@@ -8677,7 +8677,7 @@
         <w:ind w:left="-5" w:right="841"/>
       </w:pPr>
       <w:r>
-        <w:t xml:space="preserve">Esta sección presenta los resultados obtenidos tras la ejecución del protocolo experimental descripto en la sección 3.4, una vez finalizadas las condiciones pretest y postest sobre los 20 escenarios de pedido estandarizados por condición. Los datos crudos —horarios de inicio y fin registrados para cada escenario, la ocurrencia de errores de carga y los resultados de las auditorías de inventario— se documentan íntegramente en la planilla incluida como Anexo A. A partir de esos datos se calcularon los estadísticos que se presentan en la Tabla 5.1. </w:t>
+        <w:t xml:space="preserve">Esta sección presenta los resultados obtenidos tras la ejecución del protocolo experimental descripto en la sección 3.4, una vez finalizadas las condiciones pretest y postest sobre los 20 escenarios de pedido estandarizados por condición. Los datos crudos —horarios de inicio y fin registrados para cada escenario, la ocurrencia de errores de carga y los resultados de las auditorías de stock— se documentan íntegramente en la planilla incluida como Anexo A. A partir de esos datos se calcularon los estadísticos que se presentan en la Tabla 5.1. </w:t>
       </w:r>
     </w:p>
     <w:tbl>
@@ -9704,7 +9704,7 @@
         <w:jc w:val="left"/>
       </w:pPr>
       <w:r>
-        <w:t xml:space="preserve">De los 20 escenarios diseñados (sección 3.4), la Tabla 5.1 presenta indicadores calculados sobre denominadores distintos según la variable; esto se explicita a continuación para evitar ambigüedades. TPP se calculó sobre los 20 escenarios completos, ya que en todos los casos —incluidos los tres de stock insuficiente— existe un tiempo de procesamiento medible entre la recepción del pedido y su registro. TED se calculó sobre 17 de los 20 escenarios, excluyendo los tres escenarios de stock insuficiente (IDs 17 a 19 del Anexo A). En ambas condiciones el sistema los resuelve mediante un rechazo correcto por falta de stock, por lo que no constituyen un error de carga de datos ni aportarían variabilidad relevante a esta variable. NAS, por su parte, no se midió sobre los escenarios de pedido sino de forma independiente, mediante una auditoría de inventario sobre la totalidad de los 17 productos del catálogo por condición (sección 3.5). El escenario de carrito vacío (sección 6.2) no forma parte de los 20 escenarios cuantitativos: se excluyó por no tener equivalente en la modalidad manual y se verificó de forma cualitativa, por fuera del análisis estadístico. </w:t>
+        <w:t xml:space="preserve">De los 20 escenarios diseñados (sección 3.4), la Tabla 5.1 presenta indicadores calculados sobre denominadores distintos según la variable; esto se explicita a continuación para evitar ambigüedades. TPP se calculó sobre los 20 escenarios completos, ya que en todos los casos —incluidos los tres de stock insuficiente— existe un tiempo de procesamiento medible entre la recepción del pedido y su registro. TED se calculó sobre 17 de los 20 escenarios, excluyendo los tres escenarios de stock insuficiente (IDs 17 a 19 del Anexo A). En ambas condiciones el sistema los resuelve mediante un rechazo correcto por falta de stock, por lo que no constituyen un error de carga de datos ni aportarían variabilidad relevante a esta variable. NAS, por su parte, no se midió sobre los escenarios de pedido sino de forma independiente, mediante una auditoría de stock sobre la totalidad de los 17 productos del catálogo por condición (sección 3.5). El escenario de carrito vacío (sección 6.2) no forma parte de los 20 escenarios cuantitativos: se excluyó por no tener equivalente en la modalidad manual y se verificó de forma cualitativa, por fuera del análisis estadístico. </w:t>
       </w:r>
     </w:p>
     <w:p>
@@ -9713,11 +9713,7 @@
         <w:ind w:left="-5" w:right="835"/>
       </w:pPr>
       <w:r>
-        <w:t xml:space="preserve">Tabla 5.1. Comparación de resultados entre la condición pretest y postest del experimento controlado (n = 20 escenarios por condición, sección 3.4). El tamaño del efecto de TPP se calculó </w:t>
-      </w:r>
-      <w:r>
-        <w:lastRenderedPageBreak/>
-        <w:t xml:space="preserve">a partir de los mismos datos pareados del Anexo A, mediante el estadístico r = z/√N asociado a la prueba de Wilcoxon (Rosenthal, 1991), interpretado según los umbrales convencionales de Cohen (1988). El denominador N corresponde a las 40 observaciones totales (pretest + postest), no a los 20 pares evaluados. El valor p informado es el valor exacto de la prueba de Wilcoxon (principal); la aproximación normal (z = −3,79) da un valor p = 0,000149, del mismo orden de magnitud. El intervalo de confianza bootstrap percentil corresponde a la mediana de las diferencias pareadas, no a la diferencia de las medianas de cada condición por separado, que es una cifra distinta (32,00 s vs. 21,50 s = 10,50 s). Se calculó con 10.000 remuestreos y semilla fija (random_state = 42) para garantizar la reproducibilidad. La mediana observada de las diferencias pareadas fue de 11,50 s. Para TED se aplicó la prueba exacta de McNemar (p = 1,000), dado que los errores se registraron en escenarios distintos entre condiciones (2 pares discordantes en cada sentido). No corresponde, por eso, un tamaño de efecto convencional para una tabla 2×2 de baja frecuencia. Para NAS no se calculó un contraste formal. Las auditorías cubrieron la totalidad de los 17 productos del catálogo por condición (no una muestra de 5) y coincidieron en el 100% de los casos en ambas condiciones, sin variación que contrastar. No se aplicó corrección por comparaciones múltiples entre las tres variables: cada una responde a una pregunta distinta y solo TPP fue objeto de un contraste de hipótesis formal, por lo que dicha corrección no resulta aplicable en este caso. </w:t>
+        <w:t xml:space="preserve">Tabla 5.1. Comparación de resultados entre la condición pretest y postest del experimento controlado (n = 20 escenarios por condición, sección 3.4). El tamaño del efecto de TPP se calculó a partir de los mismos datos pareados del Anexo A, mediante el estadístico r = z/√N asociado a la prueba de Wilcoxon (Rosenthal, 1991), interpretado según los umbrales convencionales de Cohen (1988). El denominador N corresponde a las 40 observaciones totales (pretest + postest), no a los 20 pares evaluados. El valor p informado es el valor exacto de la prueba de Wilcoxon (principal); la aproximación normal (z = −3,79) da un valor p = 0,000149, del mismo orden de magnitud. El intervalo de confianza bootstrap percentil corresponde a la mediana de las diferencias pareadas, no a la diferencia de las medianas de cada condición por separado, que es una cifra distinta (32,00 s vs. 21,50 s = 10,50 s). Se calculó con 10.000 remuestreos y semilla fija (random_state = 42) para garantizar la reproducibilidad. La mediana observada de las diferencias pareadas fue de 11,50 s. Para TED se aplicó la prueba exacta de McNemar (p = 1,000), dado que los errores se registraron en escenarios distintos entre condiciones (2 pares discordantes en cada sentido). No corresponde, por eso, un tamaño de efecto convencional para una tabla 2×2 de baja frecuencia. Para NAS no se calculó un contraste formal. Las auditorías cubrieron la totalidad de los 17 productos del catálogo por condición (no una muestra de 5) y el stock registrado coincidió con el esperado en el 100% de los casos en ambas condiciones, sin variación que contrastar. No se aplicó corrección por comparaciones múltiples entre las tres variables: cada una responde a una pregunta distinta y solo TPP fue objeto de un contraste de hipótesis formal, por lo que dicha corrección no resulta aplicable en este caso. </w:t>
       </w:r>
     </w:p>
     <w:p>
@@ -9961,7 +9957,7 @@
         <w:ind w:left="-5" w:right="841"/>
       </w:pPr>
       <w:r>
-        <w:t xml:space="preserve">NAS tampoco mostró diferencia entre condiciones: 100% de concordancia entre stock físico y stock registrado tanto en el pretest como en el postest (17 de 17 productos auditados en cada condición). Al igual que TED, NAS se reporta de forma descriptiva, sin un umbral fijado a priori; este resultado se discute en la sección 6.1. </w:t>
+        <w:t xml:space="preserve">NAS tampoco mostró diferencia entre condiciones: 100% de concordancia entre el stock registrado y el esperado según el diseño de escenarios, tanto en el pretest como en el postest (17 de 17 productos auditados en cada condición). Al igual que TED, NAS se reporta de forma descriptiva, sin un umbral fijado a priori; este resultado se discute en la sección 6.1. </w:t>
       </w:r>
     </w:p>
     <w:p>
@@ -10065,11 +10061,7 @@
         <w:ind w:left="-5" w:right="841"/>
       </w:pPr>
       <w:r>
-        <w:t xml:space="preserve">NAS tampoco mostró diferencia entre condiciones (100% en ambas). Corresponde precisar aquí el mecanismo real de actualización de stock del sistema, descripto en la sección 4.3. El descuento no ocurre de forma inmediata y automática al recibirse el pedido, sino cuando el administrador confirma el pedido desde el panel web (PedidoService.cambiarEstado()); en ese </w:t>
-      </w:r>
-      <w:r>
-        <w:lastRenderedPageBreak/>
-        <w:t xml:space="preserve">momento se ejecuta una operación atómica sobre la base de datos. Es decir, en la condición postest la exactitud del stock también depende de una acción del operador: confirmar el pedido en el panel. Esto es análogo a como, en la condición pretest, depende de que el operador transcriba correctamente el descuento a la planilla. La diferencia entre ambas modalidades no es, entonces, manual con intervención humana versus automático sin intervención humana, sino el grado de acoplamiento y atomicidad de esa intervención. En el panel, confirmar el pedido y descontar el stock son una única operación atómica a nivel de base de datos; en la planilla, en cambio, son dos pasos independientes (registrar el pedido y actualizar el stock) que el operador puede omitir o ejecutar de forma inconsistente. Esta distinción teórica no se tradujo, en esta corrida, en una diferencia medible de NAS, porque ambos operadores —los mismos autores del sistema— actuaron con el mismo nivel de cuidado en las dos condiciones. Su eventual ventaja práctica solo podría observarse con operadores reales bajo presión operativa (sección 7.2). Cabe agregar que, durante la re-ejecución del experimento, se identificó y corrigió un defecto real de concurrencia en esa misma operación de confirmación: una confirmación duplicada casi simultánea (por ejemplo, un doble clic) podía descontar el stock dos veces. El defecto se corrigió mediante una transacción atómica condicional a nivel de base de datos (sección 4.4). Aunque no forma parte de las variables medidas, este hallazgo respalda la afirmación anterior sobre la importancia de la atomicidad como mecanismo de integridad del stock, más allá de si el registro es manual o automatizado. </w:t>
+        <w:t xml:space="preserve">NAS tampoco mostró diferencia entre condiciones (100% en ambas). Corresponde precisar aquí el mecanismo real de actualización de stock del sistema, descripto en la sección 4.3. El descuento no ocurre de forma inmediata y automática al recibirse el pedido, sino cuando el administrador confirma el pedido desde el panel web (PedidoService.cambiarEstado()); en ese momento se ejecuta una operación atómica sobre la base de datos. Es decir, en la condición postest la exactitud del stock también depende de una acción del operador: confirmar el pedido en el panel. Esto es análogo a como, en la condición pretest, depende de que el operador transcriba correctamente el descuento a la planilla. La diferencia entre ambas modalidades no es, entonces, manual con intervención humana versus automático sin intervención humana, sino el grado de acoplamiento y atomicidad de esa intervención. En el panel, confirmar el pedido y descontar el stock son una única operación atómica a nivel de base de datos; en la planilla, en cambio, son dos pasos independientes (registrar el pedido y actualizar el stock) que el operador puede omitir o ejecutar de forma inconsistente. Esta distinción teórica no se tradujo, en esta corrida, en una diferencia medible de NAS, y el diseño no podía producirla. El experimento es una simulación, sin mercadería ni un inventario físico independiente del registro: el stock esperado se calculó a partir del diseño de escenarios (sección 3.5). Por eso NAS compara, en el pretest, la aritmética manual del operador con la esperada y, en el postest, el estado de la base con esa misma aritmética. Es una verificación de consistencia interna, y no puede detectar la desactualización que en un comercio real proviene de mercadería que se mueve sin quedar registrada. Ese fenómeno, y la eventual ventaja práctica de la atomicidad, solo podrían observarse en una validación de campo con inventario físico y operadores reales (sección 7.2). Cabe agregar que, durante la re-ejecución del experimento, se identificó y corrigió un defecto real de concurrencia en esa misma operación de confirmación: una confirmación duplicada casi simultánea (por ejemplo, un doble clic) podía descontar el stock dos veces. El defecto se corrigió mediante una transacción atómica condicional a nivel de base de datos (sección 4.4). Aunque no forma parte de las variables medidas, este hallazgo respalda la afirmación anterior sobre la importancia de la atomicidad como mecanismo de integridad del stock, más allá de si el registro es manual o automatizado. </w:t>
       </w:r>
     </w:p>
     <w:p>
@@ -10260,11 +10252,7 @@
         <w:ind w:left="-5" w:right="841"/>
       </w:pPr>
       <w:r>
-        <w:t xml:space="preserve">Respecto de la hipótesis de trabajo, H1 no se confirma en su umbral literal de una reducción de al menos el 50% del TPP: el valor observado fue del 34,9% sobre las medias y del 35,9% sobre la mediana de las diferencias pareadas. La reducción es, no obstante, estadísticamente significativa (p = 9,54×10⁻⁶) y de tamaño de efecto grande (r = 0,60; Cohen, 1988), y se sostiene bajo un instrumento de medición único y consistente entre condiciones (sección 3.5). TED y NAS, reportadas de forma descriptiva y sin hipótesis asociada, no mostraron diferencia entre </w:t>
-      </w:r>
-      <w:r>
-        <w:lastRenderedPageBreak/>
-        <w:t xml:space="preserve">condiciones. Esto se debe a que la condición pretest, operada por los propios autores del sistema, no logró generar una tasa de error ni un nivel de desactualización de stock de base representativos de un operador real. Estos resultados, por lo tanto, no deben interpretarse como evidencia de que la automatización no mejora esos aspectos, sino como una limitación de este diseño experimental. Su contrastación con operadores reales queda planteada como línea de trabajo futuro (sección 7.2). </w:t>
+        <w:t xml:space="preserve">Respecto de la hipótesis de trabajo, H1 no se confirma en su umbral literal de una reducción de al menos el 50% del TPP: el valor observado fue del 34,9% sobre las medias y del 35,9% sobre la mediana de las diferencias pareadas. La reducción es, no obstante, estadísticamente significativa (p = 9,54×10⁻⁶) y de tamaño de efecto grande (r = 0,60; Cohen, 1988), y se sostiene bajo un instrumento de medición único y consistente entre condiciones (sección 3.5). TED y NAS, reportadas de forma descriptiva y sin hipótesis asociada, no mostraron diferencia entre condiciones. Esto se debe a limitaciones del diseño: la condición pretest, operada por los propios autores del sistema, no logró generar una tasa de error de base representativa de un operador real, y el experimento, al no contar con un inventario físico independiente del registro, no podía generar desactualización de stock. Estos resultados, por lo tanto, no deben interpretarse como evidencia de que la automatización no mejora esos aspectos, sino como una limitación de este diseño experimental. Su contrastación con operadores reales queda planteada como línea de trabajo futuro (sección 7.2). </w:t>
       </w:r>
     </w:p>
     <w:p>
@@ -10300,7 +10288,7 @@
         <w:ind w:left="-5" w:right="841"/>
       </w:pPr>
       <w:r>
-        <w:t xml:space="preserve">La principal línea de continuidad identificada es la validación de campo del sistema en un comercio real en operación, tal como se plantea en las secciones 1.6 y 3.9. Esto responde a que el presente trabajo evalúa el artefacto en un entorno controlado y no en condiciones reales de uso. Esa validación de campo es también la vía para contrastar TED y NAS con una tasa de error y un nivel de desactualización de stock de base representativos de un operador real, que el diseño actual no permite generar (secciones 6.1 y 7.1). En segundo lugar, se incorporó una suite de pruebas de integración automatizadas (JUnit y Spring Boot Test) sobre los endpoints críticos del backend: carrito, confirmación de pedido y control de acceso. Esta suite se describe en la sección 4.5 y complementa las verificaciones manuales realizadas durante el desarrollo. En tercer lugar, se habían identificado dos tareas técnicas puntuales pendientes de resolución antes de una eventual implementación real: la corrección de la excepción no controlada que exponía el escenario de carrito vacío, y la incorporación de una validación de cantidad máxima del lado del servidor. Esta última cantidad estaba antes impuesta únicamente por la construcción de los botones en n8n (sección 4.4). Ambas se resolvieron en una iteración posterior a la ejecución del experimento. Para el primer caso, se agregó manejo explícito de la excepción (respuesta HTTP 400 con mensaje descriptivo; commit 1d95abf del repositorio, Anexo F). Para el segundo, una validación de rango (1 a 10 unidades) en el endpoint POST /carrito/{chatId}/item (commit 237ed83 del repositorio, Anexo F). </w:t>
+        <w:t xml:space="preserve">La principal línea de continuidad identificada es la validación de campo del sistema en un comercio real en operación, tal como se plantea en las secciones 1.6 y 3.9. Esto responde a que el presente trabajo evalúa el artefacto en un entorno controlado y no en condiciones reales de uso. Esa validación de campo es también la vía para contrastar TED y NAS con una tasa de error de base representativa de un operador real y con un inventario físico independiente del registro, que el diseño actual no permite generar (secciones 6.1 y 7.1). En segundo lugar, se incorporó una suite de pruebas de integración automatizadas (JUnit y Spring Boot Test) sobre los endpoints críticos del backend: carrito, confirmación de pedido y control de acceso. Esta suite se describe en la sección 4.5 y complementa las verificaciones manuales realizadas durante el desarrollo. En tercer lugar, se habían identificado dos tareas técnicas puntuales pendientes de resolución antes de una eventual implementación real: la corrección de la excepción no controlada que exponía el escenario de carrito vacío, y la incorporación de una validación de cantidad máxima del lado del servidor. Esta última cantidad estaba antes impuesta únicamente por la construcción de los botones en n8n (sección 4.4). Ambas se resolvieron en una iteración posterior a la ejecución del experimento. Para el primer caso, se agregó manejo explícito de la excepción (respuesta HTTP 400 con mensaje descriptivo; commit 1d95abf del repositorio, Anexo F). Para el segundo, una validación de rango (1 a 10 unidades) en el endpoint POST /carrito/{chatId}/item (commit 237ed83 del repositorio, Anexo F). </w:t>
       </w:r>
     </w:p>
     <w:p>
@@ -11533,7 +11521,7 @@
         <w:ind w:left="-5" w:right="841"/>
       </w:pPr>
       <w:r>
-        <w:t xml:space="preserve">Contiene seis hojas. (1) Escenarios: descripción de los 20 escenarios de pedido estandarizados utilizados en ambas condiciones (sección 3.4). (2) Warmup: los 5 escenarios de calentamiento previos a cada condición, excluidos del análisis (sección 3.4). (3) Pretest: horarios de inicio y fin —leídos de la grabación de pantalla, sección 3.5— registrados para cada escenario bajo la modalidad manual, y el registro de errores de carga. (4) Postest: la misma estructura para la modalidad automatizada. (5) Auditoria_Stock: el stock físico esperado y el stock registrado (por el operador o por el sistema) sobre la totalidad de los 17 productos del catálogo, utilizados para calcular NAS. (6) Metadatos_corrida: las fechas, horarios, operadores, versiones de software y archivos de video de cada corrida. Sobre estos datos crudos se calcularon, de forma externa a la planilla, los estadísticos descriptivos e inferenciales presentados en la Tabla 5.1 (Anexo B). </w:t>
+        <w:t xml:space="preserve">Contiene seis hojas. (1) Escenarios: descripción de los 20 escenarios de pedido estandarizados utilizados en ambas condiciones (sección 3.4). (2) Warmup: los 5 escenarios de calentamiento previos a cada condición, excluidos del análisis (sección 3.4). (3) Pretest: horarios de inicio y fin —leídos de la grabación de pantalla, sección 3.5— registrados para cada escenario bajo la modalidad manual, y el registro de errores de carga. (4) Postest: la misma estructura para la modalidad automatizada. (5) Auditoria_Stock: el stock esperado según el diseño de escenarios (columna «Stock fisico esperado», calculado como stock inicial menos consumo previsto) y el stock registrado (por el operador o por el sistema) sobre la totalidad de los 17 productos del catálogo, utilizados para calcular NAS. (6) Metadatos_corrida: las fechas, horarios, operadores, versiones de software y archivos de video de cada corrida. Sobre estos datos crudos se calcularon, de forma externa a la planilla, los estadísticos descriptivos e inferenciales presentados en la Tabla 5.1 (Anexo B). </w:t>
       </w:r>
     </w:p>
     <w:p>

--- a/docs/Informe_Tesis_v14.docx
+++ b/docs/Informe_Tesis_v14.docx
@@ -9713,7 +9713,7 @@
         <w:ind w:left="-5" w:right="835"/>
       </w:pPr>
       <w:r>
-        <w:t xml:space="preserve">Tabla 5.1. Comparación de resultados entre la condición pretest y postest del experimento controlado (n = 20 escenarios por condición, sección 3.4). El tamaño del efecto de TPP se calculó a partir de los mismos datos pareados del Anexo A, mediante el estadístico r = z/√N asociado a la prueba de Wilcoxon (Rosenthal, 1991), interpretado según los umbrales convencionales de Cohen (1988). El denominador N corresponde a las 40 observaciones totales (pretest + postest), no a los 20 pares evaluados. El valor p informado es el valor exacto de la prueba de Wilcoxon (principal); la aproximación normal (z = −3,79) da un valor p = 0,000149, del mismo orden de magnitud. El intervalo de confianza bootstrap percentil corresponde a la mediana de las diferencias pareadas, no a la diferencia de las medianas de cada condición por separado, que es una cifra distinta (32,00 s vs. 21,50 s = 10,50 s). Se calculó con 10.000 remuestreos y semilla fija (random_state = 42) para garantizar la reproducibilidad. La mediana observada de las diferencias pareadas fue de 11,50 s. Para TED se aplicó la prueba exacta de McNemar (p = 1,000), dado que los errores se registraron en escenarios distintos entre condiciones (2 pares discordantes en cada sentido). No corresponde, por eso, un tamaño de efecto convencional para una tabla 2×2 de baja frecuencia. Para NAS no se calculó un contraste formal. Las auditorías cubrieron la totalidad de los 17 productos del catálogo por condición (no una muestra de 5) y el stock registrado coincidió con el esperado en el 100% de los casos en ambas condiciones, sin variación que contrastar. No se aplicó corrección por comparaciones múltiples entre las tres variables: cada una responde a una pregunta distinta y solo TPP fue objeto de un contraste de hipótesis formal, por lo que dicha corrección no resulta aplicable en este caso. </w:t>
+        <w:t xml:space="preserve">Tabla 5.1. Comparación de resultados entre la condición pretest y postest del experimento controlado (n = 20 escenarios por condición, sección 3.4). El tamaño del efecto de TPP se calculó a partir de los mismos datos pareados del Anexo A, mediante el estadístico r = z/√N asociado a la prueba de Wilcoxon (Rosenthal, 1991), interpretado según los umbrales convencionales de Cohen (1988). El denominador N corresponde a las 40 observaciones totales (pretest + postest), no a los 20 pares evaluados. El valor p informado es el valor exacto de la prueba de Wilcoxon (principal); la aproximación normal (z = −3,79) da un valor p = 0,000149, del mismo orden de magnitud. El intervalo de confianza bootstrap percentil corresponde a la mediana de las diferencias pareadas, no a la diferencia de las medianas de cada condición por separado, que es una cifra distinta (32,00 s vs. 21,50 s = 10,50 s). Se calculó con 10.000 remuestreos y semilla fija (random_state = 42) para garantizar la reproducibilidad. La mediana observada de las diferencias pareadas fue de 11,50 s. Para TED se aplicó la prueba exacta de McNemar (p = 1,000), dado que los errores se registraron en escenarios distintos entre condiciones (2 pares discordantes en cada sentido). No corresponde, por eso, un tamaño de efecto convencional para una tabla 2×2 de baja frecuencia. Para NAS no se calculó un contraste formal. La auditoría del postest se obtuvo en una pasada suplementaria, con el sistema ya corregido y sin volcados exportados (sección 6.2). Las auditorías cubrieron la totalidad de los 17 productos del catálogo por condición (no una muestra de 5) y el stock registrado coincidió con el esperado en el 100% de los casos en ambas condiciones, sin variación que contrastar. No se aplicó corrección por comparaciones múltiples entre las tres variables: cada una responde a una pregunta distinta y solo TPP fue objeto de un contraste de hipótesis formal, por lo que dicha corrección no resulta aplicable en este caso. </w:t>
       </w:r>
     </w:p>
     <w:p>
@@ -10130,7 +10130,7 @@
         <w:ind w:left="-5" w:right="841"/>
       </w:pPr>
       <w:r>
-        <w:t xml:space="preserve">En cuarto lugar, las auditorías de inventario (NAS) se realizaron en una única sesión al cierre de cada corrida completa, auditando la totalidad de los 17 productos del catálogo, en lugar de en puntos de control distribuidos a lo largo de la ejecución. Esto es consistente con la definición de NAS de la sección 3.5, pero no permite observar cómo evoluciona la desactualización del stock durante la corrida, solo su estado final. Adicionalmente, la auditoría NAS del postest se realizó en una pasada suplementaria posterior a la corrida cronometrada, y no durante esta última: un reinicio accidental de la base de datos impidió exportar los datos de inventario de la corrida original antes de perderlos. Esa pasada suplementaria fue la que detectó el defecto de concurrencia corregido y descripto en la sección 6.1, por lo que, más allá de esta desviación operativa respecto del protocolo original, se la considera representativa del estado del sistema en la condición postest. </w:t>
+        <w:t xml:space="preserve">En cuarto lugar, las auditorías de stock (NAS) se realizaron en una única sesión al cierre de cada corrida completa, auditando la totalidad de los 17 productos del catálogo, en lugar de en puntos de control distribuidos a lo largo de la ejecución. Esto es consistente con la definición de NAS de la sección 3.5, pero no permite observar cómo evoluciona la desactualización del stock durante la corrida, solo su estado final. En el postest, además, la auditoría no se hizo al cierre de la corrida cronometrada: un reinicio accidental de la base de datos, antes de exportar el estado final, impidió conservar los datos de inventario de esa corrida. La auditoría se realizó entonces en una pasada suplementaria, el 12/09/2026, posterior a la corrida cronometrada, sobre los mismos 20 escenarios y sin video ni cronometraje. Esa pasada detectó la condición de carrera descripta en la sección 6.1, que se corrigió a continuación mediante una transición atómica en la base de datos (consolidada luego en el commit 97ce027, del 13/09/2026). El 100% informado en la Tabla 5.1 se obtuvo con el sistema ya corregido. Por lo tanto, el sistema auditado para NAS no es idéntico al que produjo los tiempos del postest en la operación de confirmación de pedidos. El defecto afectaba al descuento de stock ante confirmaciones duplicadas casi simultáneas, no a la recepción del pedido por el bot. Tampoco se exportaron volcados de stock de esa pasada, por lo que la fila NAS del postest no tiene respaldo exportable, a diferencia del pretest, cuyo registro completo se conserva (ledger y volcados de stock). Ambas circunstancias se declaran como limitaciones de esa fila. </w:t>
       </w:r>
     </w:p>
     <w:p>

--- a/docs/Informe_Tesis_v14.docx
+++ b/docs/Informe_Tesis_v14.docx
@@ -246,7 +246,7 @@
         <w:ind w:left="-5" w:right="841"/>
       </w:pPr>
       <w:r>
-        <w:t xml:space="preserve">Los resultados se obtuvieron sobre 20 escenarios de pedido estandarizados por condición que reproducen las condiciones operativas de un comercio minorista de pequeña escala. Mostraron una reducción del 35,9% en la mediana del tiempo de procesamiento de pedidos (prueba de Wilcoxon, p &lt; 0,0001; tamaño del efecto grande, r = 0,60): un resultado por debajo del umbral del 50% hipotetizado a priori, pero estadísticamente significativo y sustantivamente relevante. La tasa de errores en la carga de datos y el nivel de actualización del stock no mostraron diferencias entre condiciones, resultado que se discute en el Capítulo 6 a la luz de una limitación reconocida del propio diseño experimental. Estos hallazgos ponen de manifiesto el potencial de la automatización como herramienta estratégica para la modernización de procesos comerciales en entornos de pequeña escala, con resultados más contundentes en la reducción de tiempos que en la exactitud de los datos registrados. La validación del sistema en un comercio real en operación queda planteada como línea de trabajo futuro prioritaria. </w:t>
+        <w:t xml:space="preserve">Los resultados se obtuvieron sobre 20 escenarios de pedido estandarizados por condición que reproducen las condiciones operativas de un comercio minorista de pequeña escala. Mostraron una reducción del 34,9% en el tiempo medio de procesamiento de pedidos, con un tamaño del efecto grande (prueba de Wilcoxon, p &lt; 0,0001; r = 0,60). La mediana de las diferencias pareadas fue de 11,50 s, equivalente al 35,9% de la mediana del pretest (IC95% de esa reducción relativa: [25,8%; 44,4%]). El resultado queda por debajo del umbral del 50% hipotetizado a priori, que ese intervalo excluye por completo, pero es estadísticamente significativo y sustantivamente relevante. La tasa de errores en la carga de datos y el nivel de actualización del stock no mostraron diferencias entre condiciones, resultado que se discute en el Capítulo 6 a la luz de una limitación reconocida del propio diseño experimental. Estos hallazgos ponen de manifiesto el potencial de la automatización como herramienta estratégica para la modernización de procesos comerciales en entornos de pequeña escala, con resultados más contundentes en la reducción de tiempos que en la exactitud de los datos registrados. La validación del sistema en un comercio real en operación queda planteada como línea de trabajo futuro prioritaria. </w:t>
       </w:r>
     </w:p>
     <w:p>
@@ -7184,7 +7184,7 @@
         <w:ind w:left="-5" w:right="841"/>
       </w:pPr>
       <w:r>
-        <w:t xml:space="preserve">La operacionalización de estas variables se realizó mediante métricas cuantificables obtenidas a partir de registros del sistema, logs de transacciones y auditorías de cierre de stock, documentadas en el Anexo A. </w:t>
+        <w:t xml:space="preserve">La operacionalización de estas variables se realizó mediante métricas cuantificables obtenidas a partir de una grabación de pantalla con el reloj del sistema visible (TPP), del registro de incidencias por escenario (TED) y de auditorías de cierre de stock (NAS), documentadas en el Anexo A. </w:t>
       </w:r>
     </w:p>
     <w:p>
@@ -7250,7 +7250,7 @@
         <w:ind w:left="676" w:right="841" w:hanging="338"/>
       </w:pPr>
       <w:r>
-        <w:t xml:space="preserve">Registro de logs del sistema, que proveyeron los datos objetivos para la medición del tiempo de procesamiento de pedidos en la condición postest. </w:t>
+        <w:t xml:space="preserve">Grabación de pantalla con el reloj del sistema operativo visible, leído al segundo, como instrumento único de medición del tiempo de procesamiento de pedidos en ambas condiciones (sección 3.5). </w:t>
       </w:r>
     </w:p>
     <w:p>
@@ -7263,8 +7263,7 @@
         <w:ind w:left="676" w:right="841" w:hanging="338"/>
       </w:pPr>
       <w:r>
-        <w:lastRenderedPageBreak/>
-        <w:t xml:space="preserve">Medición cronometrada de tiempos de ejecución en distintos escenarios de prueba, tanto para la condición pretest como para la postest. </w:t>
+        <w:t xml:space="preserve">Lectura, sobre esa grabación, del instante de recepción y del instante de registro confirmado de cada escenario, y anotación de las incidencias de operación que requirieron una corrección, en ambas condiciones. </w:t>
       </w:r>
     </w:p>
     <w:p>
@@ -7556,7 +7555,7 @@
         <w:ind w:left="-5" w:right="841"/>
       </w:pPr>
       <w:r>
-        <w:t xml:space="preserve">La confiabilidad se sustenta en la replicabilidad de las pruebas realizadas: los procedimientos de medición están definidos de manera suficientemente precisa como para que otros investigadores puedan reproducirlos en contextos similares. El conjunto de datos crudos que respalda esta afirmación se documenta en el Anexo A. La utilización de métricas objetivas — tiempos de procesamiento registrados por el sistema, conteos de errores verificados mediante auditoría— reduce la posibilidad de sesgos en la recolección de datos. </w:t>
+        <w:t xml:space="preserve">La confiabilidad se sustenta en la replicabilidad de las pruebas realizadas: los procedimientos de medición están definidos de manera suficientemente precisa como para que otros investigadores puedan reproducirlos en contextos similares. El conjunto de datos crudos que respalda esta afirmación se documenta en el Anexo A. La utilización de métricas objetivas —tiempos de procesamiento leídos de una grabación de pantalla con reloj visible, incidencias de operación registradas escenario por escenario y auditorías de cierre de stock— reduce la posibilidad de sesgos en la recolección de datos. </w:t>
       </w:r>
     </w:p>
     <w:p>
@@ -8364,7 +8363,7 @@
         <w:ind w:left="-5" w:right="841"/>
       </w:pPr>
       <w:r>
-        <w:t xml:space="preserve">Al finalizar la selección, el cliente confirma el pedido mediante un botón dedicado, lo que dispara una llamada POST /carrito/{chatId}/confirmar. El backend valida la disponibilidad de stock al momento de crear el pedido: si el stock es insuficiente, el pedido se registra con estado CANCELADO, pero la API responde igualmente con código HTTP 200. Por ello, el flujo de n8n distingue este caso inspeccionando el campo estado del cuerpo de la respuesta —no el código de estado HTTP— para notificar al cliente que no hay stock suficiente y vaciar su carrito. Si el pedido se procesa correctamente, el flujo envía al cliente una confirmación con el detalle y el total. Posteriormente, cuando un operador del comercio confirma o cancela el pedido desde la interfaz web, el backend notifica ese cambio de estado a un webhook expuesto por n8n, que reenvía el mensaje correspondiente al cliente por Telegram. A diferencia de lo que podría sugerir un diseño basado en texto libre, el sistema actual no incorpora ninguna lógica de interpretación de lenguaje natural: toda la información del pedido proviene de callbacks estructurados generados por los propios botones. Esto reduce la ambigüedad del proceso de toma de pedidos, a costa de restringir al cliente a las opciones predefinidas en el catálogo. El flujo completo de n8n, con la totalidad de sus nodos, se incluye exportado como Anexo C. </w:t>
+        <w:t xml:space="preserve">Al finalizar la selección, el cliente confirma el pedido mediante un botón dedicado, lo que dispara una llamada POST /carrito/{chatId}/confirmar. El backend valida la disponibilidad de stock al momento de crear el pedido: si el stock es insuficiente, el pedido se registra con estado CANCELADO, pero la API responde igualmente con código HTTP 200. Por ello, el flujo de n8n distingue este caso inspeccionando el campo estado del cuerpo de la respuesta —no el código de estado HTTP— para notificar al cliente que no hay stock suficiente y vaciar su carrito. Si el pedido se procesa correctamente, el flujo envía al cliente una confirmación con el detalle y el total. Posteriormente, cuando un operador del comercio confirma o cancela el pedido desde la interfaz web, el backend notifica ese cambio de estado a un webhook expuesto por n8n, que reenvía el mensaje correspondiente al cliente por Telegram. Al confirmar el pedido, el backend descuenta el stock de cada ítem mediante una operación atómica en la base de datos; al cancelarlo, no modifica el stock (Figura 4.4c). A diferencia de lo que podría sugerir un diseño basado en texto libre, el sistema actual no incorpora ninguna lógica de interpretación de lenguaje natural: toda la información del pedido proviene de callbacks estructurados generados por los propios botones. Esto reduce la ambigüedad del proceso de toma de pedidos, a costa de restringir al cliente a las opciones predefinidas en el catálogo. El flujo completo de n8n, con la totalidad de sus nodos, se incluye exportado como Anexo C. </w:t>
       </w:r>
     </w:p>
     <w:p>
@@ -8612,6 +8611,65 @@
     </w:p>
     <w:p>
       <w:pPr>
+        <w:pStyle w:val="Ttulo3"/>
+        <w:ind w:left="-5"/>
+      </w:pPr>
+      <w:bookmarkStart w:id="105" w:name="_4.6_Evolución_del"/>
+      <w:bookmarkStart w:id="106" w:name="sec4_6"/>
+      <w:bookmarkEnd w:id="105"/>
+      <w:r>
+        <w:t>4.6 Evolución del artefacto durante y después del experimento</w:t>
+      </w:r>
+      <w:bookmarkEnd w:id="106"/>
+      <w:r>
+        <w:rPr>
+          <w:color w:val="2E74B5"/>
+        </w:rPr>
+        <w:t xml:space="preserve"> </w:t>
+      </w:r>
+    </w:p>
+    <w:p>
+      <w:pPr>
+        <w:ind w:left="-5" w:right="841"/>
+      </w:pPr>
+      <w:r>
+        <w:t xml:space="preserve">Esta sección reúne las modificaciones que recibió el artefacto en torno al experimento descripto en el Capítulo 5, en orden cronológico y con el commit del repositorio que respalda cada una (Anexo F). Se trata de trabajo ya realizado; lo que queda pendiente se detalla en la sección 7.2. La suite de pruebas automatizadas que protege estos cambios se describe en la sección 4.5. </w:t>
+      </w:r>
+    </w:p>
+    <w:p>
+      <w:pPr>
+        <w:ind w:left="-5" w:right="841"/>
+      </w:pPr>
+      <w:r>
+        <w:t xml:space="preserve">El 11/08/2026, con anterioridad a la corrida del 10 y el 12/09/2026, se resolvieron dos tareas técnicas puntuales: la corrección de la excepción no controlada que exponía el escenario de carrito vacío, y la incorporación de una validación de cantidad máxima del lado del servidor. Esta última cantidad estaba antes impuesta únicamente por la construcción de los botones en n8n (sección 4.4). Para el primer caso, se agregó manejo explícito de la excepción (respuesta HTTP 400 con mensaje descriptivo; commit 1d95abf del repositorio, Anexo F). Para el segundo, una validación de rango (1 a 10 unidades) en el endpoint POST /carrito/{chatId}/item (commit 237ed83 del repositorio, Anexo F). </w:t>
+      </w:r>
+    </w:p>
+    <w:p>
+      <w:pPr>
+        <w:ind w:left="-5" w:right="841"/>
+      </w:pPr>
+      <w:r>
+        <w:t xml:space="preserve">Durante la re-ejecución del experimento y en la revisión de código posterior se identificaron dos observaciones sobre el flujo de carrito y confirmación de pedidos, que se investigaron y resolvieron. La primera era una condición de carrera en la confirmación de pedidos: la comprobación en memoria del estado antes de descontar stock permitía que dos confirmaciones casi simultáneas del mismo pedido (por ejemplo, un doble clic) leyeran ambas el estado no confirmado antes de que la primera terminara de escribir, descontando el stock dos veces. Se corrigió reemplazando esa comprobación por una transición atómica a nivel de base de datos: una sentencia UPDATE condicionada a que el estado no sea ya CONFIRMADO, el mismo patrón ya usado para el descuento de stock. La corrección se validó con diez confirmaciones simultáneas reales sobre el mismo pedido y con el test de regresión confirmarEstadoDosVecesNoDescuentaStockDosVeces (sección 4.5; commit 97ce027 del repositorio, Anexo F). La segunda cuestionaba si la cantidad acumulada de un mismo producto al agregarlo dos veces al carrito debía limitarse al máximo de 10 unidades por interacción impuesto por el menú de botones de Telegram (sección 4.4). Se determinó que ese límite es exclusivo de la interfaz de botones y no una regla de negocio, por lo que la cantidad acumulada puede superar las 10 unidades sin inconveniente, siempre que la disponibilidad se valide contra el stock real al confirmar el pedido. Este comportamiento ya lo implementaba correctamente el sistema, y quedó cubierto con dos tests de regresión adicionales (sección 4.5). </w:t>
+      </w:r>
+    </w:p>
+    <w:p>
+      <w:pPr>
+        <w:ind w:left="-5" w:right="841"/>
+      </w:pPr>
+      <w:r>
+        <w:t xml:space="preserve">También se identificó, como riesgo de seguridad, que la configuración de desarrollo versionaba credenciales sensibles: un usuario de MySQL sin contraseña y valores por defecto para el secreto de firma JWT y la clave compartida de la integración con n8n. Estos valores permitían levantar el sistema sin definir ningún secreto real. Se separó la configuración en un perfil "dev" —activo por defecto, sin cambios en el flujo de trabajo local ni en la suite de pruebas— con esos valores de conveniencia. El archivo de configuración base, en cambio, no tiene valores por defecto para las credenciales de base de datos, el secreto JWT y la clave de n8n: cualquier otro perfil de despliegue debe definirlas por variable de entorno, o el arranque falla con un error explícito (commit 97ce027 del repositorio, Anexo F). Se agregó también la posibilidad de marcar la cookie de sesión JWT como Secure (solo HTTPS) mediante una variable de entorno, deshabilitada por defecto para no romper el desarrollo local sobre HTTP. Se agregó, por último, un perfil “prod” (application-prod.properties) que sobreescribe spring.jpa.hibernate.ddl-auto de “update”, conveniente mientras el modelo de datos todavía cambiaba en desarrollo, a “validate”: en un despliegue real, Hibernate compara el esquema existente contra las entidades y falla el arranque si no coinciden, en lugar de crear o alterar tablas automáticamente (commit 4c57af8 del repositorio, Anexo F). </w:t>
+      </w:r>
+    </w:p>
+    <w:p>
+      <w:pPr>
+        <w:ind w:left="-5" w:right="841"/>
+      </w:pPr>
+      <w:r>
+        <w:t xml:space="preserve">Además, se migraron los tipos de datos que el modelo declaraba como Double (precio, subtotal y total), String (fecha y hora del pedido) y long (teléfono). Precio, subtotal y total pasaron a BigDecimal (DECIMAL(10,2) en la base de datos), la fecha y hora del pedido a LocalDateTime (DATETIME) y el teléfono a String (VARCHAR), tanto en las entidades JPA como en el esquema documentado (docs/analisis/schema.sql). La consulta del historial de pedidos, que filtraba por fecha comparando cadenas, se reescribió como un rango de día [00:00, 24:00) y quedó cubierta por un test propio (sección 4.5; commit 95af526 del repositorio, Anexo F). Las Figuras 4.2 y 4.3 reflejan estos tipos. </w:t>
+      </w:r>
+    </w:p>
+    <w:p>
+      <w:pPr>
         <w:spacing w:after="0" w:line="259" w:lineRule="auto"/>
         <w:ind w:left="0" w:right="0" w:firstLine="0"/>
         <w:jc w:val="left"/>
@@ -9713,7 +9771,7 @@
         <w:ind w:left="-5" w:right="835"/>
       </w:pPr>
       <w:r>
-        <w:t xml:space="preserve">Tabla 5.1. Comparación de resultados entre la condición pretest y postest del experimento controlado (n = 20 escenarios por condición, sección 3.4). El tamaño del efecto de TPP se calculó a partir de los mismos datos pareados del Anexo A, mediante el estadístico r = z/√N asociado a la prueba de Wilcoxon (Rosenthal, 1991), interpretado según los umbrales convencionales de Cohen (1988). El denominador N corresponde a las 40 observaciones totales (pretest + postest), no a los 20 pares evaluados. El valor p informado es el valor exacto de la prueba de Wilcoxon (principal); la aproximación normal (z = −3,79) da un valor p = 0,000149, del mismo orden de magnitud. El intervalo de confianza bootstrap percentil corresponde a la mediana de las diferencias pareadas, no a la diferencia de las medianas de cada condición por separado, que es una cifra distinta (32,00 s vs. 21,50 s = 10,50 s). Se calculó con 10.000 remuestreos y semilla fija (random_state = 42) para garantizar la reproducibilidad. La mediana observada de las diferencias pareadas fue de 11,50 s. Para TED se aplicó la prueba exacta de McNemar (p = 1,000), dado que los errores se registraron en escenarios distintos entre condiciones (2 pares discordantes en cada sentido). No corresponde, por eso, un tamaño de efecto convencional para una tabla 2×2 de baja frecuencia. Para NAS no se calculó un contraste formal. La auditoría del postest se obtuvo en una pasada suplementaria, con el sistema ya corregido y sin volcados exportados (sección 6.2). Las auditorías cubrieron la totalidad de los 17 productos del catálogo por condición (no una muestra de 5) y el stock registrado coincidió con el esperado en el 100% de los casos en ambas condiciones, sin variación que contrastar. No se aplicó corrección por comparaciones múltiples entre las tres variables: cada una responde a una pregunta distinta y solo TPP fue objeto de un contraste de hipótesis formal, por lo que dicha corrección no resulta aplicable en este caso. </w:t>
+        <w:t xml:space="preserve">Tabla 5.1. Comparación de resultados entre la condición pretest y postest del experimento controlado (n = 20 escenarios por condición, sección 3.4). El tamaño del efecto de TPP se calculó a partir de los mismos datos pareados del Anexo A, mediante el estadístico r = z/√N asociado a la prueba de Wilcoxon (Rosenthal, 1991), interpretado según los umbrales convencionales de Cohen (1988). El denominador N corresponde a las 40 observaciones totales (pretest + postest), no a los 20 pares evaluados. El valor p informado es el valor exacto de la prueba de Wilcoxon (principal); la aproximación normal (z = −3,79) da un valor p = 0,000149, del mismo orden de magnitud. El intervalo de confianza bootstrap percentil corresponde a la mediana de las diferencias pareadas, no a la diferencia de las medianas de cada condición por separado, que es una cifra distinta (32,00 s vs. 21,50 s = 10,50 s). Se calculó con 10.000 remuestreos y semilla fija (random_state = 42) para garantizar la reproducibilidad. La mediana observada de las diferencias pareadas fue de 11,50 s. Su cociente sobre la mediana del pretest (35,9%) y la reducción de las medianas de cada condición (32,8%) se informan con su intervalo de confianza en la sección 5.2. Para TED se aplicó la prueba exacta de McNemar (p = 1,000), dado que los errores se registraron en escenarios distintos entre condiciones (2 pares discordantes en cada sentido). No corresponde, por eso, un tamaño de efecto convencional para una tabla 2×2 de baja frecuencia. Para NAS no se calculó un contraste formal. La auditoría del postest se obtuvo en una pasada suplementaria, con el sistema ya corregido y sin volcados exportados (sección 6.2). Las auditorías cubrieron la totalidad de los 17 productos del catálogo por condición (no una muestra de 5) y el stock registrado coincidió con el esperado en el 100% de los casos en ambas condiciones, sin variación que contrastar. No se aplicó corrección por comparaciones múltiples entre las tres variables: cada una responde a una pregunta distinta y solo TPP fue objeto de un contraste de hipótesis formal, por lo que dicha corrección no resulta aplicable en este caso. </w:t>
       </w:r>
     </w:p>
     <w:p>
@@ -9941,7 +9999,7 @@
         <w:ind w:left="-5" w:right="841"/>
       </w:pPr>
       <w:r>
-        <w:t xml:space="preserve">De las tres variables definidas en la sección 3.5, TPP mostró la mejora más marcada y estadísticamente más sólida. El tiempo promedio de procesamiento de pedidos cayó de 39,30 s (DE = 19,51; mediana = 32,00 s) en la condición pretest a 25,60 s (DE = 10,52; mediana = 21,50 s) en la postest: una reducción del 34,9% sobre las medias (35,9% sobre la mediana de las diferencias pareadas), por debajo del umbral del 50% fijado en H1. Diecinueve de los veinte escenarios mostraron mejora en el postest; uno (el escenario 8, en el que un reintento de selección de categoría alargó el postest) favoreció al pretest. La prueba de Shapiro-Wilk sobre las diferencias pareadas rechazó el supuesto de normalidad (W = 0,892; p = 0,029), por lo que, conforme a lo previsto en la sección 3.4, el contraste se realizó con la prueba no paramétrica de Wilcoxon en lugar de la prueba t de Student. El resultado exacto (p = 9,54×10⁻⁶) confirma que la diferencia es estadísticamente significativa. El tamaño del efecto correspondiente (r = 0,60, con N = 40 observaciones totales, Rosenthal, 1991) se ubica igualmente en el rango convencionalmente considerado grande (Cohen, 1988). El intervalo de confianza bootstrap al 95% para la mediana de las diferencias pareadas ([8; 16] segundos), además, no incluye el cero, lo cual refuerza la robustez del hallazgo más allá del valor p, aun cuando la magnitud observada no alcance el umbral del 50% hipotetizado a priori. </w:t>
+        <w:t xml:space="preserve">De las tres variables definidas en la sección 3.5, TPP mostró la mejora más marcada y estadísticamente más sólida. El tiempo promedio de procesamiento de pedidos cayó de 39,30 s (DE = 19,51; mediana = 32,00 s) en la condición pretest a 25,60 s (DE = 10,52; mediana = 21,50 s) en la postest: una reducción del 34,9% sobre las medias, por debajo del umbral del 50% fijado en H1. La mediana de las diferencias pareadas fue de 11,50 s, equivalente al 35,9% de la mediana del pretest; el intervalo de confianza bootstrap al 95% de esa reducción relativa, [25,8%; 44,4%], excluye el umbral del 50%, de modo que el rechazo del umbral de H1 no descansa solo en la cifra puntual. La reducción de las medianas de cada condición, de 32,00 s a 21,50 s, es del 32,8% (IC95% [24,1%; 40,8%]). Diecinueve de los veinte escenarios mostraron mejora en el postest; uno (el escenario 8, en el que un reintento de selección de categoría alargó el postest) favoreció al pretest. La prueba de Shapiro-Wilk sobre las diferencias pareadas rechazó el supuesto de normalidad (W = 0,892; p = 0,029), por lo que, conforme a lo previsto en la sección 3.4, el contraste se realizó con la prueba no paramétrica de Wilcoxon en lugar de la prueba t de Student. El resultado exacto (p = 9,54×10⁻⁶) confirma que la diferencia es estadísticamente significativa. El tamaño del efecto correspondiente (r = 0,60, con N = 40 observaciones totales, Rosenthal, 1991) se ubica igualmente en el rango convencionalmente considerado grande (Cohen, 1988). El intervalo de confianza bootstrap al 95% para la mediana de las diferencias pareadas ([8; 16] segundos), además, no incluye el cero, lo cual refuerza la robustez del hallazgo más allá del valor p, aun cuando la magnitud observada no alcance el umbral del 50% hipotetizado a priori. </w:t>
       </w:r>
     </w:p>
     <w:p>
@@ -10044,7 +10102,7 @@
         <w:ind w:left="-5" w:right="841"/>
       </w:pPr>
       <w:r>
-        <w:t xml:space="preserve">La reducción observada en TPP (34,9% sobre medias; 35,9% sobre la mediana de las diferencias pareadas) es menor que el orden de magnitud que Davenport y Kirby (2016) atribuyen a la automatización de tareas administrativas estructuradas. Tampoco alcanza el umbral del 50% adoptado en la sección 3.1 para H1. No obstante, la mejora es consistente en dirección con el argumento de Moeuf et al. (2020) y de Sufi (2023) sobre el potencial de impacto de las soluciones de bajo costo y fácil integración —incluidas las plataformas low-code/no-code como n8n— en PyMEs. El sistema desarrollado no requirió infraestructura compleja y, aun así, produjo una reducción de tiempo estadísticamente significativa y de tamaño de efecto grande (r = 0,60; Cohen, 1988). Cabe señalar que el diseño adoptado carece de grupo de comparación no equivalente y se ubica, en sentido estricto, en la categoría de diseños preexperimentales (sección 3.4). Por eso, parte de esta reducción podría explicarse por fuentes de variación no controladas, en particular el efecto de práctica derivado de resolver los mismos veinte escenarios en ambas condiciones (secciones 3.9 y 6.2). La incorporación de escenarios de calentamiento (sección 3.4) mitigó parcialmente esta amenaza, sin eliminarla. Un caso concreto ilustra esta cautela: el escenario 8, el único que favoreció al pretest, correspondió a un contratiempo operativo puntual en el postest (un reintento de selección de categoría). Esto indica que el resultado agregado no está artificialmente libre de ruido en ninguna de las dos direcciones. Por ello, la reducción observada se interpreta como una estimación realista, obtenida bajo un instrumento de medición único y consistente entre condiciones (sección 3.5), y no como una cota superior optimista construida sobre datos no verificables. </w:t>
+        <w:t xml:space="preserve">La reducción observada en TPP (34,9% sobre las medias; 35,9% para la mediana de las diferencias pareadas respecto de la mediana del pretest, IC95% [25,8%; 44,4%]) es menor que el orden de magnitud que Davenport y Kirby (2016) atribuyen a la automatización de tareas administrativas estructuradas. Tampoco alcanza el umbral del 50% adoptado en la sección 3.1 para H1, y el intervalo de confianza de esa reducción excluye dicho umbral. No obstante, la mejora es consistente en dirección con el argumento de Moeuf et al. (2020) y de Sufi (2023) sobre el potencial de impacto de las soluciones de bajo costo y fácil integración —incluidas las plataformas low-code/no-code como n8n— en PyMEs. El sistema desarrollado no requirió infraestructura compleja y, aun así, produjo una reducción de tiempo estadísticamente significativa y de tamaño de efecto grande (r = 0,60; Cohen, 1988). Cabe señalar que el diseño adoptado carece de grupo de comparación no equivalente y se ubica, en sentido estricto, en la categoría de diseños preexperimentales (sección 3.4). Por eso, parte de esta reducción podría explicarse por fuentes de variación no controladas, en particular el efecto de práctica derivado de resolver los mismos veinte escenarios en ambas condiciones (secciones 3.9 y 6.2). La incorporación de escenarios de calentamiento (sección 3.4) mitigó parcialmente esta amenaza, sin eliminarla. Un caso concreto ilustra esta cautela: el escenario 8, el único que favoreció al pretest, correspondió a un contratiempo operativo puntual en el postest (un reintento de selección de categoría). Esto indica que el resultado agregado no está artificialmente libre de ruido en ninguna de las dos direcciones. Por ello, la reducción observada se interpreta como una estimación realista, obtenida bajo un instrumento de medición único y consistente entre condiciones (sección 3.5), y no como una cota superior optimista construida sobre datos no verificables. </w:t>
       </w:r>
     </w:p>
     <w:p>
@@ -10061,7 +10119,7 @@
         <w:ind w:left="-5" w:right="841"/>
       </w:pPr>
       <w:r>
-        <w:t xml:space="preserve">NAS tampoco mostró diferencia entre condiciones (100% en ambas). Corresponde precisar aquí el mecanismo real de actualización de stock del sistema, descripto en la sección 4.3. El descuento no ocurre de forma inmediata y automática al recibirse el pedido, sino cuando el administrador confirma el pedido desde el panel web (PedidoService.cambiarEstado()); en ese momento se ejecuta una operación atómica sobre la base de datos. Es decir, en la condición postest la exactitud del stock también depende de una acción del operador: confirmar el pedido en el panel. Esto es análogo a como, en la condición pretest, depende de que el operador transcriba correctamente el descuento a la planilla. La diferencia entre ambas modalidades no es, entonces, manual con intervención humana versus automático sin intervención humana, sino el grado de acoplamiento y atomicidad de esa intervención. En el panel, confirmar el pedido y descontar el stock son una única operación atómica a nivel de base de datos; en la planilla, en cambio, son dos pasos independientes (registrar el pedido y actualizar el stock) que el operador puede omitir o ejecutar de forma inconsistente. Esta distinción teórica no se tradujo, en esta corrida, en una diferencia medible de NAS, y el diseño no podía producirla. El experimento es una simulación, sin mercadería ni un inventario físico independiente del registro: el stock esperado se calculó a partir del diseño de escenarios (sección 3.5). Por eso NAS compara, en el pretest, la aritmética manual del operador con la esperada y, en el postest, el estado de la base con esa misma aritmética. Es una verificación de consistencia interna, y no puede detectar la desactualización que en un comercio real proviene de mercadería que se mueve sin quedar registrada. Ese fenómeno, y la eventual ventaja práctica de la atomicidad, solo podrían observarse en una validación de campo con inventario físico y operadores reales (sección 7.2). Cabe agregar que, durante la re-ejecución del experimento, se identificó y corrigió un defecto real de concurrencia en esa misma operación de confirmación: una confirmación duplicada casi simultánea (por ejemplo, un doble clic) podía descontar el stock dos veces. El defecto se corrigió mediante una transacción atómica condicional a nivel de base de datos (sección 4.4). Aunque no forma parte de las variables medidas, este hallazgo respalda la afirmación anterior sobre la importancia de la atomicidad como mecanismo de integridad del stock, más allá de si el registro es manual o automatizado. </w:t>
+        <w:t xml:space="preserve">NAS tampoco mostró diferencia entre condiciones (100% en ambas). Corresponde precisar aquí el mecanismo real de actualización de stock del sistema, descripto en la sección 4.4. El descuento no ocurre de forma inmediata y automática al recibirse el pedido, sino cuando el administrador confirma el pedido desde el panel web (PedidoService.cambiarEstado()); en ese momento se ejecuta una operación atómica sobre la base de datos. Es decir, en la condición postest la exactitud del stock también depende de una acción del operador: confirmar el pedido en el panel. Esto es análogo a como, en la condición pretest, depende de que el operador transcriba correctamente el descuento a la planilla. La diferencia entre ambas modalidades no es, entonces, manual con intervención humana versus automático sin intervención humana, sino el grado de acoplamiento y atomicidad de esa intervención. En el panel, confirmar el pedido y descontar el stock son una única operación atómica a nivel de base de datos; en la planilla, en cambio, son dos pasos independientes (registrar el pedido y actualizar el stock) que el operador puede omitir o ejecutar de forma inconsistente. Esta distinción teórica no se tradujo, en esta corrida, en una diferencia medible de NAS, y el diseño no podía producirla. El experimento es una simulación, sin mercadería ni un inventario físico independiente del registro: el stock esperado se calculó a partir del diseño de escenarios (sección 3.5). Por eso NAS compara, en el pretest, la aritmética manual del operador con la esperada y, en el postest, el estado de la base con esa misma aritmética. Es una verificación de consistencia interna, y no puede detectar la desactualización que en un comercio real proviene de mercadería que se mueve sin quedar registrada. Ese fenómeno, y la eventual ventaja práctica de la atomicidad, solo podrían observarse en una validación de campo con inventario físico y operadores reales (sección 7.2). Cabe agregar que, durante la re-ejecución del experimento, se identificó y corrigió un defecto real de concurrencia en esa misma operación de confirmación: una confirmación duplicada casi simultánea (por ejemplo, un doble clic) podía descontar el stock dos veces. El defecto se corrigió mediante una transacción atómica condicional a nivel de base de datos (sección 4.6). Aunque no forma parte de las variables medidas, este hallazgo respalda la afirmación anterior sobre la importancia de la atomicidad como mecanismo de integridad del stock, más allá de si el registro es manual o automatizado. </w:t>
       </w:r>
     </w:p>
     <w:p>
@@ -10138,8 +10196,7 @@
         <w:ind w:left="-5" w:right="841"/>
       </w:pPr>
       <w:r>
-        <w:lastRenderedPageBreak/>
-        <w:t xml:space="preserve">Por último, el escenario de carrito vacío (Anexo A) se excluyó del análisis cuantitativo por no tener un equivalente válido en la modalidad manual. Su verificación exploratoria confirmó que exponía una excepción no controlada en el backend, corregida en una iteración posterior a la ejecución del experimento (sección 7.2). </w:t>
+        <w:t xml:space="preserve">Por último, el escenario de carrito vacío (Anexo A) se excluyó del análisis cuantitativo por no tener un equivalente válido en la modalidad manual. Su verificación exploratoria confirmó que exponía una excepción no controlada en el backend, corregida en el commit 1d95abf del 11/08/2026 (sección 4.6). </w:t>
       </w:r>
     </w:p>
     <w:p>
@@ -10252,7 +10309,7 @@
         <w:ind w:left="-5" w:right="841"/>
       </w:pPr>
       <w:r>
-        <w:t xml:space="preserve">Respecto de la hipótesis de trabajo, H1 no se confirma en su umbral literal de una reducción de al menos el 50% del TPP: el valor observado fue del 34,9% sobre las medias y del 35,9% sobre la mediana de las diferencias pareadas. La reducción es, no obstante, estadísticamente significativa (p = 9,54×10⁻⁶) y de tamaño de efecto grande (r = 0,60; Cohen, 1988), y se sostiene bajo un instrumento de medición único y consistente entre condiciones (sección 3.5). TED y NAS, reportadas de forma descriptiva y sin hipótesis asociada, no mostraron diferencia entre condiciones. Esto se debe a limitaciones del diseño: la condición pretest, operada por los propios autores del sistema, no logró generar una tasa de error de base representativa de un operador real, y el experimento, al no contar con un inventario físico independiente del registro, no podía generar desactualización de stock. Estos resultados, por lo tanto, no deben interpretarse como evidencia de que la automatización no mejora esos aspectos, sino como una limitación de este diseño experimental. Su contrastación con operadores reales queda planteada como línea de trabajo futuro (sección 7.2). </w:t>
+        <w:t xml:space="preserve">Respecto de la hipótesis de trabajo, H1 no se confirma en su umbral literal de una reducción de al menos el 50% del TPP: el valor observado fue del 34,9% sobre las medias y del 35,9% para la mediana de las diferencias pareadas respecto de la mediana del pretest (IC95% [25,8%; 44,4%], que excluye el umbral). La reducción es, no obstante, estadísticamente significativa (p = 9,54×10⁻⁶) y de tamaño de efecto grande (r = 0,60; Cohen, 1988), y se sostiene bajo un instrumento de medición único y consistente entre condiciones (sección 3.5). TED y NAS, reportadas de forma descriptiva y sin hipótesis asociada, no mostraron diferencia entre condiciones. Esto se debe a limitaciones del diseño: la condición pretest, operada por los propios autores del sistema, no logró generar una tasa de error de base representativa de un operador real, y el experimento, al no contar con un inventario físico independiente del registro, no podía generar desactualización de stock. Estos resultados, por lo tanto, no deben interpretarse como evidencia de que la automatización no mejora esos aspectos, sino como una limitación de este diseño experimental. Su contrastación con operadores reales queda planteada como línea de trabajo futuro (sección 7.2). </w:t>
       </w:r>
     </w:p>
     <w:p>
@@ -10288,27 +10345,7 @@
         <w:ind w:left="-5" w:right="841"/>
       </w:pPr>
       <w:r>
-        <w:t xml:space="preserve">La principal línea de continuidad identificada es la validación de campo del sistema en un comercio real en operación, tal como se plantea en las secciones 1.6 y 3.9. Esto responde a que el presente trabajo evalúa el artefacto en un entorno controlado y no en condiciones reales de uso. Esa validación de campo es también la vía para contrastar TED y NAS con una tasa de error de base representativa de un operador real y con un inventario físico independiente del registro, que el diseño actual no permite generar (secciones 6.1 y 7.1). En segundo lugar, se incorporó una suite de pruebas de integración automatizadas (JUnit y Spring Boot Test) sobre los endpoints críticos del backend: carrito, confirmación de pedido y control de acceso. Esta suite se describe en la sección 4.5 y complementa las verificaciones manuales realizadas durante el desarrollo. En tercer lugar, se habían identificado dos tareas técnicas puntuales pendientes de resolución antes de una eventual implementación real: la corrección de la excepción no controlada que exponía el escenario de carrito vacío, y la incorporación de una validación de cantidad máxima del lado del servidor. Esta última cantidad estaba antes impuesta únicamente por la construcción de los botones en n8n (sección 4.4). Ambas se resolvieron en una iteración posterior a la ejecución del experimento. Para el primer caso, se agregó manejo explícito de la excepción (respuesta HTTP 400 con mensaje descriptivo; commit 1d95abf del repositorio, Anexo F). Para el segundo, una validación de rango (1 a 10 unidades) en el endpoint POST /carrito/{chatId}/item (commit 237ed83 del repositorio, Anexo F). </w:t>
-      </w:r>
-    </w:p>
-    <w:p>
-      <w:pPr>
-        <w:ind w:left="-5" w:right="841"/>
-      </w:pPr>
-      <w:r>
-        <w:t xml:space="preserve">En una revisión posterior del código, se identificaron dos observaciones adicionales sobre este mismo flujo, que se investigaron y resolvieron en la misma sesión. La primera era una condición de carrera en la confirmación de pedidos: la comprobación en memoria del estado antes de descontar stock permitía que dos confirmaciones casi simultáneas del mismo pedido (por ejemplo, un doble clic) leyeran ambas el estado no confirmado antes de que la primera terminara de escribir, descontando el stock dos veces. Se corrigió reemplazando esa comprobación por una transición atómica a nivel de base de datos: una sentencia UPDATE </w:t>
-      </w:r>
-      <w:r>
-        <w:lastRenderedPageBreak/>
-        <w:t>condicionada a que el estado no sea ya CONFIRMADO, el mismo patrón ya usado para el descuento de stock. La corrección se validó con diez confirmaciones simultáneas reales sobre el mismo pedido y con el test de regresión confirmarEstadoDosVecesNoDescuentaStockDosVeces (sección 4.5). La segunda cuestionaba si la cantidad acumulada de un mismo producto al agregarlo dos veces al carrito debía limitarse al máximo de 10 unidades por interacción impuesto por el menú de botones de Telegram (sección 4.4). Se determinó que ese límite es exclusivo de la interfaz de botones y no una regla de negocio, por lo que la cantidad acumulada puede superar las 10 unidades sin inconveniente, siempre que la disponibilidad se valide contra el stock real al confirmar el pedido. Este comportamiento ya lo implementaba correctamente el sistema, y quedó cubierto con dos tests de regresión adicionales (sección 4.5).</w:t>
-      </w:r>
-    </w:p>
-    <w:p>
-      <w:pPr>
-        <w:ind w:left="-5" w:right="841"/>
-      </w:pPr>
-      <w:r>
-        <w:t>También se identificó, como riesgo de seguridad, que la configuración de desarrollo versionaba credenciales sensibles: un usuario de MySQL sin contraseña y valores por defecto para el secreto de firma JWT y la clave compartida de la integración con n8n. Estos valores permitían levantar el sistema sin definir ningún secreto real. Se separó la configuración en un perfil "dev" —activo por defecto, sin cambios en el flujo de trabajo local ni en la suite de pruebas— con esos valores de conveniencia. El archivo de configuración base, en cambio, no tiene valores por defecto para las credenciales de base de datos, el secreto JWT y la clave de n8n: cualquier otro perfil de despliegue debe definirlas por variable de entorno, o el arranque falla con un error explícito. Se agregó además la posibilidad de marcar la cookie de sesión JWT como Secure (solo HTTPS) mediante una variable de entorno, deshabilitada por defecto para no romper el desarrollo local sobre HTTP. Se agregó además un perfil “prod” (application-prod.properties) que sobreescribe spring.jpa.hibernate.ddl-auto de “update”, conveniente mientras el modelo de datos todavía cambiaba en desarrollo, a “validate”: en un despliegue real, Hibernate compara el esquema existente contra las entidades y falla el arranque si no coinciden, en lugar de crear o alterar tablas automáticamente.</w:t>
+        <w:t xml:space="preserve">Esta sección reúne únicamente lo que queda pendiente; las mejoras técnicas ya realizadas sobre el artefacto se describen en la sección 4.6. La principal línea de continuidad identificada es la validación de campo del sistema en un comercio real en operación, tal como se plantea en las secciones 1.6 y 3.9. Esto responde a que el presente trabajo evalúa el artefacto en un entorno controlado y no en condiciones reales de uso. Esa validación de campo es también la vía para contrastar TED y NAS con una tasa de error de base representativa de un operador real y con un inventario físico independiente del registro, que el diseño actual no permite generar (secciones 6.1 y 7.1). </w:t>
       </w:r>
     </w:p>
     <w:p>
@@ -11591,7 +11628,7 @@
         <w:ind w:left="-5" w:right="841"/>
       </w:pPr>
       <w:r>
-        <w:t xml:space="preserve">Los estadísticos reportados en la sección 5.1 —medias, desvíos estándar, prueba de Shapiro-Wilk, prueba de Wilcoxon, tamaño del efecto r y el intervalo de confianza bootstrap para la diferencia de medianas de TPP— se calcularon a partir de los datos crudos del Anexo A. Para ello se utilizó la biblioteca SciPy de Python. El script reproducible (docs/analisis/compute_stats.py) y la salida real de su ejecución (docs/analisis/salida_compute_stats.txt) se incluyen en el repositorio de código (Anexo F), de modo que los valores informados pueden recalcularse directamente sobre el Anexo A sin depender de una reconstrucción manual. El esquema de la base de datos (DDL), generado a partir de las seis entidades JPA descriptas en la sección 4.3, se documenta en docs/analisis/schema.sql dentro del mismo repositorio. El análisis exploratorio del efecto de práctica residual discutido en la sección 6.2 se calculó de la misma manera, a partir de los horarios crudos de las hojas Pretest y Postest del Anexo A, con el script docs/analisis/compute_practica_residual.py —que incluye una variante de sensibilidad sin el escenario 8— y su salida real docs/analisis/salida_compute_practica_residual.txt, incluidos también en el repositorio de código (Anexo F). </w:t>
+        <w:t xml:space="preserve">Los estadísticos reportados en la sección 5.1 —medias, desvíos estándar, prueba de Shapiro-Wilk, prueba de Wilcoxon, tamaño del efecto r y el intervalo de confianza bootstrap para la mediana de las diferencias pareadas de TPP, junto con el de la reducción relativa (sección 5.2)— se calcularon a partir de los datos crudos del Anexo A. Para ello se utilizó la biblioteca SciPy de Python. El script reproducible (docs/analisis/compute_stats.py) y la salida real de su ejecución (docs/analisis/salida_compute_stats.txt) se incluyen en el repositorio de código (Anexo F), de modo que los valores informados pueden recalcularse directamente sobre el Anexo A sin depender de una reconstrucción manual. El esquema de la base de datos (DDL), generado a partir de las seis entidades JPA descriptas en la sección 4.3, se documenta en docs/analisis/schema.sql dentro del mismo repositorio. El análisis exploratorio del efecto de práctica residual discutido en la sección 6.2 se calculó de la misma manera, a partir de los horarios crudos de las hojas Pretest y Postest del Anexo A, con el script docs/analisis/compute_practica_residual.py —que incluye una variante de sensibilidad sin el escenario 8— y su salida real docs/analisis/salida_compute_practica_residual.txt, incluidos también en el repositorio de código (Anexo F). </w:t>
       </w:r>
     </w:p>
     <w:p>

--- a/docs/Informe_Tesis_v14.docx
+++ b/docs/Informe_Tesis_v14.docx
@@ -2694,20 +2694,7 @@
         <w:ind w:left="-5" w:right="841"/>
       </w:pPr>
       <w:r>
-        <w:t xml:space="preserve">Hipótesis de trabajo: H1: la implementación de un sistema integrado de gestión de stock basado en arquitectura API REST, con automatización de pedidos mediante n8n y Telegram, reducirá el tiempo promedio de procesamiento de pedidos en al menos un 50%, en comparación con la modalidad manual simulada. Esta reducción se mide en un entorno de prueba controlado que reproduce las condiciones operativas típicas de un comercio minorista de pequeña escala. El umbral adoptado se fundamenta en los órdenes de magnitud de mejora reportados para la </w:t>
-      </w:r>
-      <w:r>
-        <w:lastRenderedPageBreak/>
-        <w:t xml:space="preserve">automatización de procesos administrativos estructurados (Davenport y Kirby, 2016) y en los beneficios de eficiencia identificados para la adopción de tecnología en PyMEs (Moeuf et al., 2020). Esto no implica una derivación estadística directa de dichos antecedentes: se trata de un umbral de referencia que los autores adoptaron para volver la hipótesis falsable, no de una cifra reportada literalmente por esas fuentes. La tasa de errores en la carga de datos (TED) y el nivel de actualización del stock (NAS) se miden también (sección 3.5) como indicadores descriptivos secundarios del desempeño del sistema, sin un umbral de mejora fijado a priori. Como se explica en la sección 3.4, el diseño experimental —ejecutado por los propios autores del sistema en ambas condiciones— no permite generar una línea de base de errores representativa de un operador real, por lo que una hipótesis formal sobre TED no sería falsable con este diseño. Su contrastación con operadores reales queda planteada como trabajo futuro (sección 7.2). </w:t>
-      </w:r>
-    </w:p>
-    <w:p>
-      <w:pPr>
-        <w:spacing w:after="338"/>
-        <w:ind w:left="-5" w:right="841"/>
-      </w:pPr>
-      <w:r>
-        <w:t xml:space="preserve">Como se explica más arriba, la tasa de errores en la carga de datos y el nivel de actualización del stock se reportan en este trabajo como indicadores descriptivos, sin una hipótesis formal asociada. El diseño experimental adoptado, en el que los propios autores del sistema operan ambas condiciones (sección 3.4), no permite generar una tasa de error ni un nivel de desactualización de stock de base representativos de la operación real de un comercio. Esta limitación se retoma a la luz de los resultados obtenidos en la sección 6.1 y se traslada como pregunta abierta para la validación de campo (sección 7.2). </w:t>
+        <w:t xml:space="preserve">Hipótesis de trabajo: H1: la implementación de un sistema integrado de gestión de stock basado en arquitectura API REST, con automatización de pedidos mediante n8n y Telegram, reducirá el tiempo promedio de procesamiento de pedidos en al menos un 50%, en comparación con la modalidad manual simulada. Esta reducción se mide en un entorno de prueba controlado que reproduce las condiciones operativas típicas de un comercio minorista de pequeña escala. El umbral adoptado se fundamenta en los órdenes de magnitud de mejora reportados para la automatización de procesos administrativos estructurados (Davenport y Kirby, 2016) y en los beneficios de eficiencia identificados para la adopción de tecnología en PyMEs (Moeuf et al., 2020). Esto no implica una derivación estadística directa de dichos antecedentes: se trata de un umbral de referencia que los autores adoptaron para volver la hipótesis falsable, no de una cifra reportada literalmente por esas fuentes. La tasa de errores en la carga de datos (TED) y el nivel de actualización del stock (NAS) se miden también (sección 3.5) como indicadores descriptivos secundarios del desempeño del sistema, sin un umbral de mejora fijado a priori. Como se explica en la sección 3.4, el diseño experimental —ejecutado por los propios autores del sistema en ambas condiciones— no permite generar una línea de base de errores representativa de un operador real, por lo que una hipótesis formal sobre TED no sería falsable con este diseño. Esta limitación se discute en la sección 6.1 y su contrastación con operadores reales queda planteada como trabajo futuro (sección 7.2). </w:t>
       </w:r>
     </w:p>
     <w:p>
@@ -3321,11 +3308,7 @@
         <w:ind w:left="-5" w:right="841"/>
       </w:pPr>
       <w:r>
-        <w:t xml:space="preserve">La implementación del frontend como aplicación de página única (Single-Page Application, SPA) tiene implicaciones directas sobre el diseño de la API REST del sistema. A diferencia de las aplicaciones web tradicionales de renderizado en servidor, una SPA delega toda la lógica de presentación al cliente y se comunica con el backend exclusivamente mediante llamadas HTTP asíncronas. Esto implica que la API debe exponer respuestas en formato JSON autocontenidas, </w:t>
-      </w:r>
-      <w:r>
-        <w:lastRenderedPageBreak/>
-        <w:t xml:space="preserve">manejar correctamente los encabezados CORS (Cross-Origin Resource Sharing) para permitir las solicitudes entre dominios, y diseñar sus endpoints de manera que cada respuesta incluya la información suficiente para que el cliente construya la vista sin requerir llamadas adicionales encadenadas. Este patrón de interacción se inscribe en la arquitectura Modelo-VistaControlador (MVC): el backend actúa como capa de Modelo y Controlador, gestionando la lógica de negocio y el acceso a datos, mientras que el frontend SPA asume el rol de Vista desacoplada (Fowler, 2002). La comprensión de esta separación de responsabilidades es relevante para evaluar las decisiones de diseño de la API descritas en la sección 4.2. </w:t>
+        <w:t xml:space="preserve">La implementación del frontend como aplicación de página única (Single-Page Application, SPA) tiene implicaciones directas sobre el diseño de la API REST del sistema. A diferencia de las aplicaciones web tradicionales de renderizado en servidor, una SPA delega toda la lógica de presentación al cliente y se comunica con el backend exclusivamente mediante llamadas HTTP asíncronas. Esto implica que la API debe exponer respuestas en formato JSON autocontenidas, configurar los encabezados CORS (Cross-Origin Resource Sharing) cuando el frontend se sirve desde un dominio distinto del de la API (en este trabajo lo sirve el propio backend, por lo que el origen es el mismo), y diseñar sus endpoints de manera que cada respuesta incluya la información suficiente para que el cliente construya la vista sin requerir llamadas adicionales encadenadas. Este patrón de interacción se inscribe, en términos generales, en la arquitectura Modelo-Vista-Controlador (MVC), descripta junto con la separación en capas por Fowler (2002): el backend actúa como capa de Modelo y Controlador, gestionando la lógica de negocio y el acceso a datos, mientras que el frontend SPA asume el rol de Vista desacoplada. La comprensión de esta separación de responsabilidades es relevante para evaluar las decisiones de diseño de la API descritas en la sección 4.2. </w:t>
       </w:r>
     </w:p>
     <w:p>
@@ -3408,7 +3391,7 @@
         <w:ind w:left="-5" w:right="841"/>
       </w:pPr>
       <w:r>
-        <w:t xml:space="preserve">Las plataformas de mensajería instantánea han evolucionado hasta convertirse en canales estratégicos de interacción comercial. Su adopción masiva por parte de los consumidores es un indicio de ello: Telegram superó los 900 millones de usuarios activos mensuales en marzo de 2024, cifra reportada por la compañía y difundida por medios especializados (Mehta, 2024). Esto convierte a estas plataformas en puntos de contacto naturales para la recepción de pedidos en comercios de pequeña escala. </w:t>
+        <w:t xml:space="preserve">Las plataformas de mensajería instantánea han evolucionado hasta convertirse en canales estratégicos de interacción comercial. Su adopción masiva por parte de los consumidores es un indicio de ello: Telegram alcanzó los 950 millones de usuarios activos mensuales en julio de 2024, cifra reportada por la compañía y difundida por medios especializados (Mehta, 2024). Esto convierte a estas plataformas en puntos de contacto naturales para la recepción de pedidos en comercios de pequeña escala. </w:t>
       </w:r>
     </w:p>
     <w:p>
@@ -7139,7 +7122,7 @@
         <w:jc w:val="left"/>
       </w:pPr>
       <w:r>
-        <w:t xml:space="preserve">Tiempo de procesamiento de pedidos (TPP): intervalo, expresado en segundos, entre la recepción del pedido por el canal correspondiente y su registro confirmado en el sistema. Se midió con un instrumento único en ambas condiciones: una grabación de pantalla con el reloj del sistema operativo visible (con segundos). Sobre esa grabación se identificó, para cada escenario, el instante de recepción del pedido y el instante en que quedó registrado y confirmado, leyendo el reloj al segundo en los dos casos. El pretest se ejecutó el 10/09/2026 y el postest el 12/09/2026, con un intervalo de aproximadamente un día y 23 horas entre el cierre de uno y el inicio del otro (sección 3.9). Antes de cada condición se resolvieron 5 escenarios de calentamiento no cronometrados, excluidos del análisis (sección 3.4). </w:t>
+        <w:t xml:space="preserve">Tiempo de procesamiento de pedidos (TPP): intervalo, expresado en segundos, entre la recepción del pedido por el canal correspondiente y su registro confirmado en el sistema. Se midió con un instrumento único en ambas condiciones: una grabación de pantalla con el reloj del sistema operativo visible (con segundos). Sobre esa grabación se identificó, para cada escenario, el instante de recepción del pedido y el instante en que quedó registrado y confirmado, leyendo el reloj al segundo en los dos casos. El pretest se ejecutó el 10/09/2026 y el postest el 12/09/2026, con un intervalo de aproximadamente un día y 23 horas entre el cierre de uno y el inicio del otro (sección 3.9). Los horarios del pretest se habían cargado originalmente en formato a. m. por un valor por defecto del editor de planillas; como la corrida fue nocturna, lo que confirma la hora de guardado del video, se sumaron 12 horas a los dos extremos de cada intervalo, lo que no altera las diferencias que definen TPP. Antes de cada condición se resolvieron 5 escenarios de calentamiento no cronometrados, excluidos del análisis (sección 3.4). </w:t>
       </w:r>
     </w:p>
     <w:p>
@@ -7153,7 +7136,7 @@
         <w:jc w:val="left"/>
       </w:pPr>
       <w:r>
-        <w:t xml:space="preserve">Tasa de errores en la carga de datos (TED): porcentaje de transacciones que requirieron corrección posterior por inconsistencias o datos incorrectos, calculado como la razón entre transacciones con error y el total de transacciones registradas en el período de medición. Se excluyen del cálculo de TED los rechazos por falta de stock: en esos casos el pedido capturó los datos correctamente y el sistema respondió según lo esperado. Por eso no constituyen un error de carga, sino una restricción de negocio correctamente aplicada. Estos rechazos se registran y describen por separado en la sección 5.1, pero no inciden sobre TED. </w:t>
+        <w:t xml:space="preserve">Tasa de errores en la carga de datos (TED): porcentaje de transacciones en las que se registró una incidencia de operación, es decir, un error que obligó a rehacer un paso del registro dentro de la misma transacción, calculado como la razón entre transacciones con incidencia y el total de transacciones registradas en el período de medición. Ninguna de las incidencias registradas requirió una corrección posterior a la transacción. La naturaleza del error difiere entre condiciones: en el pretest es un error de registro en la planilla; en el postest, como la interacción es íntegramente por botones y no se escribe texto libre, es un error de selección del operador. Por eso TED no compara exactamente la misma magnitud en ambas condiciones y se reporta solo de forma descriptiva. Se excluyen del cálculo de TED los rechazos por falta de stock: en esos casos el pedido capturó los datos correctamente y el sistema respondió según lo esperado. Por eso no constituyen un error de carga, sino una restricción de negocio correctamente aplicada. Estos rechazos se registran y describen por separado en la sección 5.1, pero no inciden sobre TED. </w:t>
       </w:r>
     </w:p>
     <w:p>
@@ -7923,11 +7906,7 @@
         <w:ind w:left="-5" w:right="841"/>
       </w:pPr>
       <w:r>
-        <w:t xml:space="preserve">El frontend se implementó como una aplicación de página única (SPA) en JavaScript, HTML5 y CSS3, servida como contenido estático por el propio backend de Spring Boot. La interfaz se organiza en módulos funcionales independientes: autenticación (login), pantalla de inicio, gestión de productos, gestión de pedidos y control de stock. Cada módulo está compuesto por una vista HTML y un script JavaScript que consume la API REST mediante llamadas HTTP asíncronas (fetch) y renderiza dinámicamente la información recibida. El módulo de autenticación se implementó mediante JSON Web Tokens (JWT). Al iniciar sesión, el backend emite un token firmado que se almacena en una cookie con el atributo HttpOnly —inaccesible </w:t>
-      </w:r>
-      <w:r>
-        <w:lastRenderedPageBreak/>
-        <w:t xml:space="preserve">desde JavaScript, para mitigar ataques de tipo XSS— y que expira tras una hora de inactividad, renovándose automáticamente con cada solicitud autenticada (expiración deslizante). Un filtro de seguridad (Spring Security) exige una sesión válida para acceder a cualquier pantalla del panel de administración o a sus endpoints de gestión. Este filtro redirige al usuario no autenticado a la pantalla de inicio de sesión, tanto si intenta acceder directamente por URL como si su sesión expiró por inactividad. Los endpoints que consume la integración con Telegram y la consulta pública del catálogo usan mecanismos de autenticación distintos, detallados en la sección 4.2. Esta organización modular responde al objetivo específico OE3 (sección 1.5) y facilita que cada operador del comercio acceda únicamente a las funcionalidades relevantes para su tarea, manteniendo la separación de responsabilidades descripta en la sección 2.3. Capturas de las principales pantallas de la SPA se incluyen en el Anexo E. </w:t>
+        <w:t xml:space="preserve">El frontend se implementó como una aplicación de página única (SPA) en JavaScript, HTML5 y CSS3, servida como contenido estático por el propio backend de Spring Boot. La interfaz se organiza en módulos funcionales independientes: autenticación (login), pantalla de inicio, gestión de productos, gestión de pedidos y control de stock. Cada módulo está compuesto por una vista HTML y un script JavaScript que consume la API REST mediante llamadas HTTP asíncronas (fetch) y renderiza dinámicamente la información recibida. El módulo de autenticación se implementó mediante JSON Web Tokens (JWT). Al iniciar sesión, el backend emite un token firmado que se almacena en una cookie con el atributo HttpOnly —inaccesible desde JavaScript, para mitigar ataques de tipo XSS— y que expira tras una hora de inactividad, renovándose automáticamente con cada solicitud autenticada (expiración deslizante). Un filtro de seguridad (Spring Security) exige una sesión válida para acceder a cualquier pantalla del panel de administración o a sus endpoints de gestión. Este filtro redirige al usuario no autenticado a la pantalla de inicio de sesión, tanto si intenta acceder directamente por URL como si su sesión expiró por inactividad. Los endpoints que consume la integración con Telegram y la consulta pública del catálogo usan mecanismos de autenticación distintos, detallados en la sección 4.2. Esta organización modular responde al objetivo específico OE3 (sección 1.5) y facilita que cada operador del comercio acceda únicamente a las funcionalidades relevantes para su tarea, manteniendo la separación de responsabilidades descripta en la sección 2.3. Las Figuras 4.1.1a a 4.1.1c muestran las pantallas de inicio de sesión, el panel de control y la gestión de productos; el resto de las capturas de la SPA y del bot se incluye en el Anexo E. </w:t>
       </w:r>
     </w:p>
     <w:p>
@@ -8363,7 +8342,7 @@
         <w:ind w:left="-5" w:right="841"/>
       </w:pPr>
       <w:r>
-        <w:t xml:space="preserve">Al finalizar la selección, el cliente confirma el pedido mediante un botón dedicado, lo que dispara una llamada POST /carrito/{chatId}/confirmar. El backend valida la disponibilidad de stock al momento de crear el pedido: si el stock es insuficiente, el pedido se registra con estado CANCELADO, pero la API responde igualmente con código HTTP 200. Por ello, el flujo de n8n distingue este caso inspeccionando el campo estado del cuerpo de la respuesta —no el código de estado HTTP— para notificar al cliente que no hay stock suficiente y vaciar su carrito. Si el pedido se procesa correctamente, el flujo envía al cliente una confirmación con el detalle y el total. Posteriormente, cuando un operador del comercio confirma o cancela el pedido desde la interfaz web, el backend notifica ese cambio de estado a un webhook expuesto por n8n, que reenvía el mensaje correspondiente al cliente por Telegram. Al confirmar el pedido, el backend descuenta el stock de cada ítem mediante una operación atómica en la base de datos; al cancelarlo, no modifica el stock (Figura 4.4c). A diferencia de lo que podría sugerir un diseño basado en texto libre, el sistema actual no incorpora ninguna lógica de interpretación de lenguaje natural: toda la información del pedido proviene de callbacks estructurados generados por los propios botones. Esto reduce la ambigüedad del proceso de toma de pedidos, a costa de restringir al cliente a las opciones predefinidas en el catálogo. El flujo completo de n8n, con la totalidad de sus nodos, se incluye exportado como Anexo C. </w:t>
+        <w:t xml:space="preserve">Al finalizar la selección, el cliente confirma el pedido mediante un botón dedicado, lo que dispara una llamada POST /carrito/{chatId}/confirmar. El backend valida la disponibilidad de stock al momento de crear el pedido: si el stock es insuficiente, el pedido se registra con estado CANCELADO, pero la API responde igualmente con código HTTP 200. Por ello, el flujo de n8n distingue este caso inspeccionando el campo estado del cuerpo de la respuesta —no el código de estado HTTP— para notificar al cliente que no hay stock suficiente y vaciar su carrito. Si el pedido se procesa correctamente, el flujo envía al cliente una confirmación con el detalle y el total. Posteriormente, cuando un operador del comercio confirma o cancela el pedido desde la interfaz web, el backend notifica ese cambio de estado a un webhook expuesto por n8n, que reenvía el mensaje correspondiente al cliente por Telegram. Al confirmar el pedido, el backend descuenta el stock de cada ítem mediante una operación atómica en la base de datos; al cancelarlo, no modifica el stock (Figura 4.4c). A diferencia de lo que podría sugerir un diseño basado en texto libre, el sistema actual no incorpora ninguna lógica de interpretación de lenguaje natural: toda la información del pedido proviene de callbacks estructurados generados por los propios botones. Esto reduce la ambigüedad del proceso de toma de pedidos, a costa de restringir al cliente a las opciones predefinidas en el catálogo. El flujo completo de n8n, con la totalidad de sus nodos, se incluye exportado como Anexo C. Los pedidos recibidos por Telegram se listan en el panel de administración con filtros de búsqueda (Figura 4.4a); el flujo completo, desde la selección del cliente hasta la notificación del cambio de estado, se representa como diagrama de secuencia (Figura 4.4b) y como diagrama de proceso por carriles (Figura 4.4c). </w:t>
       </w:r>
     </w:p>
     <w:p>
@@ -8481,7 +8460,7 @@
         <w:jc w:val="center"/>
       </w:pPr>
       <w:r>
-        <w:t xml:space="preserve">Figura 4.4. Diagrama de secuencia del flujo completo: selección y confirmación del pedido por el cliente vía Telegram/n8n, y notificación del cambio de estado desde el panel de administración de vuelta al cliente. </w:t>
+        <w:t xml:space="preserve">Figura 4.4b. Diagrama de secuencia del flujo completo: selección y confirmación del pedido por el cliente vía Telegram/n8n, y notificación del cambio de estado desde el panel de administración de vuelta al cliente. </w:t>
       </w:r>
     </w:p>
     <w:p>
@@ -8543,7 +8522,7 @@
         <w:jc w:val="center"/>
       </w:pPr>
       <w:r>
-        <w:t xml:space="preserve">Figura 4.4c. Diagrama de proceso por carriles (un carril por actor) del flujo de toma de pedidos por Telegram descripto en esta sección: Cliente, Bot de Telegram (n8n), Backend (API REST) y Operador. Complementa, a nivel de proceso de negocio, el diagrama de secuencia técnico de la Figura 4.4, e incluye el descuento de stock, que ocurre cuando el operador confirma el pedido y no cuando el bot lo recibe. Fuente: docs/diagramas/diagrama_bpmn_pedido.mmd (repositorio de código, Anexo F). </w:t>
+        <w:t xml:space="preserve">Figura 4.4c. Diagrama de proceso por carriles (un carril por actor) del flujo de toma de pedidos por Telegram descripto en esta sección: Cliente, Bot de Telegram (n8n), Backend (API REST) y Operador. Complementa, a nivel de proceso de negocio, el diagrama de secuencia técnico de la Figura 4.4b, e incluye el descuento de stock, que ocurre cuando el operador confirma el pedido y no cuando el bot lo recibe. Fuente: docs/diagramas/diagrama_bpmn_pedido.mmd (repositorio de código, Anexo F). </w:t>
       </w:r>
     </w:p>
     <w:p>
@@ -8657,15 +8636,15 @@
         <w:ind w:left="-5" w:right="841"/>
       </w:pPr>
       <w:r>
-        <w:t xml:space="preserve">También se identificó, como riesgo de seguridad, que la configuración de desarrollo versionaba credenciales sensibles: un usuario de MySQL sin contraseña y valores por defecto para el secreto de firma JWT y la clave compartida de la integración con n8n. Estos valores permitían levantar el sistema sin definir ningún secreto real. Se separó la configuración en un perfil "dev" —activo por defecto, sin cambios en el flujo de trabajo local ni en la suite de pruebas— con esos valores de conveniencia. El archivo de configuración base, en cambio, no tiene valores por defecto para las credenciales de base de datos, el secreto JWT y la clave de n8n: cualquier otro perfil de despliegue debe definirlas por variable de entorno, o el arranque falla con un error explícito (commit 97ce027 del repositorio, Anexo F). Se agregó también la posibilidad de marcar la cookie de sesión JWT como Secure (solo HTTPS) mediante una variable de entorno, deshabilitada por defecto para no romper el desarrollo local sobre HTTP. Se agregó, por último, un perfil “prod” (application-prod.properties) que sobreescribe spring.jpa.hibernate.ddl-auto de “update”, conveniente mientras el modelo de datos todavía cambiaba en desarrollo, a “validate”: en un despliegue real, Hibernate compara el esquema existente contra las entidades y falla el arranque si no coinciden, en lugar de crear o alterar tablas automáticamente (commit 4c57af8 del repositorio, Anexo F). </w:t>
-      </w:r>
-    </w:p>
-    <w:p>
-      <w:pPr>
-        <w:ind w:left="-5" w:right="841"/>
-      </w:pPr>
-      <w:r>
-        <w:t xml:space="preserve">Además, se migraron los tipos de datos que el modelo declaraba como Double (precio, subtotal y total), String (fecha y hora del pedido) y long (teléfono). Precio, subtotal y total pasaron a BigDecimal (DECIMAL(10,2) en la base de datos), la fecha y hora del pedido a LocalDateTime (DATETIME) y el teléfono a String (VARCHAR), tanto en las entidades JPA como en el esquema documentado (docs/analisis/schema.sql). La consulta del historial de pedidos, que filtraba por fecha comparando cadenas, se reescribió como un rango de día [00:00, 24:00) y quedó cubierta por un test propio (sección 4.5; commit 95af526 del repositorio, Anexo F). Las Figuras 4.2 y 4.3 reflejan estos tipos. </w:t>
+        <w:t xml:space="preserve">También se identificó, como riesgo de seguridad, que la configuración de desarrollo versionaba credenciales sensibles: un usuario de MySQL sin contraseña y valores por defecto para el secreto de firma JWT y la clave compartida de la integración con n8n. Estos valores permitían levantar el sistema sin definir ningún secreto real. Se separó la configuración en un perfil "dev" —activo por defecto, sin cambios en el flujo de trabajo local ni en la suite de pruebas— con esos valores de conveniencia. El archivo de configuración base, en cambio, no tiene valores por defecto para las credenciales de base de datos, el secreto JWT y la clave de n8n: cualquier otro perfil de despliegue debe definirlas por variable de entorno, o el arranque falla con un error explícito (commit 97ce027 del repositorio, Anexo F). Se agregó también la posibilidad de marcar la cookie de sesión JWT como Secure (solo HTTPS) mediante una variable de entorno, deshabilitada por defecto para no romper el desarrollo local sobre HTTP. Se agregó, por último, un perfil “prod” (application-prod.properties) que sobreescribe spring.jpa.hibernate.ddl-auto de “update”, conveniente mientras el modelo de datos todavía cambiaba en desarrollo, a “validate”: en un despliegue real, Hibernate compara el esquema existente contra las entidades y falla el arranque si no coinciden, en lugar de crear o alterar tablas automáticamente (commit 4c57af8 del repositorio, Anexo F). En una revisión posterior se cerraron dos observaciones de seguridad que quedaban abiertas: se quitó el origen abierto (@CrossOrigin con origen “*”) de los controladores de pedidos y de carrito, dado que el frontend se sirve desde el propio backend y n8n llama a la API de servidor a servidor, y server.error.include-message quedó en “never” en el archivo base, de modo que solo el perfil “dev” expone el mensaje de las excepciones no controladas (commit 15625b8 del repositorio, Anexo F). La protección contra CSRF sigue deshabilitada, como se declara en el Anexo F. </w:t>
+      </w:r>
+    </w:p>
+    <w:p>
+      <w:pPr>
+        <w:ind w:left="-5" w:right="841"/>
+      </w:pPr>
+      <w:r>
+        <w:t xml:space="preserve">Además, se migraron los tipos de datos que el modelo declaraba como Double (precio, subtotal y total), String (fecha y hora del pedido) y long (teléfono). Precio, subtotal y total pasaron a BigDecimal (DECIMAL(10,2) en la base de datos), la fecha y hora del pedido a LocalDateTime (DATETIME) y el teléfono a String (VARCHAR), tanto en las entidades JPA como en el esquema documentado (docs/analisis/schema.sql). La consulta del historial de pedidos, que filtraba por fecha comparando cadenas, se reescribió como un rango de día [00:00, 24:00) y quedó cubierta por un test propio (sección 4.5; commit 95af526 del repositorio, Anexo F). Además, Usuario.telefono se anotó con longitud 20 y sin valores nulos, de modo que el esquema que genera Hibernate coincide con el documentado (commit 15625b8 del repositorio, Anexo F). Las Figuras 4.2 y 4.3 reflejan estos tipos. </w:t>
       </w:r>
     </w:p>
     <w:p>
@@ -9771,7 +9750,7 @@
         <w:ind w:left="-5" w:right="835"/>
       </w:pPr>
       <w:r>
-        <w:t xml:space="preserve">Tabla 5.1. Comparación de resultados entre la condición pretest y postest del experimento controlado (n = 20 escenarios por condición, sección 3.4). El tamaño del efecto de TPP se calculó a partir de los mismos datos pareados del Anexo A, mediante el estadístico r = z/√N asociado a la prueba de Wilcoxon (Rosenthal, 1991), interpretado según los umbrales convencionales de Cohen (1988). El denominador N corresponde a las 40 observaciones totales (pretest + postest), no a los 20 pares evaluados. El valor p informado es el valor exacto de la prueba de Wilcoxon (principal); la aproximación normal (z = −3,79) da un valor p = 0,000149, del mismo orden de magnitud. El intervalo de confianza bootstrap percentil corresponde a la mediana de las diferencias pareadas, no a la diferencia de las medianas de cada condición por separado, que es una cifra distinta (32,00 s vs. 21,50 s = 10,50 s). Se calculó con 10.000 remuestreos y semilla fija (random_state = 42) para garantizar la reproducibilidad. La mediana observada de las diferencias pareadas fue de 11,50 s. Su cociente sobre la mediana del pretest (35,9%) y la reducción de las medianas de cada condición (32,8%) se informan con su intervalo de confianza en la sección 5.2. Para TED se aplicó la prueba exacta de McNemar (p = 1,000), dado que los errores se registraron en escenarios distintos entre condiciones (2 pares discordantes en cada sentido). No corresponde, por eso, un tamaño de efecto convencional para una tabla 2×2 de baja frecuencia. Para NAS no se calculó un contraste formal. La auditoría del postest se obtuvo en una pasada suplementaria, con el sistema ya corregido y sin volcados exportados (sección 6.2). Las auditorías cubrieron la totalidad de los 17 productos del catálogo por condición (no una muestra de 5) y el stock registrado coincidió con el esperado en el 100% de los casos en ambas condiciones, sin variación que contrastar. No se aplicó corrección por comparaciones múltiples entre las tres variables: cada una responde a una pregunta distinta y solo TPP fue objeto de un contraste de hipótesis formal, por lo que dicha corrección no resulta aplicable en este caso. </w:t>
+        <w:t xml:space="preserve">Tabla 5.1. Comparación de resultados entre la condición pretest y postest del experimento controlado (n = 20 escenarios por condición, sección 3.4). El tamaño del efecto de TPP se calculó a partir de los mismos datos pareados del Anexo A, mediante el estadístico r = |z|/√N asociado a la prueba de Wilcoxon (Rosenthal, 1991), que se informa en valor absoluto porque el signo de z depende de la convención de la diferencia y no cambia la magnitud, interpretado según los umbrales convencionales de Cohen (1988). El denominador N corresponde a las 40 observaciones totales (pretest + postest), no a los 20 pares evaluados. El valor p informado es el valor exacto de la prueba de Wilcoxon (principal); la aproximación normal (z = −3,79) da un valor p = 0,000149, del mismo orden de magnitud. El intervalo de confianza bootstrap percentil corresponde a la mediana de las diferencias pareadas, no a la diferencia de las medianas de cada condición por separado, que es una cifra distinta (32,00 s vs. 21,50 s = 10,50 s). Se calculó con 10.000 remuestreos y semilla fija (random_state = 42) para garantizar la reproducibilidad. La mediana observada de las diferencias pareadas fue de 11,50 s. Su cociente sobre la mediana del pretest (35,9%) y la reducción de las medianas de cada condición (32,8%) se informan con su intervalo de confianza en la sección 5.2. Su cociente sobre la mediana del pretest (35,9%) y la reducción de las medianas de cada condición (32,8%) se informan con su intervalo de confianza en la sección 5.2. Para TED se aplicó la prueba exacta de McNemar (p = 1,000), dado que los errores se registraron en escenarios distintos entre condiciones (2 pares discordantes en cada sentido). No corresponde, por eso, un tamaño de efecto convencional para una tabla 2×2 de baja frecuencia. Para NAS no se calculó un contraste formal. La auditoría del postest se obtuvo en una pasada suplementaria, con el sistema ya corregido y sin volcados exportados (sección 6.2). Las auditorías cubrieron la totalidad de los 17 productos del catálogo por condición (no una muestra de 5) y el stock registrado coincidió con el esperado en el 100% de los casos en ambas condiciones, sin variación que contrastar. No se aplicó corrección por comparaciones múltiples entre las tres variables: cada una responde a una pregunta distinta y solo TPP fue objeto de un contraste de hipótesis formal, por lo que dicha corrección no resulta aplicable en este caso. </w:t>
       </w:r>
     </w:p>
     <w:p>
@@ -9999,15 +9978,15 @@
         <w:ind w:left="-5" w:right="841"/>
       </w:pPr>
       <w:r>
-        <w:t xml:space="preserve">De las tres variables definidas en la sección 3.5, TPP mostró la mejora más marcada y estadísticamente más sólida. El tiempo promedio de procesamiento de pedidos cayó de 39,30 s (DE = 19,51; mediana = 32,00 s) en la condición pretest a 25,60 s (DE = 10,52; mediana = 21,50 s) en la postest: una reducción del 34,9% sobre las medias, por debajo del umbral del 50% fijado en H1. La mediana de las diferencias pareadas fue de 11,50 s, equivalente al 35,9% de la mediana del pretest; el intervalo de confianza bootstrap al 95% de esa reducción relativa, [25,8%; 44,4%], excluye el umbral del 50%, de modo que el rechazo del umbral de H1 no descansa solo en la cifra puntual. La reducción de las medianas de cada condición, de 32,00 s a 21,50 s, es del 32,8% (IC95% [24,1%; 40,8%]). Diecinueve de los veinte escenarios mostraron mejora en el postest; uno (el escenario 8, en el que un reintento de selección de categoría alargó el postest) favoreció al pretest. La prueba de Shapiro-Wilk sobre las diferencias pareadas rechazó el supuesto de normalidad (W = 0,892; p = 0,029), por lo que, conforme a lo previsto en la sección 3.4, el contraste se realizó con la prueba no paramétrica de Wilcoxon en lugar de la prueba t de Student. El resultado exacto (p = 9,54×10⁻⁶) confirma que la diferencia es estadísticamente significativa. El tamaño del efecto correspondiente (r = 0,60, con N = 40 observaciones totales, Rosenthal, 1991) se ubica igualmente en el rango convencionalmente considerado grande (Cohen, 1988). El intervalo de confianza bootstrap al 95% para la mediana de las diferencias pareadas ([8; 16] segundos), además, no incluye el cero, lo cual refuerza la robustez del hallazgo más allá del valor p, aun cuando la magnitud observada no alcance el umbral del 50% hipotetizado a priori. </w:t>
-      </w:r>
-    </w:p>
-    <w:p>
-      <w:pPr>
-        <w:ind w:left="-5" w:right="841"/>
-      </w:pPr>
-      <w:r>
-        <w:t xml:space="preserve">TED, por su parte, no mostró diferencia entre condiciones. 2 de las 17 transacciones no vinculadas a stock insuficiente requirieron corrección tanto en el pretest (escenarios 5 y 9) como en el postest (escenarios 8 y 14): 11,8% en ambas condiciones (prueba de McNemar exacta, p = 1,000; detalle en el Anexo A). Como TED se reporta de forma descriptiva y sin hipótesis asociada (secciones 1.2 y 3.1), este resultado no confirma ni refuta ningún umbral; se discute en la sección 6.1. </w:t>
+        <w:t xml:space="preserve">De las tres variables definidas en la sección 3.5, TPP mostró la mejora más marcada y estadísticamente más sólida. El tiempo promedio de procesamiento de pedidos cayó de 39,30 s (DE = 19,51; mediana = 32,00 s) en la condición pretest a 25,60 s (DE = 10,52; mediana = 21,50 s) en la postest: una reducción del 34,9% sobre las medias, por debajo del umbral del 50% fijado en H1. La mediana de las diferencias pareadas fue de 11,50 s, equivalente al 35,9% de la mediana del pretest; el intervalo de confianza bootstrap al 95% de esa reducción relativa, [25,8%; 44,4%], excluye el umbral del 50%, de modo que el rechazo del umbral de H1 no descansa solo en la cifra puntual. La reducción de las medianas de cada condición, de 32,00 s a 21,50 s, es del 32,8% (IC95% [24,1%; 40,8%]). Diecinueve de los veinte escenarios mostraron mejora en el postest; uno (el escenario 8, en el que un reintento de selección de categoría alargó el postest) favoreció al pretest (Figura 5.2). El escenario 14 del postest (58 s, el valor máximo de esa condición) se abortó por un error al cargar la cantidad y se volvió a simular: el intervalo registrado corresponde solo a la resimulación, lo que favorece al postest, y su efecto se acota en la sección 6.2. La prueba de Shapiro-Wilk sobre las diferencias pareadas rechazó el supuesto de normalidad (W = 0,892; p = 0,029), por lo que, conforme a lo previsto en la sección 3.4, el contraste se realizó con la prueba no paramétrica de Wilcoxon en lugar de la prueba t de Student. El resultado exacto (p = 9,54×10⁻⁶) confirma que la diferencia es estadísticamente significativa. El tamaño del efecto correspondiente (r = 0,60, con N = 40 observaciones totales, Rosenthal, 1991) se ubica igualmente en el rango convencionalmente considerado grande (Cohen, 1988). El intervalo de confianza bootstrap al 95% para la mediana de las diferencias pareadas ([8; 16] segundos), además, no incluye el cero, lo cual refuerza la robustez del hallazgo más allá del valor p, aun cuando la magnitud observada no alcance el umbral del 50% hipotetizado a priori. </w:t>
+      </w:r>
+    </w:p>
+    <w:p>
+      <w:pPr>
+        <w:ind w:left="-5" w:right="841"/>
+      </w:pPr>
+      <w:r>
+        <w:t xml:space="preserve">TED, por su parte, no mostró diferencia entre condiciones. 2 de las 17 transacciones no vinculadas a stock insuficiente tuvieron una incidencia de operación que obligó a rehacer un paso, tanto en el pretest (escenarios 5 y 9, errores de registro en la planilla) como en el postest (escenarios 8 y 14, errores de selección del operador): 11,8% en ambas condiciones (prueba de McNemar exacta, p = 1,000; detalle en el Anexo A). Como TED se reporta de forma descriptiva y sin hipótesis asociada (secciones 1.2 y 3.1), este resultado no confirma ni refuta ningún umbral; se discute en la sección 6.1. </w:t>
       </w:r>
     </w:p>
     <w:p>
@@ -10110,7 +10089,7 @@
         <w:ind w:left="-5" w:right="841"/>
       </w:pPr>
       <w:r>
-        <w:t xml:space="preserve">El resultado de TED —sin diferencia entre condiciones (11,8% en ambas; McNemar exacto, p = 1,000)— contrasta con lo esperado a partir de la misma literatura. Esa literatura atribuye a la automatización una reducción en la tasa de errores humanos (Davenport y Kirby, 2016). La explicación más plausible no es que la automatización sea inefectiva para reducir errores, sino que el diseño experimental, tal como se advirtió en las secciones 1.2 y 3.1, no genera una tasa de error de base representativa de un operador real. Los propios autores del sistema operaron ambas condiciones, con pleno conocimiento del catálogo y del procedimiento; por eso, los errores registrados (dos por condición, detallados en el Anexo A) reflejan más bien la variabilidad esperable de una tarea manual repetitiva que una falla estructural de alguna de las dos modalidades. Un operador real, sin ese conocimiento ni ese entrenamiento previo, probablemente presentaría una tasa de error de base distinta —y potencialmente más alta en la modalidad manual— que este diseño no puede estimar. En consecuencia, TED se reporta como indicador descriptivo, sin hipótesis asociada; su contrastación con operadores reales queda como pregunta abierta para la validación de campo (sección 7.2). </w:t>
+        <w:t xml:space="preserve">El resultado de TED —sin diferencia entre condiciones (11,8% en ambas; McNemar exacto, p = 1,000)— contrasta con lo esperado a partir de la misma literatura. Esa literatura atribuye a la automatización una reducción en la tasa de errores humanos (Davenport y Kirby, 2016). La explicación más plausible no es que la automatización sea inefectiva para reducir errores, sino que el diseño experimental, tal como se advirtió en las secciones 1.2 y 3.1, no genera una tasa de error de base representativa de un operador real. Los propios autores del sistema operaron ambas condiciones, con pleno conocimiento del catálogo y del procedimiento; por eso, los errores registrados (dos por condición, detallados en el Anexo A) reflejan más bien la variabilidad esperable de una tarea manual repetitiva que una falla estructural de alguna de las dos modalidades. Un operador real, sin ese conocimiento ni ese entrenamiento previo, probablemente presentaría una tasa de error de base distinta —y potencialmente más alta en la modalidad manual— que este diseño no puede estimar. Además, la naturaleza de los errores difiere entre condiciones (de registro en la planilla en el pretest, de selección del operador en el postest; sección 3.5), de modo que la igualdad del 11,8% no compara exactamente la misma magnitud. En consecuencia, TED se reporta como indicador descriptivo, sin hipótesis asociada; su contrastación con operadores reales queda como pregunta abierta para la validación de campo (sección 7.2). </w:t>
       </w:r>
     </w:p>
     <w:p>
@@ -10172,7 +10151,7 @@
         <w:ind w:left="-5" w:right="841"/>
       </w:pPr>
       <w:r>
-        <w:t xml:space="preserve">En segundo lugar, el tamaño muestral se redujo de n≥30 a n=20 por condición (sección 3.4), por restricciones de tiempo del equipo. Esto reduce la potencia estadística del contraste respecto del diseño original, aunque no impidió detectar el efecto grande observado en TPP. </w:t>
+        <w:t xml:space="preserve">En segundo lugar, el tamaño muestral se fijó en n=20 por condición (sección 3.4), por restricciones de tiempo del equipo. Esto limita la potencia estadística del contraste, aunque no impidió detectar el efecto grande observado en TPP. </w:t>
       </w:r>
     </w:p>
     <w:p>
@@ -10189,6 +10168,14 @@
       </w:pPr>
       <w:r>
         <w:t xml:space="preserve">En cuarto lugar, las auditorías de stock (NAS) se realizaron en una única sesión al cierre de cada corrida completa, auditando la totalidad de los 17 productos del catálogo, en lugar de en puntos de control distribuidos a lo largo de la ejecución. Esto es consistente con la definición de NAS de la sección 3.5, pero no permite observar cómo evoluciona la desactualización del stock durante la corrida, solo su estado final. En el postest, además, la auditoría no se hizo al cierre de la corrida cronometrada: un reinicio accidental de la base de datos, antes de exportar el estado final, impidió conservar los datos de inventario de esa corrida. La auditoría se realizó entonces en una pasada suplementaria, el 12/09/2026, posterior a la corrida cronometrada, sobre los mismos 20 escenarios y sin video ni cronometraje. Esa pasada detectó la condición de carrera descripta en la sección 6.1, que se corrigió a continuación mediante una transición atómica en la base de datos (consolidada luego en el commit 97ce027, del 13/09/2026). El 100% informado en la Tabla 5.1 se obtuvo con el sistema ya corregido. Por lo tanto, el sistema auditado para NAS no es idéntico al que produjo los tiempos del postest en la operación de confirmación de pedidos. El defecto afectaba al descuento de stock ante confirmaciones duplicadas casi simultáneas, no a la recepción del pedido por el bot. Tampoco se exportaron volcados de stock de esa pasada, por lo que la fila NAS del postest no tiene respaldo exportable, a diferencia del pretest, cuyo registro completo se conserva (ledger y volcados de stock). Ambas circunstancias se declaran como limitaciones de esa fila. </w:t>
+      </w:r>
+    </w:p>
+    <w:p>
+      <w:pPr>
+        <w:ind w:left="-5" w:right="841"/>
+      </w:pPr>
+      <w:r>
+        <w:t xml:space="preserve">En quinto lugar, el escenario 14 del postest se abortó y se volvió a simular. La planilla registra un error al cargar la cantidad de productos, por lo que el pedido se canceló antes de confirmarlo para no descontar stock. El intervalo registrado (21:16:55 a 21:17:53, 58 s) cubre solo la resimulación. El log de n8n muestra las 15 ejecuciones del intento abortado entre las 21:15:29 y las 21:16:43, fuera de ese intervalo, una de ellas con error; las 14 ejecuciones de la ventana registrada son coherentes con un pedido de tres productos. Omitir el intento abortado favorece a la condición postest. Para acotar su efecto se recalculó el contraste incluyéndolo, con inicio en la primera ejecución de n8n (144 s) o, como cota superior, en el fin del escenario anterior (156 s) (compute_stats.py, Anexo B). La reducción de las medias baja del 34,9% a entre el 22,4% y el 23,9%, y la mediana de las diferencias, a 10,50 s. El resultado sigue siendo significativo (Wilcoxon exacto, p = 0,0012) y el intervalo de confianza de la reducción relativa, [23,3%; 42,2%], sigue excluyendo el umbral del 50%. El instante exacto de inicio del intento abortado solo puede leerse del video. Los resultados principales se informan con los datos tal como se registraron. </w:t>
       </w:r>
     </w:p>
     <w:p>
@@ -10353,7 +10340,7 @@
         <w:ind w:left="-5" w:right="841"/>
       </w:pPr>
       <w:r>
-        <w:t xml:space="preserve">Adicionalmente, se identifican como posibles extensiones: la integración con sistemas contables externos; la gestión de múltiples sucursales; la incorporación de módulos de facturación electrónica y de gestión de proveedores (conforme a lo señalado en la sección 1.6); y la evaluación de la escalabilidad del sistema ante un mayor volumen concurrente de pedidos. También queda pendiente una réplica del experimento que estime el arrastre entre condiciones (sección 6.2), con escenarios de calentamiento cronometrados y, de ser posible, con contrabalanceo del orden de las condiciones. </w:t>
+        <w:t xml:space="preserve">Adicionalmente, se identifican como posibles extensiones: la integración con sistemas contables externos; la gestión de múltiples sucursales; la incorporación de módulos de facturación electrónica y de gestión de proveedores (conforme a lo señalado en la sección 1.6); la evaluación de la escalabilidad del sistema ante un mayor volumen concurrente de pedidos; y la incorporación de un token anti-CSRF (Anexo F). También queda pendiente una réplica del experimento que estime el arrastre entre condiciones (sección 6.2), con escenarios de calentamiento cronometrados y, de ser posible, con contrabalanceo del orden de las condiciones. </w:t>
       </w:r>
     </w:p>
     <w:p>
@@ -11558,7 +11545,15 @@
         <w:ind w:left="-5" w:right="841"/>
       </w:pPr>
       <w:r>
-        <w:t xml:space="preserve">Contiene seis hojas. (1) Escenarios: descripción de los 20 escenarios de pedido estandarizados utilizados en ambas condiciones (sección 3.4). (2) Warmup: los 5 escenarios de calentamiento previos a cada condición, excluidos del análisis (sección 3.4). (3) Pretest: horarios de inicio y fin —leídos de la grabación de pantalla, sección 3.5— registrados para cada escenario bajo la modalidad manual, y el registro de errores de carga. (4) Postest: la misma estructura para la modalidad automatizada. (5) Auditoria_Stock: el stock esperado según el diseño de escenarios (columna «Stock fisico esperado», calculado como stock inicial menos consumo previsto) y el stock registrado (por el operador o por el sistema) sobre la totalidad de los 17 productos del catálogo, utilizados para calcular NAS. (6) Metadatos_corrida: las fechas, horarios, operadores, versiones de software y archivos de video de cada corrida. Sobre estos datos crudos se calcularon, de forma externa a la planilla, los estadísticos descriptivos e inferenciales presentados en la Tabla 5.1 (Anexo B). </w:t>
+        <w:t xml:space="preserve">Contiene seis hojas. (1) Escenarios: descripción de los 20 escenarios de pedido estandarizados utilizados en ambas condiciones (sección 3.4). (2) Warmup: los 5 escenarios de calentamiento previos a cada condición, excluidos del análisis (sección 3.4). (3) Pretest: horarios de inicio y fin —leídos de la grabación de pantalla, sección 3.5— registrados para cada escenario bajo la modalidad manual, y el registro de errores de carga. (4) Postest: la misma estructura para la modalidad automatizada, con la primera y la última ejecución de n8n de la ventana de cada escenario. (5) Auditoria_Stock: el stock esperado según el diseño de escenarios (columna «Stock fisico esperado», calculado como stock inicial menos consumo previsto) y el stock registrado (por el operador o por el sistema) sobre la totalidad de los 17 productos del catálogo, utilizados para calcular NAS. (6) Metadatos_corrida: las fechas, horarios, operadores, versiones de software y archivos de video de cada corrida. Sobre estos datos crudos se calcularon, de forma externa a la planilla, los estadísticos descriptivos e inferenciales presentados en la Tabla 5.1 (Anexo B). Las columnas de TPP y de coincidencia de stock se calculan en la planilla con fórmulas, cuyo resultado se guarda también en el archivo. </w:t>
+      </w:r>
+    </w:p>
+    <w:p>
+      <w:pPr>
+        <w:ind w:left="-5" w:right="841"/>
+      </w:pPr>
+      <w:r>
+        <w:t xml:space="preserve">Corroboración del postest. El registro de ejecuciones de n8n (docs/analisis/rerun/n8n_executions_postest.csv, con marcas en UTC) corrobora, de forma independiente de la grabación de pantalla, los veinte tiempos del postest. Las 153 ejecuciones de la corrida del 12/09/2026 (21:08:15 a 21:21:51, hora de Argentina) coinciden con la composición de cada escenario: 6 por escenario de un producto, 10 de dos productos, 14 de tres y 8 en el escenario 8, por el reintento de selección de categoría que la planilla registra. De ellas, 138 caen dentro de las ventanas declaradas y las 15 restantes corresponden al intento abortado del escenario 14 (sección 6.2). El cruce se realizó con docs/analisis/cruzar_log_n8n.py (salida en docs/analisis/salida_cruzar_log_n8n.txt), y docs/analisis/rerun/README.md identifica qué corrida documenta cada conjunto de datos. Esta corroboración cubre solo el postest: el pretest es manual y no genera registro de máquina, por lo que sus veinte tiempos descansan únicamente en la grabación de pantalla. No se trata de una diferencia de instrumento, que es el mismo en ambas condiciones, sino de verificabilidad. </w:t>
       </w:r>
     </w:p>
     <w:p>
@@ -11628,7 +11623,7 @@
         <w:ind w:left="-5" w:right="841"/>
       </w:pPr>
       <w:r>
-        <w:t xml:space="preserve">Los estadísticos reportados en la sección 5.1 —medias, desvíos estándar, prueba de Shapiro-Wilk, prueba de Wilcoxon, tamaño del efecto r y el intervalo de confianza bootstrap para la mediana de las diferencias pareadas de TPP, junto con el de la reducción relativa (sección 5.2)— se calcularon a partir de los datos crudos del Anexo A. Para ello se utilizó la biblioteca SciPy de Python. El script reproducible (docs/analisis/compute_stats.py) y la salida real de su ejecución (docs/analisis/salida_compute_stats.txt) se incluyen en el repositorio de código (Anexo F), de modo que los valores informados pueden recalcularse directamente sobre el Anexo A sin depender de una reconstrucción manual. El esquema de la base de datos (DDL), generado a partir de las seis entidades JPA descriptas en la sección 4.3, se documenta en docs/analisis/schema.sql dentro del mismo repositorio. El análisis exploratorio del efecto de práctica residual discutido en la sección 6.2 se calculó de la misma manera, a partir de los horarios crudos de las hojas Pretest y Postest del Anexo A, con el script docs/analisis/compute_practica_residual.py —que incluye una variante de sensibilidad sin el escenario 8— y su salida real docs/analisis/salida_compute_practica_residual.txt, incluidos también en el repositorio de código (Anexo F). </w:t>
+        <w:t xml:space="preserve">Los estadísticos reportados en la sección 5.1 —medias, desvíos estándar, prueba de Shapiro-Wilk, prueba de Wilcoxon, tamaño del efecto r y el intervalo de confianza bootstrap para la mediana de las diferencias pareadas de TPP, junto con el de la reducción relativa (sección 5.2)— se calcularon a partir de los datos crudos del Anexo A. Para ello se utilizó la biblioteca SciPy de Python. El script reproducible (docs/analisis/compute_stats.py) y la salida real de su ejecución (docs/analisis/salida_compute_stats.txt) se incluyen en el repositorio de código (Anexo F), de modo que los valores informados pueden recalcularse directamente sobre el Anexo A sin depender de una reconstrucción manual. El esquema de la base de datos (DDL), generado a partir de las seis entidades JPA descriptas en la sección 4.3, se documenta en docs/analisis/schema.sql dentro del mismo repositorio. El análisis exploratorio del efecto de práctica residual discutido en la sección 6.2 se calculó de la misma manera, a partir de los horarios crudos de las hojas Pretest y Postest del Anexo A, con el script docs/analisis/compute_practica_residual.py —que incluye una variante de sensibilidad sin el escenario 8— y su salida real docs/analisis/salida_compute_practica_residual.txt, incluidos también en el repositorio de código (Anexo F). El script compute_stats.py incluye además la estimación por intervalo de la reducción relativa (sección 5.2) y el análisis de sensibilidad del escenario 14 (sección 6.2), y el cruce del registro de n8n contra las ventanas del postest se realizó con docs/analisis/cruzar_log_n8n.py (Anexo A). </w:t>
       </w:r>
     </w:p>
     <w:p>
@@ -11748,7 +11743,7 @@
         <w:ind w:left="-5" w:right="841"/>
       </w:pPr>
       <w:r>
-        <w:t xml:space="preserve">Diagrama de arquitectura del sistema, diagrama entidad-relación de la base de datos, diagrama de clases UML, diagrama de secuencia del flujo completo de pedidos y diagrama de proceso por carriles del flujo de toma de pedidos. Los cinco diagramas se presentan también en el cuerpo del informe (Figura 4.1, sección 4.1; Figuras 4.2 y 4.3, sección 4.3; Figuras 4.4 y 4.4c, sección 4.4). El diagrama entidad-relación y el diagrama de clases corresponden a las seis entidades descriptas en la sección 4.3 (productos, categorías, pedidos, items_pedido, usuarios, administradores) y declaran los tipos de datos vigentes en las entidades JPA: BigDecimal/DECIMAL(10,2) para precios y totales, LocalDateTime/DATETIME para la fecha y hora del pedido, y String/VARCHAR para el teléfono. Cada uno confirma, desde su notación, que la relación entre usuarios y pedidos, planificada en el diseño, no se encuentra implementada al momento de este informe. </w:t>
+        <w:t xml:space="preserve">Diagrama de arquitectura del sistema, diagrama entidad-relación de la base de datos, diagrama de clases UML, diagrama de secuencia del flujo completo de pedidos y diagrama de proceso por carriles del flujo de toma de pedidos. Los cinco diagramas se presentan también en el cuerpo del informe (Figura 4.1, sección 4.1; Figuras 4.2 y 4.3, sección 4.3; Figuras 4.4b y 4.4c, sección 4.4). El diagrama entidad-relación y el diagrama de clases corresponden a las seis entidades descriptas en la sección 4.3 (productos, categorías, pedidos, items_pedido, usuarios, administradores) y declaran los tipos de datos vigentes en las entidades JPA: BigDecimal/DECIMAL(10,2) para precios y totales, LocalDateTime/DATETIME para la fecha y hora del pedido, y String/VARCHAR para el teléfono. Cada uno confirma, desde su notación, que la relación entre usuarios y pedidos, planificada en el diseño, no se encuentra implementada al momento de este informe. </w:t>
       </w:r>
     </w:p>
     <w:p>
@@ -11873,7 +11868,7 @@
         <w:ind w:left="-5" w:right="0" w:firstLine="0"/>
       </w:pPr>
       <w:r>
-        <w:t>Permisos de acceso: la carpeta es de acceso público (cualquier persona con el enlace puede visualizar las diez capturas, sin necesidad de autenticarse).</w:t>
+        <w:t xml:space="preserve">Permisos de acceso: la carpeta es de acceso público (cualquier persona con el enlace puede visualizar las nueve capturas, sin necesidad de autenticarse).</w:t>
       </w:r>
     </w:p>
     <w:p>
@@ -11912,6 +11907,14 @@
       </w:hyperlink>
       <w:r>
         <w:t xml:space="preserve"> </w:t>
+      </w:r>
+    </w:p>
+    <w:p>
+      <w:pPr>
+        <w:ind w:left="-5" w:right="841"/>
+      </w:pPr>
+      <w:r>
+        <w:t xml:space="preserve">Limitaciones de seguridad conocidas. La protección contra CSRF está deshabilitada (csrf.disable()) y el sistema no emite un token anti-CSRF; el riesgo se mitiga con el atributo SameSite=Strict de la cookie de sesión JWT. Se acepta como limitación para el alcance de este trabajo, que evalúa el artefacto en un entorno controlado, y debería resolverse antes de una implementación real (sección 7.2). </w:t>
       </w:r>
     </w:p>
     <w:p>

--- a/docs/Informe_Tesis_v14.docx
+++ b/docs/Informe_Tesis_v14.docx
@@ -7342,7 +7342,7 @@
         <w:ind w:left="676" w:right="841" w:hanging="338"/>
       </w:pPr>
       <w:r>
-        <w:t xml:space="preserve">Base de datos: MySQL (versión 8.0), por su compatibilidad con el estándar SQL, su rendimiento en operaciones transaccionales y su integración nativa con Spring Boot a través de JPA/Hibernate. </w:t>
+        <w:t xml:space="preserve">Base de datos: MySQL, por su compatibilidad con el estándar SQL, su rendimiento en operaciones transaccionales y su integración nativa con Spring Boot a través de JPA/Hibernate. En la corrida del experimento se utilizó MariaDB 10.4.28, el servidor de la distribución XAMPP, compatible con MySQL y accedido con su conector y su dialecto. </w:t>
       </w:r>
     </w:p>
     <w:p>
@@ -7355,7 +7355,7 @@
         <w:ind w:left="676" w:right="841" w:hanging="338"/>
       </w:pPr>
       <w:r>
-        <w:t xml:space="preserve">Automatización: n8n (versión 1.x), desplegado en un servidor local, utilizado para la orquestación de los flujos de trabajo que conectan el bot de Telegram con la API REST. </w:t>
+        <w:t xml:space="preserve">Automatización: n8n (versión 2.35.7, la utilizada en la corrida del experimento, Anexo A), desplegado en un servidor local, utilizado para la orquestación de los flujos de trabajo que conectan el bot de Telegram con la API REST. </w:t>
       </w:r>
     </w:p>
     <w:p>
@@ -10264,7 +10264,7 @@
         <w:ind w:left="-5" w:right="841"/>
       </w:pPr>
       <w:r>
-        <w:t xml:space="preserve">OE1 (arquitectura cliente-servidor) y OE2 (API REST en Java con operaciones CRUD) se alcanzaron plenamente: el sistema implementado, descripto en las secciones 4.1 y 4.2, responde a ambos objetivos y fue el artefacto sobre el que se ejecutó el experimento. </w:t>
+        <w:t xml:space="preserve">OE1 (arquitectura cliente-servidor) y OE2 (API REST en Java con operaciones CRUD) se alcanzaron plenamente: el sistema implementado, descripto en las secciones 4.1 y 4.2, responde a ambos objetivos y fue el artefacto sobre el que se ejecutó el experimento, con la salvedad declarada en la sección 6.2 sobre la corrección de la confirmación de pedidos. </w:t>
       </w:r>
     </w:p>
     <w:p>
@@ -11798,7 +11798,7 @@
     </w:p>
     <w:p>
       <w:pPr>
-        <w:spacing w:after="26" w:line="265" w:lineRule="auto"/>
+        <w:spacing w:after="360" w:line="265" w:lineRule="auto"/>
         <w:ind w:left="-5" w:right="712"/>
         <w:jc w:val="left"/>
         <w:rPr>
@@ -11838,13 +11838,6 @@
         </w:rPr>
         <w:t>https://drive.google.com/drive/folders/1gv1ZH7xTSmKyMZwvJ69vLzcdClqsTjYU?usp=drive_lin</w:t>
       </w:r>
-    </w:p>
-    <w:p>
-      <w:pPr>
-        <w:spacing w:after="360" w:line="265" w:lineRule="auto"/>
-        <w:ind w:left="-5" w:right="712"/>
-        <w:jc w:val="left"/>
-      </w:pPr>
       <w:r>
         <w:rPr>
           <w:rStyle w:val="Hipervnculo"/>

--- a/docs/Informe_Tesis_v14.docx
+++ b/docs/Informe_Tesis_v14.docx
@@ -286,36 +286,6 @@
         </w:rPr>
         <w:t xml:space="preserve"> </w:t>
       </w:r>
-    </w:p>
-    <w:p>
-      <w:pPr>
-        <w:spacing w:after="0" w:line="259" w:lineRule="auto"/>
-        <w:ind w:left="0" w:right="0" w:firstLine="0"/>
-        <w:jc w:val="left"/>
-        <w:rPr>
-          <w:lang w:val="en-US"/>
-        </w:rPr>
-      </w:pPr>
-    </w:p>
-    <w:p>
-      <w:pPr>
-        <w:spacing w:after="0" w:line="259" w:lineRule="auto"/>
-        <w:ind w:left="0" w:right="0" w:firstLine="0"/>
-        <w:jc w:val="left"/>
-        <w:rPr>
-          <w:lang w:val="en-US"/>
-        </w:rPr>
-      </w:pPr>
-    </w:p>
-    <w:p>
-      <w:pPr>
-        <w:spacing w:after="0" w:line="259" w:lineRule="auto"/>
-        <w:ind w:left="0" w:right="0" w:firstLine="0"/>
-        <w:jc w:val="left"/>
-        <w:rPr>
-          <w:lang w:val="en-US"/>
-        </w:rPr>
-      </w:pPr>
     </w:p>
     <w:p>
       <w:pPr>
@@ -586,7 +556,7 @@
         <w:rPr>
           <w:noProof/>
         </w:rPr>
-        <w:t>7</w:t>
+        <w:t>6</w:t>
       </w:r>
       <w:r>
         <w:fldChar w:fldCharType="end"/>
@@ -1390,7 +1360,7 @@
         <w:rPr>
           <w:noProof/>
         </w:rPr>
-        <w:t>20</w:t>
+        <w:t>21</w:t>
       </w:r>
       <w:r>
         <w:fldChar w:fldCharType="end"/>
@@ -1468,7 +1438,7 @@
         <w:rPr>
           <w:noProof/>
         </w:rPr>
-        <w:t>21</w:t>
+        <w:t>22</w:t>
       </w:r>
       <w:r>
         <w:fldChar w:fldCharType="end"/>
@@ -1753,7 +1723,7 @@
         <w:rPr>
           <w:noProof/>
         </w:rPr>
-        <w:t>31</w:t>
+        <w:t>30</w:t>
       </w:r>
       <w:r>
         <w:fldChar w:fldCharType="end"/>
@@ -1843,7 +1813,7 @@
         <w:rPr>
           <w:noProof/>
         </w:rPr>
-        <w:t>35</w:t>
+        <w:t>37</w:t>
       </w:r>
       <w:r>
         <w:fldChar w:fldCharType="end"/>
@@ -1882,7 +1852,7 @@
         <w:rPr>
           <w:noProof/>
         </w:rPr>
-        <w:t>35</w:t>
+        <w:t>37</w:t>
       </w:r>
       <w:r>
         <w:fldChar w:fldCharType="end"/>
@@ -1921,7 +1891,7 @@
         <w:rPr>
           <w:noProof/>
         </w:rPr>
-        <w:t>38</w:t>
+        <w:t>40</w:t>
       </w:r>
       <w:r>
         <w:fldChar w:fldCharType="end"/>
@@ -1972,7 +1942,7 @@
         <w:rPr>
           <w:noProof/>
         </w:rPr>
-        <w:t>39</w:t>
+        <w:t>41</w:t>
       </w:r>
       <w:r>
         <w:fldChar w:fldCharType="end"/>
@@ -2011,7 +1981,7 @@
         <w:rPr>
           <w:noProof/>
         </w:rPr>
-        <w:t>39</w:t>
+        <w:t>41</w:t>
       </w:r>
       <w:r>
         <w:fldChar w:fldCharType="end"/>
@@ -2050,7 +2020,7 @@
         <w:rPr>
           <w:noProof/>
         </w:rPr>
-        <w:t>40</w:t>
+        <w:t>42</w:t>
       </w:r>
       <w:r>
         <w:fldChar w:fldCharType="end"/>
@@ -2101,7 +2071,7 @@
         <w:rPr>
           <w:noProof/>
         </w:rPr>
-        <w:t>42</w:t>
+        <w:t>46</w:t>
       </w:r>
       <w:r>
         <w:fldChar w:fldCharType="end"/>
@@ -2140,7 +2110,7 @@
         <w:rPr>
           <w:noProof/>
         </w:rPr>
-        <w:t>42</w:t>
+        <w:t>46</w:t>
       </w:r>
       <w:r>
         <w:fldChar w:fldCharType="end"/>
@@ -2179,7 +2149,7 @@
         <w:rPr>
           <w:noProof/>
         </w:rPr>
-        <w:t>43</w:t>
+        <w:t>47</w:t>
       </w:r>
       <w:r>
         <w:fldChar w:fldCharType="end"/>
@@ -2230,7 +2200,7 @@
         <w:rPr>
           <w:noProof/>
         </w:rPr>
-        <w:t>45</w:t>
+        <w:t>48</w:t>
       </w:r>
       <w:r>
         <w:fldChar w:fldCharType="end"/>
@@ -2281,7 +2251,7 @@
         <w:rPr>
           <w:noProof/>
         </w:rPr>
-        <w:t>48</w:t>
+        <w:t>51</w:t>
       </w:r>
       <w:r>
         <w:fldChar w:fldCharType="end"/>
@@ -2320,7 +2290,7 @@
         <w:rPr>
           <w:noProof/>
         </w:rPr>
-        <w:t>48</w:t>
+        <w:t>51</w:t>
       </w:r>
       <w:r>
         <w:fldChar w:fldCharType="end"/>
@@ -2359,7 +2329,7 @@
         <w:rPr>
           <w:noProof/>
         </w:rPr>
-        <w:t>48</w:t>
+        <w:t>51</w:t>
       </w:r>
       <w:r>
         <w:fldChar w:fldCharType="end"/>
@@ -2398,7 +2368,7 @@
         <w:rPr>
           <w:noProof/>
         </w:rPr>
-        <w:t>49</w:t>
+        <w:t>52</w:t>
       </w:r>
       <w:r>
         <w:fldChar w:fldCharType="end"/>
@@ -2437,7 +2407,7 @@
         <w:rPr>
           <w:noProof/>
         </w:rPr>
-        <w:t>49</w:t>
+        <w:t>53</w:t>
       </w:r>
       <w:r>
         <w:fldChar w:fldCharType="end"/>
@@ -2476,7 +2446,7 @@
         <w:rPr>
           <w:noProof/>
         </w:rPr>
-        <w:t>49</w:t>
+        <w:t>53</w:t>
       </w:r>
       <w:r>
         <w:fldChar w:fldCharType="end"/>
@@ -2526,7 +2496,7 @@
         <w:rPr>
           <w:noProof/>
         </w:rPr>
-        <w:t>49</w:t>
+        <w:t>53</w:t>
       </w:r>
       <w:r>
         <w:fldChar w:fldCharType="end"/>
@@ -2565,7 +2535,7 @@
         <w:rPr>
           <w:noProof/>
         </w:rPr>
-        <w:t>50</w:t>
+        <w:t>54</w:t>
       </w:r>
       <w:r>
         <w:fldChar w:fldCharType="end"/>
@@ -2694,7 +2664,11 @@
         <w:ind w:left="-5" w:right="841"/>
       </w:pPr>
       <w:r>
-        <w:t xml:space="preserve">Hipótesis de trabajo: H1: la implementación de un sistema integrado de gestión de stock basado en arquitectura API REST, con automatización de pedidos mediante n8n y Telegram, reducirá el tiempo promedio de procesamiento de pedidos en al menos un 50%, en comparación con la modalidad manual simulada. Esta reducción se mide en un entorno de prueba controlado que reproduce las condiciones operativas típicas de un comercio minorista de pequeña escala. El umbral adoptado se fundamenta en los órdenes de magnitud de mejora reportados para la automatización de procesos administrativos estructurados (Davenport y Kirby, 2016) y en los beneficios de eficiencia identificados para la adopción de tecnología en PyMEs (Moeuf et al., 2020). Esto no implica una derivación estadística directa de dichos antecedentes: se trata de un umbral de referencia que los autores adoptaron para volver la hipótesis falsable, no de una cifra reportada literalmente por esas fuentes. La tasa de errores en la carga de datos (TED) y el nivel de actualización del stock (NAS) se miden también (sección 3.5) como indicadores descriptivos secundarios del desempeño del sistema, sin un umbral de mejora fijado a priori. Como se explica en la sección 3.4, el diseño experimental —ejecutado por los propios autores del sistema en ambas condiciones— no permite generar una línea de base de errores representativa de un operador real, por lo que una hipótesis formal sobre TED no sería falsable con este diseño. Esta limitación se discute en la sección 6.1 y su contrastación con operadores reales queda planteada como trabajo futuro (sección 7.2). </w:t>
+        <w:t xml:space="preserve">Hipótesis de trabajo: H1: la implementación de un sistema integrado de gestión de stock basado en arquitectura API REST, con automatización de pedidos mediante n8n y Telegram, reducirá el tiempo promedio de procesamiento de pedidos en al menos un 50%, en comparación con la modalidad manual simulada. Esta reducción se mide en un entorno de prueba controlado que reproduce las condiciones operativas típicas de un comercio minorista de pequeña escala. El umbral adoptado se fundamenta en los órdenes de magnitud de mejora reportados para la </w:t>
+      </w:r>
+      <w:r>
+        <w:lastRenderedPageBreak/>
+        <w:t xml:space="preserve">automatización de procesos administrativos estructurados (Davenport y Kirby, 2016) y en los beneficios de eficiencia identificados para la adopción de tecnología en PyMEs (Moeuf et al., 2020). Esto no implica una derivación estadística directa de dichos antecedentes: se trata de un umbral de referencia que los autores adoptaron para volver la hipótesis falsable, no de una cifra reportada literalmente por esas fuentes. La tasa de errores en la carga de datos (TED) y el nivel de actualización del stock (NAS) se miden también (sección 3.5) como indicadores descriptivos secundarios del desempeño del sistema, sin un umbral de mejora fijado a priori. Como se explica en la sección 3.4, el diseño experimental —ejecutado por los propios autores del sistema en ambas condiciones— no permite generar una línea de base de errores representativa de un operador real, por lo que una hipótesis formal sobre TED no sería falsable con este diseño. Esta limitación se discute en la sección 6.1 y su contrastación con operadores reales queda planteada como trabajo futuro (sección 7.2). </w:t>
       </w:r>
     </w:p>
     <w:p>
@@ -2747,11 +2721,7 @@
         <w:ind w:left="-5" w:right="841"/>
       </w:pPr>
       <w:r>
-        <w:t xml:space="preserve">Desde una perspectiva práctica, el desarrollo de un sistema automatizado permite reducir la intervención manual en procesos críticos, mejorar la precisión de la información y optimizar los </w:t>
-      </w:r>
-      <w:r>
-        <w:lastRenderedPageBreak/>
-        <w:t xml:space="preserve">tiempos de respuesta. Desde el punto de vista académico, la investigación contribuye al análisis de la aplicación de arquitecturas REST y herramientas de automatización en entornos reales, generando conocimiento aplicable en el ámbito del desarrollo de software para PyMEs. </w:t>
+        <w:t xml:space="preserve">Desde una perspectiva práctica, el desarrollo de un sistema automatizado permite reducir la intervención manual en procesos críticos, mejorar la precisión de la información y optimizar los tiempos de respuesta. Desde el punto de vista académico, la investigación contribuye al análisis de la aplicación de arquitecturas REST y herramientas de automatización en entornos reales, generando conocimiento aplicable en el ámbito del desarrollo de software para PyMEs. </w:t>
       </w:r>
     </w:p>
     <w:p>
@@ -2779,7 +2749,11 @@
         <w:ind w:left="-5" w:right="841"/>
       </w:pPr>
       <w:r>
-        <w:t xml:space="preserve">Desarrollar e implementar un sistema integrado de gestión de stock basado en arquitectura API REST que permita optimizar la administración de productos, clientes y ventas mediante la automatización de pedidos a través de plataformas de mensajería instantánea. Evaluar, además, su impacto sobre la eficiencia operativa mediante un experimento controlado que reproduce las condiciones operativas típicas de un comercio de pequeña escala. </w:t>
+        <w:t xml:space="preserve">Desarrollar e implementar un sistema integrado de gestión de stock basado en arquitectura API REST que permita optimizar la administración de productos, clientes y ventas mediante la automatización de pedidos a través de plataformas de mensajería instantánea. Evaluar, </w:t>
+      </w:r>
+      <w:r>
+        <w:lastRenderedPageBreak/>
+        <w:t xml:space="preserve">además, su impacto sobre la eficiencia operativa mediante un experimento controlado que reproduce las condiciones operativas típicas de un comercio de pequeña escala. </w:t>
       </w:r>
     </w:p>
     <w:p>
@@ -2925,19 +2899,19 @@
         <w:ind w:left="-5" w:right="841"/>
       </w:pPr>
       <w:r>
-        <w:t xml:space="preserve">El alcance del trabajo no incluye la integración con sistemas contables externos ni la gestión de múltiples sucursales, lo cual constituye una posible línea de trabajo futuro. Tampoco contempla la implementación de módulos de facturación electrónica ni de gestión de proveedores. La </w:t>
+        <w:t xml:space="preserve">El alcance del trabajo no incluye la integración con sistemas contables externos ni la gestión de múltiples sucursales, lo cual constituye una posible línea de trabajo futuro. Tampoco contempla la implementación de módulos de facturación electrónica ni de gestión de proveedores. La implementación piloto en un comercio real y su eventual comercialización tampoco forman parte del alcance de este trabajo final, y se plantean como líneas de continuidad (sección 7.2). </w:t>
+      </w:r>
+    </w:p>
+    <w:p>
+      <w:pPr>
+        <w:ind w:left="-5" w:right="841"/>
+      </w:pPr>
+      <w:r>
+        <w:t xml:space="preserve">Se reconoce como limitación la dependencia del sistema respecto de la conectividad a internet y del correcto funcionamiento de los servicios externos utilizados (API de Telegram, servidor n8n). La limitación metodológica más relevante del presente trabajo es que la evaluación del sistema se realizó en un entorno de prueba controlado y no en un comercio real en operación. Esto se debe a que, a la fecha de este informe, el artefacto no se implementó comercialmente. En consecuencia, los resultados obtenidos poseen validez interna alta pero validez externa </w:t>
       </w:r>
       <w:r>
         <w:lastRenderedPageBreak/>
-        <w:t xml:space="preserve">implementación piloto en un comercio real y su eventual comercialización tampoco forman parte del alcance de este trabajo final, y se plantean como líneas de continuidad (sección 7.2). </w:t>
-      </w:r>
-    </w:p>
-    <w:p>
-      <w:pPr>
-        <w:ind w:left="-5" w:right="841"/>
-      </w:pPr>
-      <w:r>
-        <w:t xml:space="preserve">Se reconoce como limitación la dependencia del sistema respecto de la conectividad a internet y del correcto funcionamiento de los servicios externos utilizados (API de Telegram, servidor n8n). La limitación metodológica más relevante del presente trabajo es que la evaluación del sistema se realizó en un entorno de prueba controlado y no en un comercio real en operación. Esto se debe a que, a la fecha de este informe, el artefacto no se implementó comercialmente. En consecuencia, los resultados obtenidos poseen validez interna alta pero validez externa acotada. Su generalización a condiciones reales de uso (variabilidad de clientes, picos de demanda, errores de conectividad en campo) requiere una validación de campo posterior, que se plantea como trabajo futuro prioritario (sección 7.2). </w:t>
+        <w:t xml:space="preserve">acotada. Su generalización a condiciones reales de uso (variabilidad de clientes, picos de demanda, errores de conectividad en campo) requiere una validación de campo posterior, que se plantea como trabajo futuro prioritario (sección 7.2). </w:t>
       </w:r>
     </w:p>
     <w:p>
@@ -2949,6 +2923,69 @@
       <w:r>
         <w:t xml:space="preserve"> </w:t>
       </w:r>
+    </w:p>
+    <w:p>
+      <w:pPr>
+        <w:spacing w:after="0" w:line="259" w:lineRule="auto"/>
+        <w:ind w:left="0" w:right="0" w:firstLine="0"/>
+        <w:jc w:val="left"/>
+      </w:pPr>
+    </w:p>
+    <w:p>
+      <w:pPr>
+        <w:spacing w:after="0" w:line="259" w:lineRule="auto"/>
+        <w:ind w:left="0" w:right="0" w:firstLine="0"/>
+        <w:jc w:val="left"/>
+      </w:pPr>
+    </w:p>
+    <w:p>
+      <w:pPr>
+        <w:spacing w:after="0" w:line="259" w:lineRule="auto"/>
+        <w:ind w:left="0" w:right="0" w:firstLine="0"/>
+        <w:jc w:val="left"/>
+      </w:pPr>
+    </w:p>
+    <w:p>
+      <w:pPr>
+        <w:spacing w:after="0" w:line="259" w:lineRule="auto"/>
+        <w:ind w:left="0" w:right="0" w:firstLine="0"/>
+        <w:jc w:val="left"/>
+      </w:pPr>
+    </w:p>
+    <w:p>
+      <w:pPr>
+        <w:spacing w:after="0" w:line="259" w:lineRule="auto"/>
+        <w:ind w:left="0" w:right="0" w:firstLine="0"/>
+        <w:jc w:val="left"/>
+      </w:pPr>
+    </w:p>
+    <w:p>
+      <w:pPr>
+        <w:spacing w:after="0" w:line="259" w:lineRule="auto"/>
+        <w:ind w:left="0" w:right="0" w:firstLine="0"/>
+        <w:jc w:val="left"/>
+      </w:pPr>
+    </w:p>
+    <w:p>
+      <w:pPr>
+        <w:spacing w:after="0" w:line="259" w:lineRule="auto"/>
+        <w:ind w:left="0" w:right="0" w:firstLine="0"/>
+        <w:jc w:val="left"/>
+      </w:pPr>
+    </w:p>
+    <w:p>
+      <w:pPr>
+        <w:spacing w:after="0" w:line="259" w:lineRule="auto"/>
+        <w:ind w:left="0" w:right="0" w:firstLine="0"/>
+        <w:jc w:val="left"/>
+      </w:pPr>
+    </w:p>
+    <w:p>
+      <w:pPr>
+        <w:spacing w:after="0" w:line="259" w:lineRule="auto"/>
+        <w:ind w:left="0" w:right="0" w:firstLine="0"/>
+        <w:jc w:val="left"/>
+      </w:pPr>
     </w:p>
     <w:p>
       <w:pPr>
@@ -3308,7 +3345,11 @@
         <w:ind w:left="-5" w:right="841"/>
       </w:pPr>
       <w:r>
-        <w:t xml:space="preserve">La implementación del frontend como aplicación de página única (Single-Page Application, SPA) tiene implicaciones directas sobre el diseño de la API REST del sistema. A diferencia de las aplicaciones web tradicionales de renderizado en servidor, una SPA delega toda la lógica de presentación al cliente y se comunica con el backend exclusivamente mediante llamadas HTTP asíncronas. Esto implica que la API debe exponer respuestas en formato JSON autocontenidas, configurar los encabezados CORS (Cross-Origin Resource Sharing) cuando el frontend se sirve desde un dominio distinto del de la API (en este trabajo lo sirve el propio backend, por lo que el origen es el mismo), y diseñar sus endpoints de manera que cada respuesta incluya la información suficiente para que el cliente construya la vista sin requerir llamadas adicionales encadenadas. Este patrón de interacción se inscribe, en términos generales, en la arquitectura Modelo-Vista-Controlador (MVC), descripta junto con la separación en capas por Fowler (2002): el backend actúa como capa de Modelo y Controlador, gestionando la lógica de negocio y el acceso a datos, mientras que el frontend SPA asume el rol de Vista desacoplada. La comprensión de esta separación de responsabilidades es relevante para evaluar las decisiones de diseño de la API descritas en la sección 4.2. </w:t>
+        <w:t xml:space="preserve">La implementación del frontend como aplicación de página única (Single-Page Application, SPA) tiene implicaciones directas sobre el diseño de la API REST del sistema. A diferencia de las aplicaciones web tradicionales de renderizado en servidor, una SPA delega toda la lógica de presentación al cliente y se comunica con el backend exclusivamente mediante llamadas HTTP asíncronas. Esto implica que la API debe exponer respuestas en formato JSON autocontenidas, </w:t>
+      </w:r>
+      <w:r>
+        <w:lastRenderedPageBreak/>
+        <w:t xml:space="preserve">configurar los encabezados CORS (Cross-Origin Resource Sharing) cuando el frontend se sirve desde un dominio distinto del de la API (en este trabajo lo sirve el propio backend, por lo que el origen es el mismo), y diseñar sus endpoints de manera que cada respuesta incluya la información suficiente para que el cliente construya la vista sin requerir llamadas adicionales encadenadas. Este patrón de interacción se inscribe, en términos generales, en la arquitectura Modelo-Vista-Controlador (MVC), descripta junto con la separación en capas por Fowler (2002): el backend actúa como capa de Modelo y Controlador, gestionando la lógica de negocio y el acceso a datos, mientras que el frontend SPA asume el rol de Vista desacoplada. La comprensión de esta separación de responsabilidades es relevante para evaluar las decisiones de diseño de la API descritas en la sección 4.2. </w:t>
       </w:r>
     </w:p>
     <w:p>
@@ -3360,11 +3401,11 @@
         <w:ind w:left="-5" w:right="841"/>
       </w:pPr>
       <w:r>
-        <w:t xml:space="preserve">Trabajos recientes en el campo de la investigación aplicada confirman esta tendencia hacia la reducción de la barrera técnica de entrada. Sufi (2023) revisa sistemáticamente las plataformas low-code/no-code utilizadas en trabajos de investigación e identifica que este tipo de herramientas —categoría dentro de la cual se enmarca n8n— permite a usuarios sin formación avanzada en programación construir flujos funcionales de automatización. Esto resulta </w:t>
+        <w:t xml:space="preserve">Trabajos recientes en el campo de la investigación aplicada confirman esta tendencia hacia la reducción de la barrera técnica de entrada. Sufi (2023) revisa sistemáticamente las plataformas low-code/no-code utilizadas en trabajos de investigación e identifica que este tipo de </w:t>
       </w:r>
       <w:r>
         <w:lastRenderedPageBreak/>
-        <w:t>particularmente pertinente para el segmento de PyMEs abordado en este trabajo, donde la disponibilidad de personal técnico especializado es limitada (sección 2.1). Desde una perspectiva más amplia de la automatización de procesos de negocio, Khantong y Sriboonlue (2026) sintetizan sistemáticamente 83 artículos arbitrados publicados entre 2015 y 2025 sobre la Automatización Robótica de Procesos (RPA) y proponen un marco integrado organizado en torno a la alineación estratégica, la ejecución operativa y la mejora continua. Si bien n8n no constituye una herramienta de RPA en sentido estricto —opera sobre integraciones y disparadores de eventos, no sobre la manipulación de interfaces de usuario existentes—, los autores identifican los mismos ejes de beneficios y barreras (bajo costo de adopción, gobernanza y mantenimiento) que motivan la elección de una herramienta low-code como capa de automatización en este trabajo.</w:t>
+        <w:t>herramientas —categoría dentro de la cual se enmarca n8n— permite a usuarios sin formación avanzada en programación construir flujos funcionales de automatización. Esto resulta particularmente pertinente para el segmento de PyMEs abordado en este trabajo, donde la disponibilidad de personal técnico especializado es limitada (sección 2.1). Desde una perspectiva más amplia de la automatización de procesos de negocio, Khantong y Sriboonlue (2026) sintetizan sistemáticamente 83 artículos arbitrados publicados entre 2015 y 2025 sobre la Automatización Robótica de Procesos (RPA) y proponen un marco integrado organizado en torno a la alineación estratégica, la ejecución operativa y la mejora continua. Si bien n8n no constituye una herramienta de RPA en sentido estricto —opera sobre integraciones y disparadores de eventos, no sobre la manipulación de interfaces de usuario existentes—, los autores identifican los mismos ejes de beneficios y barreras (bajo costo de adopción, gobernanza y mantenimiento) que motivan la elección de una herramienta low-code como capa de automatización en este trabajo.</w:t>
       </w:r>
     </w:p>
     <w:p>
@@ -3416,7 +3457,11 @@
         <w:ind w:left="-5" w:right="841"/>
       </w:pPr>
       <w:r>
-        <w:t xml:space="preserve">Corresponde precisar, sin embargo, que gran parte de la literatura sobre chatbots citada en esta sección aborda sistemas con capacidad de interpretación de lenguaje natural (NLP). El bot desarrollado en el presente trabajo (sección 4.4), en cambio, no incorpora procesamiento de lenguaje natural en ningún punto de su funcionamiento: la interacción con el cliente está guiada enteramente por botones en línea (inline keyboard) de Telegram, sin que el usuario escriba texto libre en ningún paso del proceso de toma de pedidos. La referencia a Adamopoulou y Moussiades (2020) se retoma con mayor precisión en la sección 2.7.2, en relación específica con los chatbots basados en reglas —categoría en la que se inscribe el artefacto desarrollado—, y no con los sistemas basados en aprendizaje automático o NLP. </w:t>
+        <w:t xml:space="preserve">Corresponde precisar, sin embargo, que gran parte de la literatura sobre chatbots citada en esta sección aborda sistemas con capacidad de interpretación de lenguaje natural (NLP). El bot desarrollado en el presente trabajo (sección 4.4), en cambio, no incorpora procesamiento de lenguaje natural en ningún punto de su funcionamiento: la interacción con el cliente está guiada enteramente por botones en línea (inline keyboard) de Telegram, sin que el usuario escriba texto libre en ningún paso del proceso de toma de pedidos. La referencia a Adamopoulou y Moussiades (2020) se retoma con mayor precisión en la sección 2.7.2, en relación específica </w:t>
+      </w:r>
+      <w:r>
+        <w:lastRenderedPageBreak/>
+        <w:t xml:space="preserve">con los chatbots basados en reglas —categoría en la que se inscribe el artefacto desarrollado—, y no con los sistemas basados en aprendizaje automático o NLP. </w:t>
       </w:r>
     </w:p>
     <w:p>
@@ -3428,7 +3473,6 @@
       <w:bookmarkStart w:id="27" w:name="sec2_6"/>
       <w:bookmarkEnd w:id="26"/>
       <w:r>
-        <w:lastRenderedPageBreak/>
         <w:t>2.6 Bases de datos relacionales</w:t>
       </w:r>
       <w:bookmarkEnd w:id="27"/>
@@ -3517,11 +3561,11 @@
         <w:ind w:left="-5" w:right="841"/>
       </w:pPr>
       <w:r>
-        <w:t xml:space="preserve">En el ámbito latinoamericano, estudios recientes han evidenciado que gran parte de las PyMEs del sector comercial continúa utilizando hojas de cálculo o registros manuales para la gestión de inventarios, incluso en contextos urbanos con acceso a tecnología (CEPAL, 2021). Esta realidad subraya la pertinencia de desarrollar soluciones tecnológicas adaptadas a las capacidades y restricciones de este segmento. Un análisis cienciométrico más reciente confirma esta tendencia: Parra-Sanchez y Talero-Sarmiento (2024), a partir de 448 documentos indexados en Scopus, documentan un crecimiento sostenido de la investigación sobre transformación digital en PyMEs. También documentan una intención creciente de estas organizaciones de adoptar tecnologías como la inteligencia artificial, el big data, la computación en la nube y el comercio electrónico, lo cual refuerza la pertinencia y oportunidad del artefacto desarrollado en este trabajo. Gao, Teh y Ho (2026) confirman esta tendencia mediante un análisis bibliométrico y de contenido de 115 estudios empíricos sobre transformación digital e innovación en PyMEs, publicados en 32 países y relevados en Scopus y Web of Science. Sus resultados muestran una correlación positiva pero dependiente del contexto entre transformación digital e innovación, y los propios autores señalan que esta relación permanece </w:t>
+        <w:t xml:space="preserve">En el ámbito latinoamericano, estudios recientes han evidenciado que gran parte de las PyMEs del sector comercial continúa utilizando hojas de cálculo o registros manuales para la gestión de inventarios, incluso en contextos urbanos con acceso a tecnología (CEPAL, 2021). Esta realidad subraya la pertinencia de desarrollar soluciones tecnológicas adaptadas a las capacidades y restricciones de este segmento. Un análisis cienciométrico más reciente confirma esta tendencia: Parra-Sanchez y Talero-Sarmiento (2024), a partir de 448 documentos indexados en Scopus, documentan un crecimiento sostenido de la investigación sobre transformación digital en PyMEs. También documentan una intención creciente de estas organizaciones de adoptar tecnologías como la inteligencia artificial, el big data, la computación en la nube y el comercio electrónico, lo cual refuerza la pertinencia y oportunidad del artefacto desarrollado en este trabajo. Gao, Teh y Ho (2026) confirman esta tendencia mediante un análisis bibliométrico y de contenido de 115 estudios empíricos sobre transformación digital e innovación en PyMEs, publicados en 32 países y relevados en Scopus y Web of Science. Sus </w:t>
       </w:r>
       <w:r>
         <w:lastRenderedPageBreak/>
-        <w:t>insuficientemente explorada para el segmento de pequeñas y medianas empresas, lo cual refuerza el vacío de conocimiento identificado en la sección 2.7.3.</w:t>
+        <w:t>resultados muestran una correlación positiva pero dependiente del contexto entre transformación digital e innovación, y los propios autores señalan que esta relación permanece insuficientemente explorada para el segmento de pequeñas y medianas empresas, lo cual refuerza el vacío de conocimiento identificado en la sección 2.7.3.</w:t>
       </w:r>
     </w:p>
     <w:p>
@@ -3594,11 +3638,11 @@
         <w:ind w:left="-5" w:right="841"/>
       </w:pPr>
       <w:r>
-        <w:t xml:space="preserve">La revisión de la literatura permite identificar con claridad el vacío de conocimiento que este trabajo pretende cubrir. Existen estudios sobre sistemas de gestión de inventario para PyMEs (Moeuf et al., 2020), trabajos sobre la integración de chatbots en comercio electrónico (Adamopoulou y Moussiades, 2020), propuestas de automatización de procesos de negocio (van der Aalst, 2016) y revisiones recientes sobre plataformas low-code/no-code (Sufi, 2023). Sin embargo, no se encontraron en la literatura revisada trabajos que integren de manera simultánea los tres componentes en una solución funcional orientada a pequeños comercios de tipo presencial: (1) un sistema de gestión de stock basado en API REST, (2) un canal de </w:t>
+        <w:t xml:space="preserve">La revisión de la literatura permite identificar con claridad el vacío de conocimiento que este trabajo pretende cubrir. Existen estudios sobre sistemas de gestión de inventario para PyMEs (Moeuf et al., 2020), trabajos sobre la integración de chatbots en comercio electrónico (Adamopoulou y Moussiades, 2020), propuestas de automatización de procesos de negocio (van der Aalst, 2016) y revisiones recientes sobre plataformas low-code/no-code (Sufi, 2023). Sin embargo, no se encontraron en la literatura revisada trabajos que integren de manera simultánea los tres componentes en una solución funcional orientada a pequeños comercios </w:t>
       </w:r>
       <w:r>
         <w:lastRenderedPageBreak/>
-        <w:t xml:space="preserve">recepción de pedidos mediante mensajería instantánea y (3) una capa de automatización de bajo costo basada en herramientas como n8n, de licenciamiento fair-code (sección 2.4). </w:t>
+        <w:t xml:space="preserve">de tipo presencial: (1) un sistema de gestión de stock basado en API REST, (2) un canal de recepción de pedidos mediante mensajería instantánea y (3) una capa de automatización de bajo costo basada en herramientas como n8n, de licenciamiento fair-code (sección 2.4). </w:t>
       </w:r>
     </w:p>
     <w:p>
@@ -7167,7 +7211,11 @@
         <w:ind w:left="-5" w:right="841"/>
       </w:pPr>
       <w:r>
-        <w:t xml:space="preserve">La operacionalización de estas variables se realizó mediante métricas cuantificables obtenidas a partir de una grabación de pantalla con el reloj del sistema visible (TPP), del registro de incidencias por escenario (TED) y de auditorías de cierre de stock (NAS), documentadas en el Anexo A. </w:t>
+        <w:t xml:space="preserve">La operacionalización de estas variables se realizó mediante métricas cuantificables obtenidas a partir de una grabación de pantalla con el reloj del sistema visible (TPP), del registro de </w:t>
+      </w:r>
+      <w:r>
+        <w:lastRenderedPageBreak/>
+        <w:t xml:space="preserve">incidencias por escenario (TED) y de auditorías de cierre de stock (NAS), documentadas en el Anexo A. </w:t>
       </w:r>
     </w:p>
     <w:p>
@@ -7342,6 +7390,7 @@
         <w:ind w:left="676" w:right="841" w:hanging="338"/>
       </w:pPr>
       <w:r>
+        <w:lastRenderedPageBreak/>
         <w:t xml:space="preserve">Base de datos: MySQL, por su compatibilidad con el estándar SQL, su rendimiento en operaciones transaccionales y su integración nativa con Spring Boot a través de JPA/Hibernate. En la corrida del experimento se utilizó MariaDB 10.4.28, el servidor de la distribución XAMPP, compatible con MySQL y accedido con su conector y su dialecto. </w:t>
       </w:r>
     </w:p>
@@ -7423,7 +7472,6 @@
         <w:jc w:val="left"/>
       </w:pPr>
       <w:r>
-        <w:lastRenderedPageBreak/>
         <w:t xml:space="preserve">Etapa 2 – Diseño de la arquitectura: se definieron los componentes del sistema, sus interfaces y el modelo de datos. Se priorizó la modularidad y el desacoplamiento entre capas para facilitar la evolución independiente de cada componente. </w:t>
       </w:r>
     </w:p>
@@ -7530,7 +7578,11 @@
         <w:ind w:left="-5" w:right="841"/>
       </w:pPr>
       <w:r>
-        <w:t xml:space="preserve">La validez interna del estudio se sustenta en la comparación controlada de las condiciones pre y post implementación, manteniendo constantes las demás variables del entorno operativo durante el período de medición. El carácter intrasujeto del diseño reduce la variabilidad atribuible a diferencias entre unidades de análisis, ya que el mismo conjunto de escenarios actúa como su propio punto de comparación. No obstante, el diseño adoptado no incorpora un grupo de control independiente ni asignación aleatoria, características que lo ubican, en sentido estricto, en la categoría de diseños preexperimentales (Campbell y Stanley, 1963; sección 3.4). Por eso, esta reducción de variabilidad intrasujeto no equivale a la robustez de inferencia causal que ofrecería un diseño con grupo de comparación no equivalente. Esta precisión acota el alcance de las afirmaciones causales sostenidas en el Capítulo 6, sin invalidar los hallazgos obtenidos. </w:t>
+        <w:t xml:space="preserve">La validez interna del estudio se sustenta en la comparación controlada de las condiciones pre y post implementación, manteniendo constantes las demás variables del entorno operativo durante el período de medición. El carácter intrasujeto del diseño reduce la variabilidad atribuible a diferencias entre unidades de análisis, ya que el mismo conjunto de escenarios actúa como su propio punto de comparación. No obstante, el diseño adoptado no incorpora un grupo de control independiente ni asignación aleatoria, características que lo ubican, en </w:t>
+      </w:r>
+      <w:r>
+        <w:lastRenderedPageBreak/>
+        <w:t xml:space="preserve">sentido estricto, en la categoría de diseños preexperimentales (Campbell y Stanley, 1963; sección 3.4). Por eso, esta reducción de variabilidad intrasujeto no equivale a la robustez de inferencia causal que ofrecería un diseño con grupo de comparación no equivalente. Esta precisión acota el alcance de las afirmaciones causales sostenidas en el Capítulo 6, sin invalidar los hallazgos obtenidos. </w:t>
       </w:r>
     </w:p>
     <w:p>
@@ -7546,11 +7598,7 @@
         <w:ind w:left="-5" w:right="841"/>
       </w:pPr>
       <w:r>
-        <w:t xml:space="preserve">Como amenaza a la validez interna, se reconoce el posible efecto de aprendizaje de los operadores, que podría contribuir de manera independiente tanto a la reducción de errores como a la reducción del tiempo de procesamiento de pedidos (TPP). Ambas condiciones se ejecutaron, en efecto, en un orden fijo (primero la modalidad manual, el 10/09/2026, luego la automatizada, el 12/09/2026) y sobre los mismos 20 escenarios, sin contrabalanceo ni más </w:t>
-      </w:r>
-      <w:r>
-        <w:lastRenderedPageBreak/>
-        <w:t xml:space="preserve">intervalo de lavado entre corridas que un día y 23 horas entre el cierre del pretest y el inicio del postest. Para mitigar parcialmente esta amenaza se incorporaron 5 escenarios de calentamiento antes de cada condición (sección 3.4), no cronometrados. Con ellos se buscó que los operadores superaran la curva de aprendizaje básica del procedimiento antes de que comenzara el registro de datos. Esta incorporación reduce, pero no elimina, el efecto de práctica residual sobre los 20 escenarios de medición —idénticos entre condiciones—, por lo que esta amenaza no puede descartarse por completo y se retoma como limitación en la sección 6.2. </w:t>
+        <w:t xml:space="preserve">Como amenaza a la validez interna, se reconoce el posible efecto de aprendizaje de los operadores, que podría contribuir de manera independiente tanto a la reducción de errores como a la reducción del tiempo de procesamiento de pedidos (TPP). Ambas condiciones se ejecutaron, en efecto, en un orden fijo (primero la modalidad manual, el 10/09/2026, luego la automatizada, el 12/09/2026) y sobre los mismos 20 escenarios, sin contrabalanceo ni más intervalo de lavado entre corridas que un día y 23 horas entre el cierre del pretest y el inicio del postest. Para mitigar parcialmente esta amenaza se incorporaron 5 escenarios de calentamiento antes de cada condición (sección 3.4), no cronometrados. Con ellos se buscó que los operadores superaran la curva de aprendizaje básica del procedimiento antes de que comenzara el registro de datos. Esta incorporación reduce, pero no elimina, el efecto de práctica residual sobre los 20 escenarios de medición —idénticos entre condiciones—, por lo que esta amenaza no puede descartarse por completo y se retoma como limitación en la sección 6.2. </w:t>
       </w:r>
     </w:p>
     <w:p>
@@ -7560,146 +7608,6 @@
       <w:r>
         <w:t xml:space="preserve">En cuanto a la validez externa, se reconoce como limitación central que el experimento se ejecutó en un entorno controlado y no en condiciones reales de operación comercial. Esto puede sobreestimar los beneficios observados respecto de un contexto con mayor variabilidad, interrupciones y comportamiento heterogéneo de clientes reales. Los resultados obtenidos deben interpretarse, por lo tanto, como una estimación del potencial del sistema bajo condiciones controladas, y no como una medición definitiva de su impacto en un comercio en funcionamiento. La validación en campo se plantea como trabajo futuro prioritario (Capítulo 7). </w:t>
       </w:r>
-    </w:p>
-    <w:p>
-      <w:pPr>
-        <w:spacing w:after="0" w:line="259" w:lineRule="auto"/>
-        <w:ind w:left="0" w:right="0" w:firstLine="0"/>
-        <w:jc w:val="left"/>
-      </w:pPr>
-    </w:p>
-    <w:p>
-      <w:pPr>
-        <w:spacing w:after="0" w:line="259" w:lineRule="auto"/>
-        <w:ind w:left="0" w:right="0" w:firstLine="0"/>
-        <w:jc w:val="left"/>
-      </w:pPr>
-    </w:p>
-    <w:p>
-      <w:pPr>
-        <w:spacing w:after="0" w:line="259" w:lineRule="auto"/>
-        <w:ind w:left="0" w:right="0" w:firstLine="0"/>
-        <w:jc w:val="left"/>
-      </w:pPr>
-    </w:p>
-    <w:p>
-      <w:pPr>
-        <w:spacing w:after="0" w:line="259" w:lineRule="auto"/>
-        <w:ind w:left="0" w:right="0" w:firstLine="0"/>
-        <w:jc w:val="left"/>
-      </w:pPr>
-    </w:p>
-    <w:p>
-      <w:pPr>
-        <w:spacing w:after="0" w:line="259" w:lineRule="auto"/>
-        <w:ind w:left="0" w:right="0" w:firstLine="0"/>
-        <w:jc w:val="left"/>
-      </w:pPr>
-    </w:p>
-    <w:p>
-      <w:pPr>
-        <w:spacing w:after="0" w:line="259" w:lineRule="auto"/>
-        <w:ind w:left="0" w:right="0" w:firstLine="0"/>
-        <w:jc w:val="left"/>
-      </w:pPr>
-    </w:p>
-    <w:p>
-      <w:pPr>
-        <w:spacing w:after="0" w:line="259" w:lineRule="auto"/>
-        <w:ind w:left="0" w:right="0" w:firstLine="0"/>
-        <w:jc w:val="left"/>
-      </w:pPr>
-    </w:p>
-    <w:p>
-      <w:pPr>
-        <w:spacing w:after="0" w:line="259" w:lineRule="auto"/>
-        <w:ind w:left="0" w:right="0" w:firstLine="0"/>
-        <w:jc w:val="left"/>
-      </w:pPr>
-    </w:p>
-    <w:p>
-      <w:pPr>
-        <w:spacing w:after="0" w:line="259" w:lineRule="auto"/>
-        <w:ind w:left="0" w:right="0" w:firstLine="0"/>
-        <w:jc w:val="left"/>
-      </w:pPr>
-    </w:p>
-    <w:p>
-      <w:pPr>
-        <w:spacing w:after="0" w:line="259" w:lineRule="auto"/>
-        <w:ind w:left="0" w:right="0" w:firstLine="0"/>
-        <w:jc w:val="left"/>
-      </w:pPr>
-    </w:p>
-    <w:p>
-      <w:pPr>
-        <w:spacing w:after="0" w:line="259" w:lineRule="auto"/>
-        <w:ind w:left="0" w:right="0" w:firstLine="0"/>
-        <w:jc w:val="left"/>
-      </w:pPr>
-    </w:p>
-    <w:p>
-      <w:pPr>
-        <w:spacing w:after="0" w:line="259" w:lineRule="auto"/>
-        <w:ind w:left="0" w:right="0" w:firstLine="0"/>
-        <w:jc w:val="left"/>
-      </w:pPr>
-    </w:p>
-    <w:p>
-      <w:pPr>
-        <w:spacing w:after="0" w:line="259" w:lineRule="auto"/>
-        <w:ind w:left="0" w:right="0" w:firstLine="0"/>
-        <w:jc w:val="left"/>
-      </w:pPr>
-    </w:p>
-    <w:p>
-      <w:pPr>
-        <w:spacing w:after="0" w:line="259" w:lineRule="auto"/>
-        <w:ind w:left="0" w:right="0" w:firstLine="0"/>
-        <w:jc w:val="left"/>
-      </w:pPr>
-    </w:p>
-    <w:p>
-      <w:pPr>
-        <w:spacing w:after="0" w:line="259" w:lineRule="auto"/>
-        <w:ind w:left="0" w:right="0" w:firstLine="0"/>
-        <w:jc w:val="left"/>
-      </w:pPr>
-    </w:p>
-    <w:p>
-      <w:pPr>
-        <w:spacing w:after="0" w:line="259" w:lineRule="auto"/>
-        <w:ind w:left="0" w:right="0" w:firstLine="0"/>
-        <w:jc w:val="left"/>
-      </w:pPr>
-    </w:p>
-    <w:p>
-      <w:pPr>
-        <w:spacing w:after="0" w:line="259" w:lineRule="auto"/>
-        <w:ind w:left="0" w:right="0" w:firstLine="0"/>
-        <w:jc w:val="left"/>
-      </w:pPr>
-    </w:p>
-    <w:p>
-      <w:pPr>
-        <w:spacing w:after="0" w:line="259" w:lineRule="auto"/>
-        <w:ind w:left="0" w:right="0" w:firstLine="0"/>
-        <w:jc w:val="left"/>
-      </w:pPr>
-    </w:p>
-    <w:p>
-      <w:pPr>
-        <w:spacing w:after="0" w:line="259" w:lineRule="auto"/>
-        <w:ind w:left="0" w:right="0" w:firstLine="0"/>
-        <w:jc w:val="left"/>
-      </w:pPr>
-    </w:p>
-    <w:p>
-      <w:pPr>
-        <w:spacing w:after="0" w:line="259" w:lineRule="auto"/>
-        <w:ind w:left="0" w:right="0" w:firstLine="0"/>
-        <w:jc w:val="left"/>
-      </w:pPr>
     </w:p>
     <w:p>
       <w:pPr>
@@ -7906,7 +7814,11 @@
         <w:ind w:left="-5" w:right="841"/>
       </w:pPr>
       <w:r>
-        <w:t xml:space="preserve">El frontend se implementó como una aplicación de página única (SPA) en JavaScript, HTML5 y CSS3, servida como contenido estático por el propio backend de Spring Boot. La interfaz se organiza en módulos funcionales independientes: autenticación (login), pantalla de inicio, gestión de productos, gestión de pedidos y control de stock. Cada módulo está compuesto por una vista HTML y un script JavaScript que consume la API REST mediante llamadas HTTP asíncronas (fetch) y renderiza dinámicamente la información recibida. El módulo de autenticación se implementó mediante JSON Web Tokens (JWT). Al iniciar sesión, el backend emite un token firmado que se almacena en una cookie con el atributo HttpOnly —inaccesible desde JavaScript, para mitigar ataques de tipo XSS— y que expira tras una hora de inactividad, renovándose automáticamente con cada solicitud autenticada (expiración deslizante). Un filtro de seguridad (Spring Security) exige una sesión válida para acceder a cualquier pantalla del panel de administración o a sus endpoints de gestión. Este filtro redirige al usuario no autenticado a la pantalla de inicio de sesión, tanto si intenta acceder directamente por URL como si su sesión expiró por inactividad. Los endpoints que consume la integración con Telegram y la consulta pública del catálogo usan mecanismos de autenticación distintos, detallados en la sección 4.2. Esta organización modular responde al objetivo específico OE3 (sección 1.5) y facilita que cada operador del comercio acceda únicamente a las funcionalidades relevantes para su tarea, manteniendo la separación de responsabilidades descripta en la sección 2.3. Las Figuras 4.1.1a a 4.1.1c muestran las pantallas de inicio de sesión, el panel de control y la gestión de productos; el resto de las capturas de la SPA y del bot se incluye en el Anexo E. </w:t>
+        <w:t xml:space="preserve">El frontend se implementó como una aplicación de página única (SPA) en JavaScript, HTML5 y CSS3, servida como contenido estático por el propio backend de Spring Boot. La interfaz se organiza en módulos funcionales independientes: autenticación (login), pantalla de inicio, gestión de productos, gestión de pedidos y control de stock. Cada módulo está compuesto por una vista HTML y un script JavaScript que consume la API REST mediante llamadas HTTP asíncronas (fetch) y renderiza dinámicamente la información recibida. El módulo de autenticación se implementó mediante JSON Web Tokens (JWT). Al iniciar sesión, el backend emite un token firmado que se almacena en una cookie con el atributo HttpOnly —inaccesible </w:t>
+      </w:r>
+      <w:r>
+        <w:lastRenderedPageBreak/>
+        <w:t xml:space="preserve">desde JavaScript, para mitigar ataques de tipo XSS— y que expira tras una hora de inactividad, renovándose automáticamente con cada solicitud autenticada (expiración deslizante). Un filtro de seguridad (Spring Security) exige una sesión válida para acceder a cualquier pantalla del panel de administración o a sus endpoints de gestión. Este filtro redirige al usuario no autenticado a la pantalla de inicio de sesión, tanto si intenta acceder directamente por URL como si su sesión expiró por inactividad. Los endpoints que consume la integración con Telegram y la consulta pública del catálogo usan mecanismos de autenticación distintos, detallados en la sección 4.2. Esta organización modular responde al objetivo específico OE3 (sección 1.5) y facilita que cada operador del comercio acceda únicamente a las funcionalidades relevantes para su tarea, manteniendo la separación de responsabilidades descripta en la sección 2.3. Las Figuras 4.1.1a a 4.1.1c muestran las pantallas de inicio de sesión, el panel de control y la gestión de productos; el resto de las capturas de la SPA y del bot se incluye en el Anexo E. </w:t>
       </w:r>
     </w:p>
     <w:p>
@@ -8309,23 +8221,26 @@
       <w:bookmarkStart w:id="67" w:name="sec4_4"/>
       <w:bookmarkEnd w:id="66"/>
       <w:r>
+        <w:t>4.4 Integración con Telegram y automatización con n8n</w:t>
+      </w:r>
+      <w:bookmarkEnd w:id="67"/>
+      <w:r>
+        <w:rPr>
+          <w:color w:val="2E74B5"/>
+        </w:rPr>
+        <w:t xml:space="preserve"> </w:t>
+      </w:r>
+    </w:p>
+    <w:p>
+      <w:pPr>
+        <w:ind w:left="-5" w:right="841"/>
+      </w:pPr>
+      <w:r>
+        <w:t xml:space="preserve">Uno de los aportes más significativos del sistema desarrollado radica en la integración con plataformas de mensajería instantánea y la utilización de herramientas de automatización para </w:t>
+      </w:r>
+      <w:r>
         <w:lastRenderedPageBreak/>
-        <w:t>4.4 Integración con Telegram y automatización con n8n</w:t>
-      </w:r>
-      <w:bookmarkEnd w:id="67"/>
-      <w:r>
-        <w:rPr>
-          <w:color w:val="2E74B5"/>
-        </w:rPr>
-        <w:t xml:space="preserve"> </w:t>
-      </w:r>
-    </w:p>
-    <w:p>
-      <w:pPr>
-        <w:ind w:left="-5" w:right="841"/>
-      </w:pPr>
-      <w:r>
-        <w:t xml:space="preserve">Uno de los aportes más significativos del sistema desarrollado radica en la integración con plataformas de mensajería instantánea y la utilización de herramientas de automatización para la gestión de flujos de trabajo. Esta integración permite que los usuarios —clientes del comercio— puedan enviar pedidos a través de Telegram sin necesidad de interactuar directamente con la interfaz web del sistema. </w:t>
+        <w:t xml:space="preserve">la gestión de flujos de trabajo. Esta integración permite que los usuarios —clientes del comercio— puedan enviar pedidos a través de Telegram sin necesidad de interactuar directamente con la interfaz web del sistema. </w:t>
       </w:r>
     </w:p>
     <w:p>
@@ -8557,11 +8472,11 @@
         <w:ind w:left="-5" w:right="841"/>
       </w:pPr>
       <w:r>
-        <w:t xml:space="preserve">Durante el desarrollo se realizaron verificaciones funcionales manuales orientadas a comprobar el comportamiento de los componentes de la API —particularmente la lógica de validación de datos y el manejo de errores en cada endpoint. Estas verificaciones se llevaron a cabo consumiendo la propia API desde el frontend de la aplicación y, en el caso de los endpoints vinculados a la toma de pedidos, mediante interacción directa con el bot de Telegram. En cada caso se observaron las respuestas devueltas y el comportamiento resultante en la base de </w:t>
+        <w:t xml:space="preserve">Durante el desarrollo se realizaron verificaciones funcionales manuales orientadas a comprobar el comportamiento de los componentes de la API —particularmente la lógica de validación de datos y el manejo de errores en cada endpoint. Estas verificaciones se llevaron a cabo consumiendo la propia API desde el frontend de la aplicación y, en el caso de los endpoints vinculados a la toma de pedidos, mediante interacción directa con el bot de Telegram. En cada caso se observaron las respuestas devueltas y el comportamiento resultante en la base de datos. No se utilizó una herramienta dedicada de prueba de peticiones HTTP (como Postman) ni una especificación OpenAPI. Las pruebas de los endpoints CRUD (productos, categorías, </w:t>
       </w:r>
       <w:r>
         <w:lastRenderedPageBreak/>
-        <w:t xml:space="preserve">datos. No se utilizó una herramienta dedicada de prueba de peticiones HTTP (como Postman) ni una especificación OpenAPI. Las pruebas de los endpoints CRUD (productos, categorías, pedidos) se ejecutaron, en cambio, a través de las mismas pantallas de la SPA que los consume en producción: esto permitió verificar el comportamiento end-to-end del sistema tal como lo experimentaría un operador real, aunque no permitió aislar cada endpoint de forma independiente del resto de la interfaz. Las capturas incluidas en el Anexo E documentan estas pruebas sobre la SPA y sobre el bot. </w:t>
+        <w:t xml:space="preserve">pedidos) se ejecutaron, en cambio, a través de las mismas pantallas de la SPA que los consume en producción: esto permitió verificar el comportamiento end-to-end del sistema tal como lo experimentaría un operador real, aunque no permitió aislar cada endpoint de forma independiente del resto de la interfaz. Las capturas incluidas en el Anexo E documentan estas pruebas sobre la SPA y sobre el bot. </w:t>
       </w:r>
     </w:p>
     <w:p>
@@ -8593,13 +8508,13 @@
         <w:pStyle w:val="Ttulo3"/>
         <w:ind w:left="-5"/>
       </w:pPr>
-      <w:bookmarkStart w:id="105" w:name="_4.6_Evolución_del"/>
-      <w:bookmarkStart w:id="106" w:name="sec4_6"/>
-      <w:bookmarkEnd w:id="105"/>
+      <w:bookmarkStart w:id="70" w:name="_4.6_Evolución_del"/>
+      <w:bookmarkStart w:id="71" w:name="sec4_6"/>
+      <w:bookmarkEnd w:id="70"/>
       <w:r>
         <w:t>4.6 Evolución del artefacto durante y después del experimento</w:t>
       </w:r>
-      <w:bookmarkEnd w:id="106"/>
+      <w:bookmarkEnd w:id="71"/>
       <w:r>
         <w:rPr>
           <w:color w:val="2E74B5"/>
@@ -8620,7 +8535,11 @@
         <w:ind w:left="-5" w:right="841"/>
       </w:pPr>
       <w:r>
-        <w:t xml:space="preserve">El 11/08/2026, con anterioridad a la corrida del 10 y el 12/09/2026, se resolvieron dos tareas técnicas puntuales: la corrección de la excepción no controlada que exponía el escenario de carrito vacío, y la incorporación de una validación de cantidad máxima del lado del servidor. Esta última cantidad estaba antes impuesta únicamente por la construcción de los botones en n8n (sección 4.4). Para el primer caso, se agregó manejo explícito de la excepción (respuesta HTTP 400 con mensaje descriptivo; commit 1d95abf del repositorio, Anexo F). Para el segundo, una validación de rango (1 a 10 unidades) en el endpoint POST /carrito/{chatId}/item (commit 237ed83 del repositorio, Anexo F). </w:t>
+        <w:t xml:space="preserve">El 11/08/2026, con anterioridad a la corrida del 10 y el 12/09/2026, se resolvieron dos tareas técnicas puntuales: la corrección de la excepción no controlada que exponía el escenario de </w:t>
+      </w:r>
+      <w:r>
+        <w:lastRenderedPageBreak/>
+        <w:t xml:space="preserve">carrito vacío, y la incorporación de una validación de cantidad máxima del lado del servidor. Esta última cantidad estaba antes impuesta únicamente por la construcción de los botones en n8n (sección 4.4). Para el primer caso, se agregó manejo explícito de la excepción (respuesta HTTP 400 con mensaje descriptivo; commit 1d95abf del repositorio, Anexo F). Para el segundo, una validación de rango (1 a 10 unidades) en el endpoint POST /carrito/{chatId}/item (commit 237ed83 del repositorio, Anexo F). </w:t>
       </w:r>
     </w:p>
     <w:p>
@@ -8636,7 +8555,11 @@
         <w:ind w:left="-5" w:right="841"/>
       </w:pPr>
       <w:r>
-        <w:t xml:space="preserve">También se identificó, como riesgo de seguridad, que la configuración de desarrollo versionaba credenciales sensibles: un usuario de MySQL sin contraseña y valores por defecto para el secreto de firma JWT y la clave compartida de la integración con n8n. Estos valores permitían levantar el sistema sin definir ningún secreto real. Se separó la configuración en un perfil "dev" —activo por defecto, sin cambios en el flujo de trabajo local ni en la suite de pruebas— con esos valores de conveniencia. El archivo de configuración base, en cambio, no tiene valores por defecto para las credenciales de base de datos, el secreto JWT y la clave de n8n: cualquier otro perfil de despliegue debe definirlas por variable de entorno, o el arranque falla con un error explícito (commit 97ce027 del repositorio, Anexo F). Se agregó también la posibilidad de marcar la cookie de sesión JWT como Secure (solo HTTPS) mediante una variable de entorno, deshabilitada por defecto para no romper el desarrollo local sobre HTTP. Se agregó, por último, un perfil “prod” (application-prod.properties) que sobreescribe spring.jpa.hibernate.ddl-auto de “update”, conveniente mientras el modelo de datos todavía cambiaba en desarrollo, a “validate”: en un despliegue real, Hibernate compara el esquema existente contra las entidades y falla el arranque si no coinciden, en lugar de crear o alterar tablas automáticamente (commit 4c57af8 del repositorio, Anexo F). En una revisión posterior se cerraron dos observaciones de seguridad que quedaban abiertas: se quitó el origen abierto (@CrossOrigin con origen “*”) de los controladores de pedidos y de carrito, dado que el frontend se sirve desde el propio backend y n8n llama a la API de servidor a servidor, y server.error.include-message quedó en “never” en el archivo base, de modo que solo el perfil “dev” expone el mensaje de las excepciones no controladas (commit 15625b8 del repositorio, Anexo F). La protección contra CSRF sigue deshabilitada, como se declara en el Anexo F. </w:t>
+        <w:t xml:space="preserve">También se identificó, como riesgo de seguridad, que la configuración de desarrollo versionaba credenciales sensibles: un usuario de MySQL sin contraseña y valores por defecto para el secreto de firma JWT y la clave compartida de la integración con n8n. Estos valores permitían levantar el sistema sin definir ningún secreto real. Se separó la configuración en un perfil "dev" —activo por defecto, sin cambios en el flujo de trabajo local ni en la suite de pruebas— con esos valores de conveniencia. El archivo de configuración base, en cambio, no tiene valores por defecto para las credenciales de base de datos, el secreto JWT y la clave de n8n: cualquier otro perfil de despliegue debe definirlas por variable de entorno, o el arranque falla con un error explícito (commit 97ce027 del repositorio, Anexo F). Se agregó también la posibilidad de marcar la cookie de sesión JWT como Secure (solo HTTPS) mediante una variable de entorno, deshabilitada por defecto para no romper el desarrollo local sobre HTTP. Se agregó, por último, un perfil “prod” (application-prod.properties) que sobreescribe spring.jpa.hibernate.ddl-auto de “update”, conveniente mientras el modelo de datos todavía cambiaba en desarrollo, a “validate”: en un despliegue real, Hibernate compara el esquema existente contra las entidades y falla el arranque si no coinciden, en lugar de crear o alterar tablas automáticamente (commit 4c57af8 del repositorio, Anexo F). En una revisión posterior se cerraron dos observaciones de seguridad que quedaban abiertas: se quitó el origen abierto (@CrossOrigin con origen “*”) de </w:t>
+      </w:r>
+      <w:r>
+        <w:lastRenderedPageBreak/>
+        <w:t xml:space="preserve">los controladores de pedidos y de carrito, dado que el frontend se sirve desde el propio backend y n8n llama a la API de servidor a servidor, y server.error.include-message quedó en “never” en el archivo base, de modo que solo el perfil “dev” expone el mensaje de las excepciones no controladas (commit 15625b8 del repositorio, Anexo F). La protección contra CSRF sigue deshabilitada, como se declara en el Anexo F. </w:t>
       </w:r>
     </w:p>
     <w:p>
@@ -8663,6 +8586,160 @@
       <w:r>
         <w:t xml:space="preserve"> </w:t>
       </w:r>
+    </w:p>
+    <w:p>
+      <w:pPr>
+        <w:spacing w:after="0" w:line="259" w:lineRule="auto"/>
+        <w:ind w:left="0" w:right="0" w:firstLine="0"/>
+        <w:jc w:val="left"/>
+      </w:pPr>
+    </w:p>
+    <w:p>
+      <w:pPr>
+        <w:spacing w:after="0" w:line="259" w:lineRule="auto"/>
+        <w:ind w:left="0" w:right="0" w:firstLine="0"/>
+        <w:jc w:val="left"/>
+      </w:pPr>
+    </w:p>
+    <w:p>
+      <w:pPr>
+        <w:spacing w:after="0" w:line="259" w:lineRule="auto"/>
+        <w:ind w:left="0" w:right="0" w:firstLine="0"/>
+        <w:jc w:val="left"/>
+      </w:pPr>
+    </w:p>
+    <w:p>
+      <w:pPr>
+        <w:spacing w:after="0" w:line="259" w:lineRule="auto"/>
+        <w:ind w:left="0" w:right="0" w:firstLine="0"/>
+        <w:jc w:val="left"/>
+      </w:pPr>
+    </w:p>
+    <w:p>
+      <w:pPr>
+        <w:spacing w:after="0" w:line="259" w:lineRule="auto"/>
+        <w:ind w:left="0" w:right="0" w:firstLine="0"/>
+        <w:jc w:val="left"/>
+      </w:pPr>
+    </w:p>
+    <w:p>
+      <w:pPr>
+        <w:spacing w:after="0" w:line="259" w:lineRule="auto"/>
+        <w:ind w:left="0" w:right="0" w:firstLine="0"/>
+        <w:jc w:val="left"/>
+      </w:pPr>
+    </w:p>
+    <w:p>
+      <w:pPr>
+        <w:spacing w:after="0" w:line="259" w:lineRule="auto"/>
+        <w:ind w:left="0" w:right="0" w:firstLine="0"/>
+        <w:jc w:val="left"/>
+      </w:pPr>
+    </w:p>
+    <w:p>
+      <w:pPr>
+        <w:spacing w:after="0" w:line="259" w:lineRule="auto"/>
+        <w:ind w:left="0" w:right="0" w:firstLine="0"/>
+        <w:jc w:val="left"/>
+      </w:pPr>
+    </w:p>
+    <w:p>
+      <w:pPr>
+        <w:spacing w:after="0" w:line="259" w:lineRule="auto"/>
+        <w:ind w:left="0" w:right="0" w:firstLine="0"/>
+        <w:jc w:val="left"/>
+      </w:pPr>
+    </w:p>
+    <w:p>
+      <w:pPr>
+        <w:spacing w:after="0" w:line="259" w:lineRule="auto"/>
+        <w:ind w:left="0" w:right="0" w:firstLine="0"/>
+        <w:jc w:val="left"/>
+      </w:pPr>
+    </w:p>
+    <w:p>
+      <w:pPr>
+        <w:spacing w:after="0" w:line="259" w:lineRule="auto"/>
+        <w:ind w:left="0" w:right="0" w:firstLine="0"/>
+        <w:jc w:val="left"/>
+      </w:pPr>
+    </w:p>
+    <w:p>
+      <w:pPr>
+        <w:spacing w:after="0" w:line="259" w:lineRule="auto"/>
+        <w:ind w:left="0" w:right="0" w:firstLine="0"/>
+        <w:jc w:val="left"/>
+      </w:pPr>
+    </w:p>
+    <w:p>
+      <w:pPr>
+        <w:spacing w:after="0" w:line="259" w:lineRule="auto"/>
+        <w:ind w:left="0" w:right="0" w:firstLine="0"/>
+        <w:jc w:val="left"/>
+      </w:pPr>
+    </w:p>
+    <w:p>
+      <w:pPr>
+        <w:spacing w:after="0" w:line="259" w:lineRule="auto"/>
+        <w:ind w:left="0" w:right="0" w:firstLine="0"/>
+        <w:jc w:val="left"/>
+      </w:pPr>
+    </w:p>
+    <w:p>
+      <w:pPr>
+        <w:spacing w:after="0" w:line="259" w:lineRule="auto"/>
+        <w:ind w:left="0" w:right="0" w:firstLine="0"/>
+        <w:jc w:val="left"/>
+      </w:pPr>
+    </w:p>
+    <w:p>
+      <w:pPr>
+        <w:spacing w:after="0" w:line="259" w:lineRule="auto"/>
+        <w:ind w:left="0" w:right="0" w:firstLine="0"/>
+        <w:jc w:val="left"/>
+      </w:pPr>
+    </w:p>
+    <w:p>
+      <w:pPr>
+        <w:spacing w:after="0" w:line="259" w:lineRule="auto"/>
+        <w:ind w:left="0" w:right="0" w:firstLine="0"/>
+        <w:jc w:val="left"/>
+      </w:pPr>
+    </w:p>
+    <w:p>
+      <w:pPr>
+        <w:spacing w:after="0" w:line="259" w:lineRule="auto"/>
+        <w:ind w:left="0" w:right="0" w:firstLine="0"/>
+        <w:jc w:val="left"/>
+      </w:pPr>
+    </w:p>
+    <w:p>
+      <w:pPr>
+        <w:spacing w:after="0" w:line="259" w:lineRule="auto"/>
+        <w:ind w:left="0" w:right="0" w:firstLine="0"/>
+        <w:jc w:val="left"/>
+      </w:pPr>
+    </w:p>
+    <w:p>
+      <w:pPr>
+        <w:spacing w:after="0" w:line="259" w:lineRule="auto"/>
+        <w:ind w:left="0" w:right="0" w:firstLine="0"/>
+        <w:jc w:val="left"/>
+      </w:pPr>
+    </w:p>
+    <w:p>
+      <w:pPr>
+        <w:spacing w:after="0" w:line="259" w:lineRule="auto"/>
+        <w:ind w:left="0" w:right="0" w:firstLine="0"/>
+        <w:jc w:val="left"/>
+      </w:pPr>
+    </w:p>
+    <w:p>
+      <w:pPr>
+        <w:spacing w:after="0" w:line="259" w:lineRule="auto"/>
+        <w:ind w:left="0" w:right="0" w:firstLine="0"/>
+        <w:jc w:val="left"/>
+      </w:pPr>
       <w:r>
         <w:tab/>
         <w:t xml:space="preserve"> </w:t>
@@ -8673,14 +8750,14 @@
         <w:pStyle w:val="Ttulo2"/>
         <w:ind w:left="-5"/>
       </w:pPr>
-      <w:bookmarkStart w:id="70" w:name="_CAPÍTULO_5:_Resultados"/>
-      <w:bookmarkStart w:id="71" w:name="ch5"/>
-      <w:bookmarkEnd w:id="70"/>
+      <w:bookmarkStart w:id="72" w:name="_CAPÍTULO_5:_Resultados"/>
+      <w:bookmarkStart w:id="73" w:name="ch5"/>
+      <w:bookmarkEnd w:id="72"/>
       <w:r>
         <w:lastRenderedPageBreak/>
         <w:t>CAPÍTULO 5: Resultados</w:t>
       </w:r>
-      <w:bookmarkEnd w:id="71"/>
+      <w:bookmarkEnd w:id="73"/>
       <w:r>
         <w:rPr>
           <w:color w:val="2E74B5"/>
@@ -8694,13 +8771,13 @@
         <w:pStyle w:val="Ttulo3"/>
         <w:ind w:left="-5"/>
       </w:pPr>
-      <w:bookmarkStart w:id="72" w:name="_5.1_Resultados_del"/>
-      <w:bookmarkStart w:id="73" w:name="sec5_1"/>
-      <w:bookmarkEnd w:id="72"/>
+      <w:bookmarkStart w:id="74" w:name="_5.1_Resultados_del"/>
+      <w:bookmarkStart w:id="75" w:name="sec5_1"/>
+      <w:bookmarkEnd w:id="74"/>
       <w:r>
         <w:t>5.1 Resultados del experimento controlado</w:t>
       </w:r>
-      <w:bookmarkEnd w:id="73"/>
+      <w:bookmarkEnd w:id="75"/>
       <w:r>
         <w:rPr>
           <w:color w:val="2E74B5"/>
@@ -9750,7 +9827,11 @@
         <w:ind w:left="-5" w:right="835"/>
       </w:pPr>
       <w:r>
-        <w:t xml:space="preserve">Tabla 5.1. Comparación de resultados entre la condición pretest y postest del experimento controlado (n = 20 escenarios por condición, sección 3.4). El tamaño del efecto de TPP se calculó a partir de los mismos datos pareados del Anexo A, mediante el estadístico r = |z|/√N asociado a la prueba de Wilcoxon (Rosenthal, 1991), que se informa en valor absoluto porque el signo de z depende de la convención de la diferencia y no cambia la magnitud, interpretado según los umbrales convencionales de Cohen (1988). El denominador N corresponde a las 40 observaciones totales (pretest + postest), no a los 20 pares evaluados. El valor p informado es el valor exacto de la prueba de Wilcoxon (principal); la aproximación normal (z = −3,79) da un valor p = 0,000149, del mismo orden de magnitud. El intervalo de confianza bootstrap percentil corresponde a la mediana de las diferencias pareadas, no a la diferencia de las medianas de cada condición por separado, que es una cifra distinta (32,00 s vs. 21,50 s = 10,50 s). Se calculó con 10.000 remuestreos y semilla fija (random_state = 42) para garantizar la reproducibilidad. La mediana observada de las diferencias pareadas fue de 11,50 s. Su cociente sobre la mediana del pretest (35,9%) y la reducción de las medianas de cada condición (32,8%) se informan con su intervalo de confianza en la sección 5.2. Su cociente sobre la mediana del pretest (35,9%) y la reducción de las medianas de cada condición (32,8%) se informan con su intervalo de confianza en la sección 5.2. Para TED se aplicó la prueba exacta de McNemar (p = 1,000), dado que los errores se registraron en escenarios distintos entre condiciones (2 pares discordantes en cada sentido). No corresponde, por eso, un tamaño de efecto convencional para una tabla 2×2 de baja frecuencia. Para NAS no se calculó un contraste formal. La auditoría del postest se obtuvo en una pasada suplementaria, con el sistema ya corregido y sin volcados exportados (sección 6.2). Las auditorías cubrieron la totalidad de los 17 productos del catálogo por condición (no una muestra de 5) y el stock registrado coincidió con el esperado en el 100% de los casos en ambas condiciones, sin variación que contrastar. No se aplicó corrección por comparaciones múltiples entre las tres variables: cada una responde a una pregunta distinta y solo TPP fue objeto de un contraste de hipótesis formal, por lo que dicha corrección no resulta aplicable en este caso. </w:t>
+        <w:t xml:space="preserve">Tabla 5.1. Comparación de resultados entre la condición pretest y postest del experimento controlado (n = 20 escenarios por condición, sección 3.4). El tamaño del efecto de TPP se calculó </w:t>
+      </w:r>
+      <w:r>
+        <w:lastRenderedPageBreak/>
+        <w:t xml:space="preserve">a partir de los mismos datos pareados del Anexo A, mediante el estadístico r = |z|/√N asociado a la prueba de Wilcoxon (Rosenthal, 1991), que se informa en valor absoluto porque el signo de z depende de la convención de la diferencia y no cambia la magnitud, interpretado según los umbrales convencionales de Cohen (1988). El denominador N corresponde a las 40 observaciones totales (pretest + postest), no a los 20 pares evaluados. El valor p informado es el valor exacto de la prueba de Wilcoxon (principal); la aproximación normal (z = −3,79) da un valor p = 0,000149, del mismo orden de magnitud. El intervalo de confianza bootstrap percentil corresponde a la mediana de las diferencias pareadas, no a la diferencia de las medianas de cada condición por separado, que es una cifra distinta (32,00 s vs. 21,50 s = 10,50 s). Se calculó con 10.000 remuestreos y semilla fija (random_state = 42) para garantizar la reproducibilidad. La mediana observada de las diferencias pareadas fue de 11,50 s. Su cociente sobre la mediana del pretest (35,9%) y la reducción de las medianas de cada condición (32,8%) se informan con su intervalo de confianza en la sección 5.2. Su cociente sobre la mediana del pretest (35,9%) y la reducción de las medianas de cada condición (32,8%) se informan con su intervalo de confianza en la sección 5.2. Para TED se aplicó la prueba exacta de McNemar (p = 1,000), dado que los errores se registraron en escenarios distintos entre condiciones (2 pares discordantes en cada sentido). No corresponde, por eso, un tamaño de efecto convencional para una tabla 2×2 de baja frecuencia. Para NAS no se calculó un contraste formal. La auditoría del postest se obtuvo en una pasada suplementaria, con el sistema ya corregido y sin volcados exportados (sección 6.2). Las auditorías cubrieron la totalidad de los 17 productos del catálogo por condición (no una muestra de 5) y el stock registrado coincidió con el esperado en el 100% de los casos en ambas condiciones, sin variación que contrastar. No se aplicó corrección por comparaciones múltiples entre las tres variables: cada una responde a una pregunta distinta y solo TPP fue objeto de un contraste de hipótesis formal, por lo que dicha corrección no resulta aplicable en este caso. </w:t>
       </w:r>
     </w:p>
     <w:p>
@@ -9958,14 +10039,14 @@
         <w:pStyle w:val="Ttulo3"/>
         <w:ind w:left="-5"/>
       </w:pPr>
-      <w:bookmarkStart w:id="74" w:name="_5.2_Síntesis_de"/>
-      <w:bookmarkStart w:id="75" w:name="sec5_2"/>
-      <w:bookmarkEnd w:id="74"/>
+      <w:bookmarkStart w:id="76" w:name="_5.2_Síntesis_de"/>
+      <w:bookmarkStart w:id="77" w:name="sec5_2"/>
+      <w:bookmarkEnd w:id="76"/>
       <w:r>
         <w:lastRenderedPageBreak/>
         <w:t>5.2 Síntesis de hallazgos</w:t>
       </w:r>
-      <w:bookmarkEnd w:id="75"/>
+      <w:bookmarkEnd w:id="77"/>
       <w:r>
         <w:rPr>
           <w:color w:val="2E74B5"/>
@@ -10004,6 +10085,189 @@
       <w:r>
         <w:t xml:space="preserve">En síntesis: H1 no se confirma en su umbral literal del 50%, pero la reducción observada en TPP es estadísticamente significativa y de tamaño de efecto grande; TED y NAS, ambas descriptivas, no muestran diferencia entre condiciones. El hallazgo central de este trabajo es, entonces, una mejora real y sustantiva en el tiempo de procesamiento de pedidos, sin evidencia, en este diseño, de una mejora acompañante en la tasa de errores o en la exactitud del stock. </w:t>
       </w:r>
+    </w:p>
+    <w:p>
+      <w:pPr>
+        <w:pStyle w:val="Ttulo2"/>
+        <w:ind w:left="-5"/>
+      </w:pPr>
+      <w:bookmarkStart w:id="78" w:name="_CAPÍTULO_6:_Discusión"/>
+      <w:bookmarkStart w:id="79" w:name="ch6"/>
+      <w:bookmarkEnd w:id="78"/>
+      <w:r>
+        <w:lastRenderedPageBreak/>
+        <w:t>CAPÍTULO 6: Discusión</w:t>
+      </w:r>
+      <w:bookmarkEnd w:id="79"/>
+      <w:r>
+        <w:rPr>
+          <w:color w:val="2E74B5"/>
+          <w:sz w:val="30"/>
+        </w:rPr>
+        <w:t xml:space="preserve"> </w:t>
+      </w:r>
+    </w:p>
+    <w:p>
+      <w:pPr>
+        <w:pStyle w:val="Ttulo3"/>
+        <w:ind w:left="-5"/>
+      </w:pPr>
+      <w:bookmarkStart w:id="80" w:name="_6.1_Interpretación_de"/>
+      <w:bookmarkStart w:id="81" w:name="sec6_1"/>
+      <w:bookmarkEnd w:id="80"/>
+      <w:r>
+        <w:t>6.1 Interpretación de los resultados</w:t>
+      </w:r>
+      <w:bookmarkEnd w:id="81"/>
+      <w:r>
+        <w:rPr>
+          <w:color w:val="2E74B5"/>
+        </w:rPr>
+        <w:t xml:space="preserve"> </w:t>
+      </w:r>
+    </w:p>
+    <w:p>
+      <w:pPr>
+        <w:ind w:left="-5" w:right="841"/>
+      </w:pPr>
+      <w:r>
+        <w:t xml:space="preserve">La reducción observada en TPP (34,9% sobre las medias; 35,9% para la mediana de las diferencias pareadas respecto de la mediana del pretest, IC95% [25,8%; 44,4%]) es menor que el orden de magnitud que Davenport y Kirby (2016) atribuyen a la automatización de tareas administrativas estructuradas. Tampoco alcanza el umbral del 50% adoptado en la sección 3.1 para H1, y el intervalo de confianza de esa reducción excluye dicho umbral. No obstante, la mejora es consistente en dirección con el argumento de Moeuf et al. (2020) y de Sufi (2023) sobre el potencial de impacto de las soluciones de bajo costo y fácil integración —incluidas las plataformas low-code/no-code como n8n— en PyMEs. El sistema desarrollado no requirió infraestructura compleja y, aun así, produjo una reducción de tiempo estadísticamente significativa y de tamaño de efecto grande (r = 0,60; Cohen, 1988). Cabe señalar que el diseño adoptado carece de grupo de comparación no equivalente y se ubica, en sentido estricto, en la categoría de diseños preexperimentales (sección 3.4). Por eso, parte de esta reducción podría explicarse por fuentes de variación no controladas, en particular el efecto de práctica derivado de resolver los mismos veinte escenarios en ambas condiciones (secciones 3.9 y 6.2). La incorporación de escenarios de calentamiento (sección 3.4) mitigó parcialmente esta amenaza, sin eliminarla. Un caso concreto ilustra esta cautela: el escenario 8, el único que favoreció al pretest, correspondió a un contratiempo operativo puntual en el postest (un reintento de selección de categoría). Esto indica que el resultado agregado no está artificialmente libre de ruido en ninguna de las dos direcciones. Por ello, la reducción observada se interpreta como una estimación realista, obtenida bajo un instrumento de medición único y consistente entre condiciones (sección 3.5), y no como una cota superior optimista construida sobre datos no verificables. </w:t>
+      </w:r>
+    </w:p>
+    <w:p>
+      <w:pPr>
+        <w:ind w:left="-5" w:right="841"/>
+      </w:pPr>
+      <w:r>
+        <w:t xml:space="preserve">El resultado de TED —sin diferencia entre condiciones (11,8% en ambas; McNemar exacto, p = 1,000)— contrasta con lo esperado a partir de la misma literatura. Esa literatura atribuye a la automatización una reducción en la tasa de errores humanos (Davenport y Kirby, 2016). La explicación más plausible no es que la automatización sea inefectiva para reducir errores, sino que el diseño experimental, tal como se advirtió en las secciones 1.2 y 3.1, no genera una tasa de error de base representativa de un operador real. Los propios autores del sistema operaron ambas condiciones, con pleno conocimiento del catálogo y del procedimiento; por eso, los errores registrados (dos por condición, detallados en el Anexo A) reflejan más bien la variabilidad esperable de una tarea manual repetitiva que una falla estructural de alguna de las dos modalidades. Un operador real, sin ese conocimiento ni ese entrenamiento previo, probablemente presentaría una tasa de error de base distinta —y potencialmente más alta en la modalidad manual— que este diseño no puede estimar. Además, la naturaleza de los errores difiere entre condiciones (de registro en la planilla en el pretest, de selección del operador en el postest; sección 3.5), de modo que la igualdad del 11,8% no compara exactamente la misma magnitud. En consecuencia, TED se reporta como indicador descriptivo, sin hipótesis asociada; </w:t>
+      </w:r>
+      <w:r>
+        <w:lastRenderedPageBreak/>
+        <w:t xml:space="preserve">su contrastación con operadores reales queda como pregunta abierta para la validación de campo (sección 7.2). </w:t>
+      </w:r>
+    </w:p>
+    <w:p>
+      <w:pPr>
+        <w:spacing w:after="338"/>
+        <w:ind w:left="-5" w:right="841"/>
+      </w:pPr>
+      <w:r>
+        <w:t xml:space="preserve">NAS tampoco mostró diferencia entre condiciones (100% en ambas). Corresponde precisar aquí el mecanismo real de actualización de stock del sistema, descripto en la sección 4.4. El descuento no ocurre de forma inmediata y automática al recibirse el pedido, sino cuando el administrador confirma el pedido desde el panel web (PedidoService.cambiarEstado()); en ese momento se ejecuta una operación atómica sobre la base de datos. Es decir, en la condición postest la exactitud del stock también depende de una acción del operador: confirmar el pedido en el panel. Esto es análogo a como, en la condición pretest, depende de que el operador transcriba correctamente el descuento a la planilla. La diferencia entre ambas modalidades no es, entonces, manual con intervención humana versus automático sin intervención humana, sino el grado de acoplamiento y atomicidad de esa intervención. En el panel, confirmar el pedido y descontar el stock son una única operación atómica a nivel de base de datos; en la planilla, en cambio, son dos pasos independientes (registrar el pedido y actualizar el stock) que el operador puede omitir o ejecutar de forma inconsistente. Esta distinción teórica no se tradujo, en esta corrida, en una diferencia medible de NAS, y el diseño no podía producirla. El experimento es una simulación, sin mercadería ni un inventario físico independiente del registro: el stock esperado se calculó a partir del diseño de escenarios (sección 3.5). Por eso NAS compara, en el pretest, la aritmética manual del operador con la esperada y, en el postest, el estado de la base con esa misma aritmética. Es una verificación de consistencia interna, y no puede detectar la desactualización que en un comercio real proviene de mercadería que se mueve sin quedar registrada. Ese fenómeno, y la eventual ventaja práctica de la atomicidad, solo podrían observarse en una validación de campo con inventario físico y operadores reales (sección 7.2). Cabe agregar que, durante la re-ejecución del experimento, se identificó y corrigió un defecto real de concurrencia en esa misma operación de confirmación: una confirmación duplicada casi simultánea (por ejemplo, un doble clic) podía descontar el stock dos veces. El defecto se corrigió mediante una transacción atómica condicional a nivel de base de datos (sección 4.6). Aunque no forma parte de las variables medidas, este hallazgo respalda la afirmación anterior sobre la importancia de la atomicidad como mecanismo de integridad del stock, más allá de si el registro es manual o automatizado. </w:t>
+      </w:r>
+    </w:p>
+    <w:p>
+      <w:pPr>
+        <w:pStyle w:val="Ttulo3"/>
+        <w:ind w:left="-5"/>
+      </w:pPr>
+      <w:bookmarkStart w:id="82" w:name="_6.2_Limitaciones_del"/>
+      <w:bookmarkStart w:id="83" w:name="sec6_2"/>
+      <w:bookmarkEnd w:id="82"/>
+      <w:r>
+        <w:t>6.2 Limitaciones del estudio</w:t>
+      </w:r>
+      <w:bookmarkEnd w:id="83"/>
+      <w:r>
+        <w:rPr>
+          <w:color w:val="2E74B5"/>
+        </w:rPr>
+        <w:t xml:space="preserve"> </w:t>
+      </w:r>
+    </w:p>
+    <w:p>
+      <w:pPr>
+        <w:ind w:left="-5" w:right="841"/>
+      </w:pPr>
+      <w:r>
+        <w:t xml:space="preserve">Además de la limitación de validez externa señalada en la sección 3.9 —el experimento se ejecutó en un entorno controlado y no en un comercio real en operación— y de la precisión terminológica sobre la naturaleza preexperimental del diseño (sección 3.4), la ejecución concreta del experimento reveló limitaciones adicionales no anticipadas en el diseño original. Se detallan a continuación: </w:t>
+      </w:r>
+    </w:p>
+    <w:p>
+      <w:pPr>
+        <w:spacing w:after="2" w:line="253" w:lineRule="auto"/>
+        <w:ind w:left="7" w:right="846"/>
+        <w:jc w:val="left"/>
+      </w:pPr>
+      <w:r>
+        <w:t xml:space="preserve">En primer lugar, el diseño intrasujeto ejecutó los mismos 20 escenarios de medición en un orden fijo: primero la modalidad manual (10/09/2026), luego la automatizada (12/09/2026), con más de un día de intervalo entre el cierre de una y el inicio de la otra. No hubo contrabalanceo, y los mismos dos operadores (los propios autores del sistema) intervinieron </w:t>
+      </w:r>
+      <w:r>
+        <w:lastRenderedPageBreak/>
+        <w:t xml:space="preserve">en ambas corridas. Para atenuar el efecto de práctica se incorporaron 5 escenarios de calentamiento no cronometrados antes de cada condición (sección 3.4). Esta incorporación reduce, pero no permite aislar cuantitativamente, la magnitud del efecto de práctica residual sobre los 20 escenarios de medición, que siguen siendo idénticos entre condiciones. A diferencia de versiones anteriores de este trabajo, TPP se midió en ambas condiciones con un instrumento único: grabación de pantalla con el reloj del sistema visible, leído al segundo (sección 3.5). Por eso, la asimetría instrumental ya no es una amenaza aplicable. La magnitud del efecto observado (r = 0,60) es compatible con una mejora real más allá del ruido de medición. Sin embargo, dado el diseño preexperimental, no puede descartarse por completo una contribución del efecto de práctica residual a la reducción del 34,9%-35,9% informada en la sección 5.2. </w:t>
+      </w:r>
+    </w:p>
+    <w:p>
+      <w:pPr>
+        <w:ind w:left="-5" w:right="841"/>
+      </w:pPr>
+      <w:r>
+        <w:t xml:space="preserve">Se realizó, no obstante, un análisis exploratorio parcial para acotar el aprendizaje dentro de cada corrida cronometrada (docs/analisis/compute_practica_residual.py, Anexo B). Dado que los 5 escenarios de calentamiento no se cronometraron (sección 3.4), no es posible compararlos directamente contra los escenarios medidos. En su lugar, se comparó la primera mitad (escenarios 1 a 6) contra la segunda (escenarios 8 a 13) del subconjunto más homogéneo de escenarios medidos: los trece de tipo “Simple 1 producto” (Tabla 3.1). En ellos la complejidad de la tarea se mantiene aproximadamente constante, de modo que una tendencia decreciente resultaría atribuible principalmente a la práctica y no a diferencias de dificultad. En la corrida manual no se observó tendencia. La diferencia entre mitades fue de 1,50 s (32,33 s vs. 30,83 s) y la correlación entre la posición del escenario y su TPP no fue significativa (Spearman ρ = −0,22; p = 0,47; Pearson r = −0,14; p = 0,64). En la corrida automatizada, en cambio, sí se observó una tendencia decreciente: la correlación fue significativa con el estadístico no paramétrico (ρ = −0,64; p = 0,02) y no con el paramétrico (r = −0,41; p = 0,16). La diferencia entre mitades fue de 0,50 s (22,17 s vs. 21,67 s). Esa diferencia está atenuada por el escenario 8, el único que favoreció al pretest por un reintento de selección de categoría (sección 5.2). Es un valor alto (32 s), situado en la octava posición y por lo tanto en la segunda mitad: debilita la tendencia en lugar de producirla. Se lo excluyó entonces como variante de sensibilidad, definida a posteriori y aplicada a ambas condiciones. Sin ese escenario, la asociación se refuerza y es significativa con los dos estadísticos (ρ = −0,78; p = 0,003; r = −0,77; p = 0,003). La diferencia entre mitades asciende a 2,57 s (22,17 s vs. 19,60 s), frente a 0,53 s en la corrida manual. En síntesis, dentro de la corrida automatizada se observa una tendencia decreciente compatible con un efecto de práctica intra-corrida. Su magnitud es pequeña frente a la reducción global de 13,70 s (menos de una quinta parte de ella). Dentro de la corrida manual no se observa. Este hallazgo debe distinguirse de la amenaza identificada en la sección 3.9, que es el arrastre entre condiciones: que el postest se beneficie de haber resuelto los mismos veinte escenarios dos días antes. Una tendencia intra-corrida, plana o marcada, no mide ese arrastre. Estimarlo exigiría una comparación directa contra los escenarios de calentamiento, que habría requerido cronometrarlos, algo que este trabajo no hizo. Por eso el arrastre entre condiciones se mantiene como limitación no acotada, y su estimación queda como tarea pendiente para una réplica futura del experimento (sección 7.2). </w:t>
+      </w:r>
+    </w:p>
+    <w:p>
+      <w:pPr>
+        <w:ind w:left="-5" w:right="841"/>
+      </w:pPr>
+      <w:r>
+        <w:lastRenderedPageBreak/>
+        <w:t xml:space="preserve">En segundo lugar, el tamaño muestral se fijó en n=20 por condición (sección 3.4), por restricciones de tiempo del equipo. Esto limita la potencia estadística del contraste, aunque no impidió detectar el efecto grande observado en TPP. </w:t>
+      </w:r>
+    </w:p>
+    <w:p>
+      <w:pPr>
+        <w:ind w:left="-5" w:right="841"/>
+      </w:pPr>
+      <w:r>
+        <w:t xml:space="preserve">En tercer lugar, los propios autores del sistema operaron la condición pretest: conocen el catálogo de productos y los procedimientos de carga con un nivel de familiaridad muy superior al de un operador real del comercio. Esto probablemente subestima la tasa de error de la modalidad manual y explica, al menos parcialmente, por qué TED no mostró diferencia entre condiciones (sección 6.1). </w:t>
+      </w:r>
+    </w:p>
+    <w:p>
+      <w:pPr>
+        <w:ind w:left="-5" w:right="841"/>
+      </w:pPr>
+      <w:r>
+        <w:t xml:space="preserve">En cuarto lugar, las auditorías de stock (NAS) se realizaron en una única sesión al cierre de cada corrida completa, auditando la totalidad de los 17 productos del catálogo, en lugar de en puntos de control distribuidos a lo largo de la ejecución. Esto es consistente con la definición de NAS de la sección 3.5, pero no permite observar cómo evoluciona la desactualización del stock durante la corrida, solo su estado final. En el postest, además, la auditoría no se hizo al cierre de la corrida cronometrada: un reinicio accidental de la base de datos, antes de exportar el estado final, impidió conservar los datos de inventario de esa corrida. La auditoría se realizó entonces en una pasada suplementaria, el 12/09/2026, posterior a la corrida cronometrada, sobre los mismos 20 escenarios y sin video ni cronometraje. Esa pasada detectó la condición de carrera descripta en la sección 6.1, que se corrigió a continuación mediante una transición atómica en la base de datos (consolidada luego en el commit 97ce027, del 13/09/2026). El 100% informado en la Tabla 5.1 se obtuvo con el sistema ya corregido. Por lo tanto, el sistema auditado para NAS no es idéntico al que produjo los tiempos del postest en la operación de confirmación de pedidos. El defecto afectaba al descuento de stock ante confirmaciones duplicadas casi simultáneas, no a la recepción del pedido por el bot. Tampoco se exportaron volcados de stock de esa pasada, por lo que la fila NAS del postest no tiene respaldo exportable, a diferencia del pretest, cuyo registro completo se conserva (ledger y volcados de stock). Ambas circunstancias se declaran como limitaciones de esa fila. </w:t>
+      </w:r>
+    </w:p>
+    <w:p>
+      <w:pPr>
+        <w:ind w:left="-5" w:right="841"/>
+      </w:pPr>
+      <w:r>
+        <w:t xml:space="preserve">En quinto lugar, el escenario 14 del postest se abortó y se volvió a simular. La planilla registra un error al cargar la cantidad de productos, por lo que el pedido se canceló antes de confirmarlo para no descontar stock. El intervalo registrado (21:16:55 a 21:17:53, 58 s) cubre solo la resimulación. El log de n8n muestra las 15 ejecuciones del intento abortado entre las 21:15:29 y las 21:16:43, fuera de ese intervalo, una de ellas con error; las 14 ejecuciones de la ventana registrada son coherentes con un pedido de tres productos. Omitir el intento abortado favorece a la condición postest. Para acotar su efecto se recalculó el contraste incluyéndolo, con inicio en la primera ejecución de n8n (144 s) o, como cota superior, en el fin del escenario anterior (156 s) (compute_stats.py, Anexo B). La reducción de las medias baja del 34,9% a entre el 22,4% y el 23,9%, y la mediana de las diferencias, a 10,50 s. El resultado sigue siendo significativo (Wilcoxon exacto, p = 0,0012) y el intervalo de confianza de la reducción relativa, [23,3%; 42,2%], sigue excluyendo el umbral del 50%. El instante exacto de inicio del intento abortado solo puede leerse del video. Los resultados principales se informan con los datos tal como se registraron. </w:t>
+      </w:r>
+    </w:p>
+    <w:p>
+      <w:pPr>
+        <w:ind w:left="-5" w:right="841"/>
+      </w:pPr>
+      <w:r>
+        <w:lastRenderedPageBreak/>
+        <w:t xml:space="preserve">Por último, el escenario de carrito vacío (Anexo A) se excluyó del análisis cuantitativo por no tener un equivalente válido en la modalidad manual. Su verificación exploratoria confirmó que exponía una excepción no controlada en el backend, corregida en el commit 1d95abf del 11/08/2026 (sección 4.6). </w:t>
+      </w:r>
+    </w:p>
+    <w:p>
+      <w:pPr>
+        <w:ind w:left="-5" w:right="841"/>
+      </w:pPr>
+      <w:r>
+        <w:t xml:space="preserve">El dataset crudo del experimento, el flujo de automatización de n8n, el diagrama entidad-relación de la base de datos, capturas de la interfaz y del bot, y el enlace al repositorio de código se incluyen como anexos (véase Anexos). Esto garantiza la reproducibilidad de los resultados presentados. Esto no sustituye, sin embargo, a la validación del sistema en un comercio real en funcionamiento, que se mantiene como línea de trabajo futuro prioritaria (sección 7.2). </w:t>
+      </w:r>
+    </w:p>
+    <w:p>
+      <w:pPr>
+        <w:ind w:left="-5" w:right="841"/>
+      </w:pPr>
+    </w:p>
+    <w:p>
+      <w:pPr>
+        <w:ind w:left="-5" w:right="841"/>
+      </w:pPr>
+    </w:p>
+    <w:p>
+      <w:pPr>
+        <w:ind w:left="-5" w:right="841"/>
+      </w:pPr>
     </w:p>
     <w:p>
       <w:pPr>
@@ -10011,9 +10275,6 @@
         <w:ind w:left="0" w:right="0" w:firstLine="0"/>
         <w:jc w:val="left"/>
       </w:pPr>
-      <w:r>
-        <w:t xml:space="preserve"> </w:t>
-      </w:r>
     </w:p>
     <w:p>
       <w:pPr>
@@ -10038,17 +10299,175 @@
     </w:p>
     <w:p>
       <w:pPr>
+        <w:spacing w:after="0" w:line="259" w:lineRule="auto"/>
+        <w:ind w:left="0" w:right="0" w:firstLine="0"/>
+        <w:jc w:val="left"/>
+      </w:pPr>
+    </w:p>
+    <w:p>
+      <w:pPr>
+        <w:spacing w:after="0" w:line="259" w:lineRule="auto"/>
+        <w:ind w:left="0" w:right="0" w:firstLine="0"/>
+        <w:jc w:val="left"/>
+      </w:pPr>
+    </w:p>
+    <w:p>
+      <w:pPr>
+        <w:spacing w:after="0" w:line="259" w:lineRule="auto"/>
+        <w:ind w:left="0" w:right="0" w:firstLine="0"/>
+        <w:jc w:val="left"/>
+      </w:pPr>
+    </w:p>
+    <w:p>
+      <w:pPr>
+        <w:spacing w:after="0" w:line="259" w:lineRule="auto"/>
+        <w:ind w:left="0" w:right="0" w:firstLine="0"/>
+        <w:jc w:val="left"/>
+      </w:pPr>
+    </w:p>
+    <w:p>
+      <w:pPr>
+        <w:spacing w:after="0" w:line="259" w:lineRule="auto"/>
+        <w:ind w:left="0" w:right="0" w:firstLine="0"/>
+        <w:jc w:val="left"/>
+      </w:pPr>
+    </w:p>
+    <w:p>
+      <w:pPr>
+        <w:spacing w:after="0" w:line="259" w:lineRule="auto"/>
+        <w:ind w:left="0" w:right="0" w:firstLine="0"/>
+        <w:jc w:val="left"/>
+      </w:pPr>
+    </w:p>
+    <w:p>
+      <w:pPr>
+        <w:spacing w:after="0" w:line="259" w:lineRule="auto"/>
+        <w:ind w:left="0" w:right="0" w:firstLine="0"/>
+        <w:jc w:val="left"/>
+      </w:pPr>
+    </w:p>
+    <w:p>
+      <w:pPr>
+        <w:spacing w:after="0" w:line="259" w:lineRule="auto"/>
+        <w:ind w:left="0" w:right="0" w:firstLine="0"/>
+        <w:jc w:val="left"/>
+      </w:pPr>
+    </w:p>
+    <w:p>
+      <w:pPr>
+        <w:spacing w:after="0" w:line="259" w:lineRule="auto"/>
+        <w:ind w:left="0" w:right="0" w:firstLine="0"/>
+        <w:jc w:val="left"/>
+      </w:pPr>
+    </w:p>
+    <w:p>
+      <w:pPr>
+        <w:spacing w:after="0" w:line="259" w:lineRule="auto"/>
+        <w:ind w:left="0" w:right="0" w:firstLine="0"/>
+        <w:jc w:val="left"/>
+      </w:pPr>
+    </w:p>
+    <w:p>
+      <w:pPr>
+        <w:spacing w:after="0" w:line="259" w:lineRule="auto"/>
+        <w:ind w:left="0" w:right="0" w:firstLine="0"/>
+        <w:jc w:val="left"/>
+      </w:pPr>
+    </w:p>
+    <w:p>
+      <w:pPr>
+        <w:spacing w:after="0" w:line="259" w:lineRule="auto"/>
+        <w:ind w:left="0" w:right="0" w:firstLine="0"/>
+        <w:jc w:val="left"/>
+      </w:pPr>
+    </w:p>
+    <w:p>
+      <w:pPr>
+        <w:spacing w:after="0" w:line="259" w:lineRule="auto"/>
+        <w:ind w:left="0" w:right="0" w:firstLine="0"/>
+        <w:jc w:val="left"/>
+      </w:pPr>
+    </w:p>
+    <w:p>
+      <w:pPr>
+        <w:spacing w:after="0" w:line="259" w:lineRule="auto"/>
+        <w:ind w:left="0" w:right="0" w:firstLine="0"/>
+        <w:jc w:val="left"/>
+      </w:pPr>
+    </w:p>
+    <w:p>
+      <w:pPr>
+        <w:spacing w:after="0" w:line="259" w:lineRule="auto"/>
+        <w:ind w:left="0" w:right="0" w:firstLine="0"/>
+        <w:jc w:val="left"/>
+      </w:pPr>
+    </w:p>
+    <w:p>
+      <w:pPr>
+        <w:spacing w:after="0" w:line="259" w:lineRule="auto"/>
+        <w:ind w:left="0" w:right="0" w:firstLine="0"/>
+        <w:jc w:val="left"/>
+      </w:pPr>
+    </w:p>
+    <w:p>
+      <w:pPr>
+        <w:spacing w:after="0" w:line="259" w:lineRule="auto"/>
+        <w:ind w:left="0" w:right="0" w:firstLine="0"/>
+        <w:jc w:val="left"/>
+      </w:pPr>
+    </w:p>
+    <w:p>
+      <w:pPr>
+        <w:spacing w:after="0" w:line="259" w:lineRule="auto"/>
+        <w:ind w:left="0" w:right="0" w:firstLine="0"/>
+        <w:jc w:val="left"/>
+      </w:pPr>
+    </w:p>
+    <w:p>
+      <w:pPr>
+        <w:spacing w:after="0" w:line="259" w:lineRule="auto"/>
+        <w:ind w:left="0" w:right="0" w:firstLine="0"/>
+        <w:jc w:val="left"/>
+      </w:pPr>
+    </w:p>
+    <w:p>
+      <w:pPr>
+        <w:spacing w:after="0" w:line="259" w:lineRule="auto"/>
+        <w:ind w:left="0" w:right="0" w:firstLine="0"/>
+        <w:jc w:val="left"/>
+      </w:pPr>
+    </w:p>
+    <w:p>
+      <w:pPr>
+        <w:spacing w:after="0" w:line="259" w:lineRule="auto"/>
+        <w:ind w:left="0" w:right="0" w:firstLine="0"/>
+        <w:jc w:val="left"/>
+      </w:pPr>
+    </w:p>
+    <w:p>
+      <w:pPr>
+        <w:spacing w:after="0" w:line="259" w:lineRule="auto"/>
+        <w:ind w:left="0" w:right="0" w:firstLine="0"/>
+        <w:jc w:val="left"/>
+      </w:pPr>
+      <w:r>
+        <w:tab/>
+        <w:t xml:space="preserve"> </w:t>
+      </w:r>
+    </w:p>
+    <w:p>
+      <w:pPr>
         <w:pStyle w:val="Ttulo2"/>
         <w:ind w:left="-5"/>
       </w:pPr>
-      <w:bookmarkStart w:id="76" w:name="_CAPÍTULO_6:_Discusión"/>
-      <w:bookmarkStart w:id="77" w:name="ch6"/>
-      <w:bookmarkEnd w:id="76"/>
+      <w:bookmarkStart w:id="84" w:name="_CAPÍTULO_7:_Conclusiones"/>
+      <w:bookmarkStart w:id="85" w:name="ch7"/>
+      <w:bookmarkEnd w:id="84"/>
       <w:r>
         <w:lastRenderedPageBreak/>
-        <w:t>CAPÍTULO 6: Discusión</w:t>
-      </w:r>
-      <w:bookmarkEnd w:id="77"/>
+        <w:t>CAPÍTULO 7: Conclusiones y Trabajos Futuros</w:t>
+      </w:r>
+      <w:bookmarkEnd w:id="85"/>
       <w:r>
         <w:rPr>
           <w:color w:val="2E74B5"/>
@@ -10062,13 +10481,13 @@
         <w:pStyle w:val="Ttulo3"/>
         <w:ind w:left="-5"/>
       </w:pPr>
-      <w:bookmarkStart w:id="78" w:name="_6.1_Interpretación_de"/>
-      <w:bookmarkStart w:id="79" w:name="sec6_1"/>
-      <w:bookmarkEnd w:id="78"/>
-      <w:r>
-        <w:t>6.1 Interpretación de los resultados</w:t>
-      </w:r>
-      <w:bookmarkEnd w:id="79"/>
+      <w:bookmarkStart w:id="86" w:name="_7.1_Conclusiones"/>
+      <w:bookmarkStart w:id="87" w:name="sec7_1"/>
+      <w:bookmarkEnd w:id="86"/>
+      <w:r>
+        <w:t>7.1 Conclusiones</w:t>
+      </w:r>
+      <w:bookmarkEnd w:id="87"/>
       <w:r>
         <w:rPr>
           <w:color w:val="2E74B5"/>
@@ -10081,15 +10500,39 @@
         <w:ind w:left="-5" w:right="841"/>
       </w:pPr>
       <w:r>
-        <w:t xml:space="preserve">La reducción observada en TPP (34,9% sobre las medias; 35,9% para la mediana de las diferencias pareadas respecto de la mediana del pretest, IC95% [25,8%; 44,4%]) es menor que el orden de magnitud que Davenport y Kirby (2016) atribuyen a la automatización de tareas administrativas estructuradas. Tampoco alcanza el umbral del 50% adoptado en la sección 3.1 para H1, y el intervalo de confianza de esa reducción excluye dicho umbral. No obstante, la mejora es consistente en dirección con el argumento de Moeuf et al. (2020) y de Sufi (2023) sobre el potencial de impacto de las soluciones de bajo costo y fácil integración —incluidas las plataformas low-code/no-code como n8n— en PyMEs. El sistema desarrollado no requirió infraestructura compleja y, aun así, produjo una reducción de tiempo estadísticamente significativa y de tamaño de efecto grande (r = 0,60; Cohen, 1988). Cabe señalar que el diseño adoptado carece de grupo de comparación no equivalente y se ubica, en sentido estricto, en la categoría de diseños preexperimentales (sección 3.4). Por eso, parte de esta reducción podría explicarse por fuentes de variación no controladas, en particular el efecto de práctica derivado de resolver los mismos veinte escenarios en ambas condiciones (secciones 3.9 y 6.2). La incorporación de escenarios de calentamiento (sección 3.4) mitigó parcialmente esta amenaza, sin eliminarla. Un caso concreto ilustra esta cautela: el escenario 8, el único que favoreció al pretest, correspondió a un contratiempo operativo puntual en el postest (un reintento de selección de categoría). Esto indica que el resultado agregado no está artificialmente libre de ruido en ninguna de las dos direcciones. Por ello, la reducción observada se interpreta como una estimación realista, obtenida bajo un instrumento de medición único y consistente entre condiciones (sección 3.5), y no como una cota superior optimista construida sobre datos no verificables. </w:t>
-      </w:r>
-    </w:p>
-    <w:p>
-      <w:pPr>
-        <w:ind w:left="-5" w:right="841"/>
-      </w:pPr>
-      <w:r>
-        <w:t xml:space="preserve">El resultado de TED —sin diferencia entre condiciones (11,8% en ambas; McNemar exacto, p = 1,000)— contrasta con lo esperado a partir de la misma literatura. Esa literatura atribuye a la automatización una reducción en la tasa de errores humanos (Davenport y Kirby, 2016). La explicación más plausible no es que la automatización sea inefectiva para reducir errores, sino que el diseño experimental, tal como se advirtió en las secciones 1.2 y 3.1, no genera una tasa de error de base representativa de un operador real. Los propios autores del sistema operaron ambas condiciones, con pleno conocimiento del catálogo y del procedimiento; por eso, los errores registrados (dos por condición, detallados en el Anexo A) reflejan más bien la variabilidad esperable de una tarea manual repetitiva que una falla estructural de alguna de las dos modalidades. Un operador real, sin ese conocimiento ni ese entrenamiento previo, probablemente presentaría una tasa de error de base distinta —y potencialmente más alta en la modalidad manual— que este diseño no puede estimar. Además, la naturaleza de los errores difiere entre condiciones (de registro en la planilla en el pretest, de selección del operador en el postest; sección 3.5), de modo que la igualdad del 11,8% no compara exactamente la misma magnitud. En consecuencia, TED se reporta como indicador descriptivo, sin hipótesis asociada; su contrastación con operadores reales queda como pregunta abierta para la validación de campo (sección 7.2). </w:t>
+        <w:t xml:space="preserve">OE1 (arquitectura cliente-servidor) y OE2 (API REST en Java con operaciones CRUD) se alcanzaron plenamente: el sistema implementado, descripto en las secciones 4.1 y 4.2, responde a ambos objetivos y fue el artefacto sobre el que se ejecutó el experimento, con la salvedad declarada en la sección 6.2 sobre la corrección de la confirmación de pedidos. </w:t>
+      </w:r>
+    </w:p>
+    <w:p>
+      <w:pPr>
+        <w:ind w:left="-5" w:right="841"/>
+      </w:pPr>
+      <w:r>
+        <w:t xml:space="preserve">OE3 (interfaz de usuario en JavaScript) se alcanzó: la SPA descripta en la sección 4.1.1 cubre la gestión de productos, clientes, pedidos y stock, tal como se documenta en las capturas del Anexo E. </w:t>
+      </w:r>
+    </w:p>
+    <w:p>
+      <w:pPr>
+        <w:ind w:left="-5" w:right="841"/>
+      </w:pPr>
+      <w:r>
+        <w:t xml:space="preserve">OE4 (bot de Telegram) y OE5 (automatización con n8n) se alcanzaron. La sección 4.4 describe el flujo de recepción y registro automatizado de pedidos, verificado además experimentalmente mediante los 20 escenarios postest y documentado en el flujo exportado del Anexo C. </w:t>
+      </w:r>
+    </w:p>
+    <w:p>
+      <w:pPr>
+        <w:ind w:left="-5" w:right="841"/>
+      </w:pPr>
+      <w:r>
+        <w:t xml:space="preserve">OE6 (evaluar el desempeño mediante TPP, TED y NAS) se alcanzó: se completó la medición de las tres variables (sección 5.1). TPP mostró una reducción real, estadísticamente significativa y de tamaño de efecto grande, aunque por debajo del umbral hipotetizado; TED y NAS, medidas de forma descriptiva, no mostraron diferencia entre condiciones, por las razones discutidas en la sección 6.1. </w:t>
+      </w:r>
+    </w:p>
+    <w:p>
+      <w:pPr>
+        <w:ind w:left="-5" w:right="841"/>
+      </w:pPr>
+      <w:r>
+        <w:t xml:space="preserve">Respecto de la hipótesis de trabajo, H1 no se confirma en su umbral literal de una reducción de al menos el 50% del TPP: el valor observado fue del 34,9% sobre las medias y del 35,9% para la mediana de las diferencias pareadas respecto de la mediana del pretest (IC95% [25,8%; 44,4%], que excluye el umbral). La reducción es, no obstante, estadísticamente significativa (p = 9,54×10⁻⁶) y de tamaño de efecto grande (r = 0,60; Cohen, 1988), y se sostiene bajo un instrumento de medición único y consistente entre condiciones (sección 3.5). TED y NAS, reportadas de forma descriptiva y sin hipótesis asociada, no mostraron diferencia entre condiciones. Esto se debe a limitaciones del diseño: la condición pretest, operada por los propios autores del sistema, no logró generar una tasa de error de base representativa de un operador real, y el experimento, al no contar con un inventario físico independiente del registro, no podía generar desactualización de stock. Estos resultados, por lo tanto, no deben interpretarse como evidencia de que la automatización no mejora esos aspectos, sino como una limitación de este diseño experimental. Su contrastación con operadores reales queda planteada como línea de trabajo futuro (sección 7.2). </w:t>
       </w:r>
     </w:p>
     <w:p>
@@ -10098,7 +10541,11 @@
         <w:ind w:left="-5" w:right="841"/>
       </w:pPr>
       <w:r>
-        <w:t xml:space="preserve">NAS tampoco mostró diferencia entre condiciones (100% en ambas). Corresponde precisar aquí el mecanismo real de actualización de stock del sistema, descripto en la sección 4.4. El descuento no ocurre de forma inmediata y automática al recibirse el pedido, sino cuando el administrador confirma el pedido desde el panel web (PedidoService.cambiarEstado()); en ese momento se ejecuta una operación atómica sobre la base de datos. Es decir, en la condición postest la exactitud del stock también depende de una acción del operador: confirmar el pedido en el panel. Esto es análogo a como, en la condición pretest, depende de que el operador transcriba correctamente el descuento a la planilla. La diferencia entre ambas modalidades no es, entonces, manual con intervención humana versus automático sin intervención humana, sino el grado de acoplamiento y atomicidad de esa intervención. En el panel, confirmar el pedido y descontar el stock son una única operación atómica a nivel de base de datos; en la planilla, en cambio, son dos pasos independientes (registrar el pedido y actualizar el stock) que el operador puede omitir o ejecutar de forma inconsistente. Esta distinción teórica no se tradujo, en esta corrida, en una diferencia medible de NAS, y el diseño no podía producirla. El experimento es una simulación, sin mercadería ni un inventario físico independiente del registro: el stock esperado se calculó a partir del diseño de escenarios (sección 3.5). Por eso NAS compara, en el pretest, la aritmética manual del operador con la esperada y, en el postest, el estado de la base con esa misma aritmética. Es una verificación de consistencia interna, y no puede detectar la desactualización que en un comercio real proviene de mercadería que se mueve sin quedar registrada. Ese fenómeno, y la eventual ventaja práctica de la atomicidad, solo podrían observarse en una validación de campo con inventario físico y operadores reales (sección 7.2). Cabe agregar que, durante la re-ejecución del experimento, se identificó y corrigió un defecto real de concurrencia en esa misma operación de confirmación: una confirmación duplicada casi simultánea (por ejemplo, un doble clic) podía descontar el stock dos veces. El defecto se corrigió mediante una transacción atómica condicional a nivel de base de datos (sección 4.6). Aunque no forma parte de las variables medidas, este hallazgo respalda la afirmación anterior sobre la importancia de la atomicidad como mecanismo de integridad del stock, más allá de si el registro es manual o automatizado. </w:t>
+        <w:t xml:space="preserve">Lo demostrado empíricamente por este trabajo es que el sistema desarrollado reduce, de forma estadísticamente significativa y con un tamaño de efecto grande, el tiempo de procesamiento de pedidos. Esto se comprobó en un entorno de prueba controlado, cuyos datos y artefactos de soporte se documentan íntegramente en los Anexos. Lo sugerido, pero no demostrado, es que también podría mejorar la exactitud del stock registrado y reducir la tasa de errores de carga en condiciones reales de operación, con operadores ajenos al equipo de desarrollo. Lo </w:t>
+      </w:r>
+      <w:r>
+        <w:lastRenderedPageBreak/>
+        <w:t xml:space="preserve">que queda abierto es precisamente esa pregunta, junto con el desempeño del sistema ante la variabilidad de un comercio real en funcionamiento, que se retoma en la sección 7.2. </w:t>
       </w:r>
     </w:p>
     <w:p>
@@ -10106,220 +10553,13 @@
         <w:pStyle w:val="Ttulo3"/>
         <w:ind w:left="-5"/>
       </w:pPr>
-      <w:bookmarkStart w:id="80" w:name="_6.2_Limitaciones_del"/>
-      <w:bookmarkStart w:id="81" w:name="sec6_2"/>
-      <w:bookmarkEnd w:id="80"/>
-      <w:r>
-        <w:t>6.2 Limitaciones del estudio</w:t>
-      </w:r>
-      <w:bookmarkEnd w:id="81"/>
-      <w:r>
-        <w:rPr>
-          <w:color w:val="2E74B5"/>
-        </w:rPr>
-        <w:t xml:space="preserve"> </w:t>
-      </w:r>
-    </w:p>
-    <w:p>
-      <w:pPr>
-        <w:ind w:left="-5" w:right="841"/>
-      </w:pPr>
-      <w:r>
-        <w:t xml:space="preserve">Además de la limitación de validez externa señalada en la sección 3.9 —el experimento se ejecutó en un entorno controlado y no en un comercio real en operación— y de la precisión terminológica sobre la naturaleza preexperimental del diseño (sección 3.4), la ejecución concreta del experimento reveló limitaciones adicionales no anticipadas en el diseño original. Se detallan a continuación: </w:t>
-      </w:r>
-    </w:p>
-    <w:p>
-      <w:pPr>
-        <w:spacing w:after="2" w:line="253" w:lineRule="auto"/>
-        <w:ind w:left="7" w:right="846"/>
-        <w:jc w:val="left"/>
-      </w:pPr>
-      <w:r>
-        <w:t xml:space="preserve">En primer lugar, el diseño intrasujeto ejecutó los mismos 20 escenarios de medición en un orden fijo: primero la modalidad manual (10/09/2026), luego la automatizada (12/09/2026), con más de un día de intervalo entre el cierre de una y el inicio de la otra. No hubo contrabalanceo, y los mismos dos operadores (los propios autores del sistema) intervinieron en ambas corridas. Para atenuar el efecto de práctica se incorporaron 5 escenarios de calentamiento no cronometrados antes de cada condición (sección 3.4). Esta incorporación reduce, pero no permite aislar cuantitativamente, la magnitud del efecto de práctica residual sobre los 20 escenarios de medición, que siguen siendo idénticos entre condiciones. A diferencia de versiones anteriores de este trabajo, TPP se midió en ambas condiciones con un instrumento único: grabación de pantalla con el reloj del sistema visible, leído al segundo (sección 3.5). Por eso, la asimetría instrumental ya no es una amenaza aplicable. La magnitud del efecto observado (r = 0,60) es compatible con una mejora real más allá del ruido de medición. Sin embargo, dado el diseño preexperimental, no puede descartarse por completo una contribución del efecto de práctica residual a la reducción del 34,9%-35,9% informada en la sección 5.2. </w:t>
-      </w:r>
-    </w:p>
-    <w:p>
-      <w:pPr>
-        <w:ind w:left="-5" w:right="841"/>
-      </w:pPr>
-      <w:r>
-        <w:t xml:space="preserve">Se realizó, no obstante, un análisis exploratorio parcial para acotar el aprendizaje dentro de cada corrida cronometrada (docs/analisis/compute_practica_residual.py, Anexo B). Dado que los 5 escenarios de calentamiento no se cronometraron (sección 3.4), no es posible compararlos directamente contra los escenarios medidos. En su lugar, se comparó la primera mitad (escenarios 1 a 6) contra la segunda (escenarios 8 a 13) del subconjunto más homogéneo de escenarios medidos: los trece de tipo “Simple 1 producto” (Tabla 3.1). En ellos la complejidad de la tarea se mantiene aproximadamente constante, de modo que una tendencia decreciente resultaría atribuible principalmente a la práctica y no a diferencias de dificultad. En la corrida manual no se observó tendencia. La diferencia entre mitades fue de 1,50 s (32,33 s vs. 30,83 s) y la correlación entre la posición del escenario y su TPP no fue significativa (Spearman ρ = −0,22; p = 0,47; Pearson r = −0,14; p = 0,64). En la corrida automatizada, en cambio, sí se observó una tendencia decreciente: la correlación fue significativa con el estadístico no paramétrico (ρ = −0,64; p = 0,02) y no con el paramétrico (r = −0,41; p = 0,16). La diferencia entre mitades fue de 0,50 s (22,17 s vs. 21,67 s). Esa diferencia está atenuada por el escenario 8, el único que favoreció al pretest por un reintento de selección de categoría (sección 5.2). Es un valor alto (32 s), situado en la octava posición y por lo tanto en la segunda mitad: debilita la tendencia en lugar de producirla. Se lo excluyó entonces como variante de sensibilidad, definida a posteriori y aplicada a ambas condiciones. Sin ese escenario, la asociación se refuerza y es significativa con los dos estadísticos (ρ = −0,78; p = 0,003; r = −0,77; p = 0,003). La diferencia entre mitades asciende a 2,57 s (22,17 s vs. 19,60 s), frente a 0,53 s en la corrida manual. En síntesis, dentro de la corrida automatizada se observa una tendencia decreciente compatible con un efecto de práctica intra-corrida. Su magnitud es pequeña frente a la reducción global de 13,70 s (menos de una quinta parte de ella). Dentro de la corrida manual no se observa. Este hallazgo debe distinguirse de la amenaza identificada en la sección 3.9, que es el arrastre entre condiciones: que el postest se beneficie de haber resuelto los mismos veinte escenarios dos días antes. Una tendencia intra-corrida, plana o marcada, no mide ese arrastre. Estimarlo exigiría una comparación directa contra los escenarios de calentamiento, que habría requerido cronometrarlos, algo que este trabajo no hizo. Por eso el arrastre entre condiciones se mantiene como limitación no acotada, y su estimación queda como tarea pendiente para una réplica futura del experimento (sección 7.2). </w:t>
-      </w:r>
-    </w:p>
-    <w:p>
-      <w:pPr>
-        <w:ind w:left="-5" w:right="841"/>
-      </w:pPr>
-      <w:r>
-        <w:t xml:space="preserve">En segundo lugar, el tamaño muestral se fijó en n=20 por condición (sección 3.4), por restricciones de tiempo del equipo. Esto limita la potencia estadística del contraste, aunque no impidió detectar el efecto grande observado en TPP. </w:t>
-      </w:r>
-    </w:p>
-    <w:p>
-      <w:pPr>
-        <w:ind w:left="-5" w:right="841"/>
-      </w:pPr>
-      <w:r>
-        <w:t xml:space="preserve">En tercer lugar, los propios autores del sistema operaron la condición pretest: conocen el catálogo de productos y los procedimientos de carga con un nivel de familiaridad muy superior al de un operador real del comercio. Esto probablemente subestima la tasa de error de la modalidad manual y explica, al menos parcialmente, por qué TED no mostró diferencia entre condiciones (sección 6.1). </w:t>
-      </w:r>
-    </w:p>
-    <w:p>
-      <w:pPr>
-        <w:ind w:left="-5" w:right="841"/>
-      </w:pPr>
-      <w:r>
-        <w:t xml:space="preserve">En cuarto lugar, las auditorías de stock (NAS) se realizaron en una única sesión al cierre de cada corrida completa, auditando la totalidad de los 17 productos del catálogo, en lugar de en puntos de control distribuidos a lo largo de la ejecución. Esto es consistente con la definición de NAS de la sección 3.5, pero no permite observar cómo evoluciona la desactualización del stock durante la corrida, solo su estado final. En el postest, además, la auditoría no se hizo al cierre de la corrida cronometrada: un reinicio accidental de la base de datos, antes de exportar el estado final, impidió conservar los datos de inventario de esa corrida. La auditoría se realizó entonces en una pasada suplementaria, el 12/09/2026, posterior a la corrida cronometrada, sobre los mismos 20 escenarios y sin video ni cronometraje. Esa pasada detectó la condición de carrera descripta en la sección 6.1, que se corrigió a continuación mediante una transición atómica en la base de datos (consolidada luego en el commit 97ce027, del 13/09/2026). El 100% informado en la Tabla 5.1 se obtuvo con el sistema ya corregido. Por lo tanto, el sistema auditado para NAS no es idéntico al que produjo los tiempos del postest en la operación de confirmación de pedidos. El defecto afectaba al descuento de stock ante confirmaciones duplicadas casi simultáneas, no a la recepción del pedido por el bot. Tampoco se exportaron volcados de stock de esa pasada, por lo que la fila NAS del postest no tiene respaldo exportable, a diferencia del pretest, cuyo registro completo se conserva (ledger y volcados de stock). Ambas circunstancias se declaran como limitaciones de esa fila. </w:t>
-      </w:r>
-    </w:p>
-    <w:p>
-      <w:pPr>
-        <w:ind w:left="-5" w:right="841"/>
-      </w:pPr>
-      <w:r>
-        <w:t xml:space="preserve">En quinto lugar, el escenario 14 del postest se abortó y se volvió a simular. La planilla registra un error al cargar la cantidad de productos, por lo que el pedido se canceló antes de confirmarlo para no descontar stock. El intervalo registrado (21:16:55 a 21:17:53, 58 s) cubre solo la resimulación. El log de n8n muestra las 15 ejecuciones del intento abortado entre las 21:15:29 y las 21:16:43, fuera de ese intervalo, una de ellas con error; las 14 ejecuciones de la ventana registrada son coherentes con un pedido de tres productos. Omitir el intento abortado favorece a la condición postest. Para acotar su efecto se recalculó el contraste incluyéndolo, con inicio en la primera ejecución de n8n (144 s) o, como cota superior, en el fin del escenario anterior (156 s) (compute_stats.py, Anexo B). La reducción de las medias baja del 34,9% a entre el 22,4% y el 23,9%, y la mediana de las diferencias, a 10,50 s. El resultado sigue siendo significativo (Wilcoxon exacto, p = 0,0012) y el intervalo de confianza de la reducción relativa, [23,3%; 42,2%], sigue excluyendo el umbral del 50%. El instante exacto de inicio del intento abortado solo puede leerse del video. Los resultados principales se informan con los datos tal como se registraron. </w:t>
-      </w:r>
-    </w:p>
-    <w:p>
-      <w:pPr>
-        <w:ind w:left="-5" w:right="841"/>
-      </w:pPr>
-      <w:r>
-        <w:t xml:space="preserve">Por último, el escenario de carrito vacío (Anexo A) se excluyó del análisis cuantitativo por no tener un equivalente válido en la modalidad manual. Su verificación exploratoria confirmó que exponía una excepción no controlada en el backend, corregida en el commit 1d95abf del 11/08/2026 (sección 4.6). </w:t>
-      </w:r>
-    </w:p>
-    <w:p>
-      <w:pPr>
-        <w:ind w:left="-5" w:right="841"/>
-      </w:pPr>
-      <w:r>
-        <w:t xml:space="preserve">El dataset crudo del experimento, el flujo de automatización de n8n, el diagrama entidad-relación de la base de datos, capturas de la interfaz y del bot, y el enlace al repositorio de código se incluyen como anexos (véase Anexos). Esto garantiza la reproducibilidad de los resultados presentados. Esto no sustituye, sin embargo, a la validación del sistema en un comercio real en funcionamiento, que se mantiene como línea de trabajo futuro prioritaria (sección 7.2). </w:t>
-      </w:r>
-    </w:p>
-    <w:p>
-      <w:pPr>
-        <w:ind w:left="-5" w:right="841"/>
-      </w:pPr>
-    </w:p>
-    <w:p>
-      <w:pPr>
-        <w:ind w:left="-5" w:right="841"/>
-      </w:pPr>
-    </w:p>
-    <w:p>
-      <w:pPr>
-        <w:ind w:left="-5" w:right="841"/>
-      </w:pPr>
-    </w:p>
-    <w:p>
-      <w:pPr>
-        <w:spacing w:after="0" w:line="259" w:lineRule="auto"/>
-        <w:ind w:left="0" w:right="0" w:firstLine="0"/>
-        <w:jc w:val="left"/>
-      </w:pPr>
-      <w:r>
-        <w:tab/>
-        <w:t xml:space="preserve"> </w:t>
-      </w:r>
-    </w:p>
-    <w:p>
-      <w:pPr>
-        <w:pStyle w:val="Ttulo2"/>
-        <w:ind w:left="-5"/>
-      </w:pPr>
-      <w:bookmarkStart w:id="82" w:name="_CAPÍTULO_7:_Conclusiones"/>
-      <w:bookmarkStart w:id="83" w:name="ch7"/>
-      <w:bookmarkEnd w:id="82"/>
-      <w:r>
-        <w:t>CAPÍTULO 7: Conclusiones y Trabajos Futuros</w:t>
-      </w:r>
-      <w:bookmarkEnd w:id="83"/>
-      <w:r>
-        <w:rPr>
-          <w:color w:val="2E74B5"/>
-          <w:sz w:val="30"/>
-        </w:rPr>
-        <w:t xml:space="preserve"> </w:t>
-      </w:r>
-    </w:p>
-    <w:p>
-      <w:pPr>
-        <w:pStyle w:val="Ttulo3"/>
-        <w:ind w:left="-5"/>
-      </w:pPr>
-      <w:bookmarkStart w:id="84" w:name="_7.1_Conclusiones"/>
-      <w:bookmarkStart w:id="85" w:name="sec7_1"/>
-      <w:bookmarkEnd w:id="84"/>
-      <w:r>
-        <w:t>7.1 Conclusiones</w:t>
-      </w:r>
-      <w:bookmarkEnd w:id="85"/>
-      <w:r>
-        <w:rPr>
-          <w:color w:val="2E74B5"/>
-        </w:rPr>
-        <w:t xml:space="preserve"> </w:t>
-      </w:r>
-    </w:p>
-    <w:p>
-      <w:pPr>
-        <w:ind w:left="-5" w:right="841"/>
-      </w:pPr>
-      <w:r>
-        <w:t xml:space="preserve">OE1 (arquitectura cliente-servidor) y OE2 (API REST en Java con operaciones CRUD) se alcanzaron plenamente: el sistema implementado, descripto en las secciones 4.1 y 4.2, responde a ambos objetivos y fue el artefacto sobre el que se ejecutó el experimento, con la salvedad declarada en la sección 6.2 sobre la corrección de la confirmación de pedidos. </w:t>
-      </w:r>
-    </w:p>
-    <w:p>
-      <w:pPr>
-        <w:ind w:left="-5" w:right="841"/>
-      </w:pPr>
-      <w:r>
-        <w:t xml:space="preserve">OE3 (interfaz de usuario en JavaScript) se alcanzó: la SPA descripta en la sección 4.1.1 cubre la gestión de productos, clientes, pedidos y stock, tal como se documenta en las capturas del Anexo E. </w:t>
-      </w:r>
-    </w:p>
-    <w:p>
-      <w:pPr>
-        <w:ind w:left="-5" w:right="841"/>
-      </w:pPr>
-      <w:r>
-        <w:t xml:space="preserve">OE4 (bot de Telegram) y OE5 (automatización con n8n) se alcanzaron. La sección 4.4 describe el flujo de recepción y registro automatizado de pedidos, verificado además experimentalmente mediante los 20 escenarios postest y documentado en el flujo exportado del Anexo C. </w:t>
-      </w:r>
-    </w:p>
-    <w:p>
-      <w:pPr>
-        <w:ind w:left="-5" w:right="841"/>
-      </w:pPr>
-      <w:r>
-        <w:t xml:space="preserve">OE6 (evaluar el desempeño mediante TPP, TED y NAS) se alcanzó: se completó la medición de las tres variables (sección 5.1). TPP mostró una reducción real, estadísticamente significativa y de tamaño de efecto grande, aunque por debajo del umbral hipotetizado; TED y NAS, medidas de forma descriptiva, no mostraron diferencia entre condiciones, por las razones discutidas en la sección 6.1. </w:t>
-      </w:r>
-    </w:p>
-    <w:p>
-      <w:pPr>
-        <w:ind w:left="-5" w:right="841"/>
-      </w:pPr>
-      <w:r>
-        <w:t xml:space="preserve">Respecto de la hipótesis de trabajo, H1 no se confirma en su umbral literal de una reducción de al menos el 50% del TPP: el valor observado fue del 34,9% sobre las medias y del 35,9% para la mediana de las diferencias pareadas respecto de la mediana del pretest (IC95% [25,8%; 44,4%], que excluye el umbral). La reducción es, no obstante, estadísticamente significativa (p = 9,54×10⁻⁶) y de tamaño de efecto grande (r = 0,60; Cohen, 1988), y se sostiene bajo un instrumento de medición único y consistente entre condiciones (sección 3.5). TED y NAS, reportadas de forma descriptiva y sin hipótesis asociada, no mostraron diferencia entre condiciones. Esto se debe a limitaciones del diseño: la condición pretest, operada por los propios autores del sistema, no logró generar una tasa de error de base representativa de un operador real, y el experimento, al no contar con un inventario físico independiente del registro, no podía generar desactualización de stock. Estos resultados, por lo tanto, no deben interpretarse como evidencia de que la automatización no mejora esos aspectos, sino como una limitación de este diseño experimental. Su contrastación con operadores reales queda planteada como línea de trabajo futuro (sección 7.2). </w:t>
-      </w:r>
-    </w:p>
-    <w:p>
-      <w:pPr>
-        <w:spacing w:after="338"/>
-        <w:ind w:left="-5" w:right="841"/>
-      </w:pPr>
-      <w:r>
-        <w:t xml:space="preserve">Lo demostrado empíricamente por este trabajo es que el sistema desarrollado reduce, de forma estadísticamente significativa y con un tamaño de efecto grande, el tiempo de procesamiento de pedidos. Esto se comprobó en un entorno de prueba controlado, cuyos datos y artefactos de soporte se documentan íntegramente en los Anexos. Lo sugerido, pero no demostrado, es que también podría mejorar la exactitud del stock registrado y reducir la tasa de errores de carga en condiciones reales de operación, con operadores ajenos al equipo de desarrollo. Lo que queda abierto es precisamente esa pregunta, junto con el desempeño del sistema ante la variabilidad de un comercio real en funcionamiento, que se retoma en la sección 7.2. </w:t>
-      </w:r>
-    </w:p>
-    <w:p>
-      <w:pPr>
-        <w:pStyle w:val="Ttulo3"/>
-        <w:ind w:left="-5"/>
-      </w:pPr>
-      <w:bookmarkStart w:id="86" w:name="_7.2_Trabajos_futuros"/>
-      <w:bookmarkStart w:id="87" w:name="sec7_2"/>
-      <w:bookmarkEnd w:id="86"/>
+      <w:bookmarkStart w:id="88" w:name="_7.2_Trabajos_futuros"/>
+      <w:bookmarkStart w:id="89" w:name="sec7_2"/>
+      <w:bookmarkEnd w:id="88"/>
       <w:r>
         <w:t>7.2 Trabajos futuros</w:t>
       </w:r>
-      <w:bookmarkEnd w:id="87"/>
+      <w:bookmarkEnd w:id="89"/>
       <w:r>
         <w:rPr>
           <w:color w:val="2E74B5"/>
@@ -10366,14 +10606,14 @@
         <w:spacing w:after="129"/>
         <w:ind w:left="-5"/>
       </w:pPr>
-      <w:bookmarkStart w:id="88" w:name="_Referencias_Bibliográficas"/>
-      <w:bookmarkStart w:id="89" w:name="chRef"/>
-      <w:bookmarkEnd w:id="88"/>
+      <w:bookmarkStart w:id="90" w:name="_Referencias_Bibliográficas"/>
+      <w:bookmarkStart w:id="91" w:name="chRef"/>
+      <w:bookmarkEnd w:id="90"/>
       <w:r>
         <w:lastRenderedPageBreak/>
         <w:t>Referencias Bibliográficas</w:t>
       </w:r>
-      <w:bookmarkEnd w:id="89"/>
+      <w:bookmarkEnd w:id="91"/>
       <w:r>
         <w:rPr>
           <w:color w:val="2E74B5"/>
@@ -11488,14 +11728,14 @@
         <w:spacing w:after="129"/>
         <w:ind w:left="-5"/>
       </w:pPr>
-      <w:bookmarkStart w:id="90" w:name="_Anexos"/>
-      <w:bookmarkStart w:id="91" w:name="chAnx"/>
-      <w:bookmarkEnd w:id="90"/>
+      <w:bookmarkStart w:id="92" w:name="_Anexos"/>
+      <w:bookmarkStart w:id="93" w:name="chAnx"/>
+      <w:bookmarkEnd w:id="92"/>
       <w:r>
         <w:lastRenderedPageBreak/>
         <w:t>Anexos</w:t>
       </w:r>
-      <w:bookmarkEnd w:id="91"/>
+      <w:bookmarkEnd w:id="93"/>
       <w:r>
         <w:rPr>
           <w:color w:val="2E74B5"/>
@@ -11518,13 +11758,13 @@
         <w:pStyle w:val="Ttulo3"/>
         <w:ind w:left="-5"/>
       </w:pPr>
-      <w:bookmarkStart w:id="92" w:name="_Anexo_A._Dataset"/>
-      <w:bookmarkStart w:id="93" w:name="anxA"/>
-      <w:bookmarkEnd w:id="92"/>
+      <w:bookmarkStart w:id="94" w:name="_Anexo_A._Dataset"/>
+      <w:bookmarkStart w:id="95" w:name="anxA"/>
+      <w:bookmarkEnd w:id="94"/>
       <w:r>
         <w:t>Anexo A. Dataset crudo del experimento</w:t>
       </w:r>
-      <w:bookmarkEnd w:id="93"/>
+      <w:bookmarkEnd w:id="95"/>
       <w:r>
         <w:rPr>
           <w:color w:val="2E74B5"/>
@@ -11565,9 +11805,9 @@
         <w:t xml:space="preserve">Referencia: </w:t>
       </w:r>
     </w:p>
-    <w:bookmarkStart w:id="94" w:name="_Anexo_B._Análisis"/>
-    <w:bookmarkStart w:id="95" w:name="anxB"/>
-    <w:bookmarkEnd w:id="94"/>
+    <w:bookmarkStart w:id="96" w:name="_Anexo_B._Análisis"/>
+    <w:bookmarkStart w:id="97" w:name="anxB"/>
+    <w:bookmarkEnd w:id="96"/>
     <w:p>
       <w:pPr>
         <w:spacing w:after="200" w:line="259" w:lineRule="auto"/>
@@ -11607,9 +11847,10 @@
         <w:ind w:left="-5"/>
       </w:pPr>
       <w:r>
+        <w:lastRenderedPageBreak/>
         <w:t>Anexo B. Análisis estadístico</w:t>
       </w:r>
-      <w:bookmarkEnd w:id="95"/>
+      <w:bookmarkEnd w:id="97"/>
       <w:r>
         <w:rPr>
           <w:color w:val="2E74B5"/>
@@ -11631,14 +11872,13 @@
         <w:pStyle w:val="Ttulo3"/>
         <w:ind w:left="-5"/>
       </w:pPr>
-      <w:bookmarkStart w:id="96" w:name="_Anexo_C._Flujo"/>
-      <w:bookmarkStart w:id="97" w:name="anxC"/>
-      <w:bookmarkEnd w:id="96"/>
-      <w:r>
-        <w:lastRenderedPageBreak/>
+      <w:bookmarkStart w:id="98" w:name="_Anexo_C._Flujo"/>
+      <w:bookmarkStart w:id="99" w:name="anxC"/>
+      <w:bookmarkEnd w:id="98"/>
+      <w:r>
         <w:t>Anexo C. Flujo de automatización de n8n</w:t>
       </w:r>
-      <w:bookmarkEnd w:id="97"/>
+      <w:bookmarkEnd w:id="99"/>
       <w:r>
         <w:rPr>
           <w:color w:val="2E74B5"/>
@@ -11716,13 +11956,14 @@
         <w:pStyle w:val="Ttulo3"/>
         <w:ind w:left="-5"/>
       </w:pPr>
-      <w:bookmarkStart w:id="98" w:name="_Anexo_D._Modelo"/>
-      <w:bookmarkStart w:id="99" w:name="anxD"/>
-      <w:bookmarkEnd w:id="98"/>
-      <w:r>
+      <w:bookmarkStart w:id="100" w:name="_Anexo_D._Modelo"/>
+      <w:bookmarkStart w:id="101" w:name="anxD"/>
+      <w:bookmarkEnd w:id="100"/>
+      <w:r>
+        <w:lastRenderedPageBreak/>
         <w:t>Anexo D. Modelo de datos</w:t>
       </w:r>
-      <w:bookmarkEnd w:id="99"/>
+      <w:bookmarkEnd w:id="101"/>
       <w:r>
         <w:rPr>
           <w:color w:val="2E74B5"/>
@@ -11764,13 +12005,13 @@
         <w:pStyle w:val="Ttulo3"/>
         <w:ind w:left="-5"/>
       </w:pPr>
-      <w:bookmarkStart w:id="100" w:name="_Anexo_E._Capturas"/>
-      <w:bookmarkStart w:id="101" w:name="anxE"/>
-      <w:bookmarkEnd w:id="100"/>
+      <w:bookmarkStart w:id="102" w:name="_Anexo_E._Capturas"/>
+      <w:bookmarkStart w:id="103" w:name="anxE"/>
+      <w:bookmarkEnd w:id="102"/>
       <w:r>
         <w:t>Anexo E. Capturas de la interfaz (SPA) y del bot de Telegram</w:t>
       </w:r>
-      <w:bookmarkEnd w:id="101"/>
+      <w:bookmarkEnd w:id="103"/>
       <w:r>
         <w:rPr>
           <w:color w:val="2E74B5"/>
@@ -11792,7 +12033,6 @@
         <w:ind w:left="-5" w:right="841"/>
       </w:pPr>
       <w:r>
-        <w:lastRenderedPageBreak/>
         <w:t xml:space="preserve">Referencia: </w:t>
       </w:r>
     </w:p>
@@ -11805,52 +12045,20 @@
           <w:rStyle w:val="Hipervnculo"/>
         </w:rPr>
       </w:pPr>
-      <w:r>
-        <w:rPr>
-          <w:color w:val="96607D"/>
-          <w:u w:val="single" w:color="96607D"/>
-        </w:rPr>
-        <w:fldChar w:fldCharType="begin"/>
-      </w:r>
-      <w:r>
-        <w:rPr>
-          <w:color w:val="96607D"/>
-          <w:u w:val="single" w:color="96607D"/>
-        </w:rPr>
-        <w:instrText>HYPERLINK "https://drive.google.com/drive/folders/1gv1ZH7xTSmKyMZwvJ69vLzcdClqsTjYU?usp=drive_link"</w:instrText>
-      </w:r>
-      <w:r>
-        <w:rPr>
-          <w:color w:val="96607D"/>
-          <w:u w:val="single" w:color="96607D"/>
-        </w:rPr>
-      </w:r>
-      <w:r>
-        <w:rPr>
-          <w:color w:val="96607D"/>
-          <w:u w:val="single" w:color="96607D"/>
-        </w:rPr>
-        <w:fldChar w:fldCharType="separate"/>
-      </w:r>
-      <w:r>
-        <w:rPr>
-          <w:rStyle w:val="Hipervnculo"/>
-        </w:rPr>
-        <w:t>https://drive.google.com/drive/folders/1gv1ZH7xTSmKyMZwvJ69vLzcdClqsTjYU?usp=drive_lin</w:t>
-      </w:r>
-      <w:r>
-        <w:rPr>
-          <w:rStyle w:val="Hipervnculo"/>
-        </w:rPr>
-        <w:t>k</w:t>
-      </w:r>
-      <w:r>
-        <w:rPr>
-          <w:color w:val="96607D"/>
-          <w:u w:val="single" w:color="96607D"/>
-        </w:rPr>
-        <w:fldChar w:fldCharType="end"/>
-      </w:r>
+      <w:hyperlink r:id="rId19" w:history="1">
+        <w:r>
+          <w:rPr>
+            <w:rStyle w:val="Hipervnculo"/>
+          </w:rPr>
+          <w:t>https://drive.google.com/drive/folders/1gv1ZH7xTSmKyMZwvJ69vLzcdClqsTjYU?usp=drive_lin</w:t>
+        </w:r>
+        <w:r>
+          <w:rPr>
+            <w:rStyle w:val="Hipervnculo"/>
+          </w:rPr>
+          <w:t>k</w:t>
+        </w:r>
+      </w:hyperlink>
       <w:r>
         <w:t xml:space="preserve"> </w:t>
       </w:r>
@@ -11861,7 +12069,7 @@
         <w:ind w:left="-5" w:right="0" w:firstLine="0"/>
       </w:pPr>
       <w:r>
-        <w:t xml:space="preserve">Permisos de acceso: la carpeta es de acceso público (cualquier persona con el enlace puede visualizar las nueve capturas, sin necesidad de autenticarse).</w:t>
+        <w:t>Permisos de acceso: la carpeta es de acceso público (cualquier persona con el enlace puede visualizar las nueve capturas, sin necesidad de autenticarse).</w:t>
       </w:r>
     </w:p>
     <w:p>
@@ -11869,8 +12077,8 @@
         <w:pStyle w:val="Ttulo3"/>
         <w:ind w:left="-5"/>
       </w:pPr>
-      <w:bookmarkStart w:id="102" w:name="_Anexo_F._Repositorio"/>
-      <w:bookmarkEnd w:id="102"/>
+      <w:bookmarkStart w:id="104" w:name="_Anexo_F._Repositorio"/>
+      <w:bookmarkEnd w:id="104"/>
       <w:r>
         <w:t>Anexo F. Repositorio de código fuente</w:t>
       </w:r>
@@ -11890,7 +12098,7 @@
       <w:r>
         <w:t xml:space="preserve">Repositorio: </w:t>
       </w:r>
-      <w:hyperlink r:id="rId19" w:history="1">
+      <w:hyperlink r:id="rId20" w:history="1">
         <w:r>
           <w:rPr>
             <w:rStyle w:val="Hipervnculo"/>
@@ -11915,13 +12123,14 @@
         <w:pStyle w:val="Ttulo3"/>
         <w:ind w:left="-5"/>
       </w:pPr>
-      <w:bookmarkStart w:id="103" w:name="_Nota_sobre_herramientas"/>
-      <w:bookmarkStart w:id="104" w:name="anxNota"/>
-      <w:bookmarkEnd w:id="103"/>
-      <w:r>
+      <w:bookmarkStart w:id="105" w:name="_Nota_sobre_herramientas"/>
+      <w:bookmarkStart w:id="106" w:name="anxNota"/>
+      <w:bookmarkEnd w:id="105"/>
+      <w:r>
+        <w:lastRenderedPageBreak/>
         <w:t>Nota sobre herramientas de prueba de API</w:t>
       </w:r>
-      <w:bookmarkEnd w:id="104"/>
+      <w:bookmarkEnd w:id="106"/>
       <w:r>
         <w:rPr>
           <w:color w:val="2E74B5"/>
@@ -11938,7 +12147,7 @@
       </w:r>
     </w:p>
     <w:sectPr>
-      <w:footerReference w:type="default" r:id="rId20"/>
+      <w:footerReference w:type="default" r:id="rId21"/>
       <w:pgSz w:w="12240" w:h="15840"/>
       <w:pgMar w:top="1332" w:right="1278" w:bottom="1365" w:left="2117" w:header="720" w:footer="720" w:gutter="0"/>
       <w:cols w:space="720"/>
